--- a/EU_carbon_policies_full_paper.docx
+++ b/EU_carbon_policies_full_paper.docx
@@ -607,7 +607,31 @@
         <w:rPr>
           <w:rFonts w:ascii="Times New Roman" w:hAnsi="Times New Roman" w:cs="Times New Roman"/>
         </w:rPr>
-        <w:t xml:space="preserve">three interaction terms between EU membership and political stability, rule of law, and voice and accountability are statistically significant, while the main coefficient is not. This indicates that the effect of EU membership on carbon emissions is </w:t>
+        <w:t xml:space="preserve">three interaction terms between EU membership and political stability, rule of law, and voice and accountability are statistically significant, while the main coefficient is not. This </w:t>
+      </w:r>
+      <w:r>
+        <w:rPr>
+          <w:rFonts w:ascii="Times New Roman" w:hAnsi="Times New Roman" w:cs="Times New Roman"/>
+        </w:rPr>
+        <w:t>suggests</w:t>
+      </w:r>
+      <w:r>
+        <w:rPr>
+          <w:rFonts w:ascii="Times New Roman" w:hAnsi="Times New Roman" w:cs="Times New Roman"/>
+        </w:rPr>
+        <w:t xml:space="preserve"> that the effect of EU membership on carbon emissions </w:t>
+      </w:r>
+      <w:r>
+        <w:rPr>
+          <w:rFonts w:ascii="Times New Roman" w:hAnsi="Times New Roman" w:cs="Times New Roman"/>
+        </w:rPr>
+        <w:t>is</w:t>
+      </w:r>
+      <w:r>
+        <w:rPr>
+          <w:rFonts w:ascii="Times New Roman" w:hAnsi="Times New Roman" w:cs="Times New Roman"/>
+        </w:rPr>
+        <w:t xml:space="preserve"> </w:t>
       </w:r>
       <w:r>
         <w:rPr>
@@ -621,7 +645,19 @@
         <w:rPr>
           <w:rFonts w:ascii="Times New Roman" w:hAnsi="Times New Roman" w:cs="Times New Roman"/>
         </w:rPr>
-        <w:t xml:space="preserve"> the quality of governance </w:t>
+        <w:t xml:space="preserve"> the </w:t>
+      </w:r>
+      <w:r>
+        <w:rPr>
+          <w:rFonts w:ascii="Times New Roman" w:hAnsi="Times New Roman" w:cs="Times New Roman"/>
+        </w:rPr>
+        <w:t xml:space="preserve">type or </w:t>
+      </w:r>
+      <w:r>
+        <w:rPr>
+          <w:rFonts w:ascii="Times New Roman" w:hAnsi="Times New Roman" w:cs="Times New Roman"/>
+        </w:rPr>
+        <w:t xml:space="preserve">quality of governance </w:t>
       </w:r>
       <w:r>
         <w:rPr>
@@ -1031,7 +1067,7 @@
           <w:color w:val="1F1F1F"/>
           <w:shd w:val="clear" w:color="auto" w:fill="FFFFFF"/>
         </w:rPr>
-        <w:t xml:space="preserve"> France and Norway are able to transition to nuclear and hydropower due an abundance of natural resources (uranium and </w:t>
+        <w:t xml:space="preserve"> France and Norway are able to transition to nuclear and hydropower due an abundance of natural resources </w:t>
       </w:r>
       <w:r>
         <w:rPr>
@@ -1039,6 +1075,22 @@
           <w:color w:val="1F1F1F"/>
           <w:shd w:val="clear" w:color="auto" w:fill="FFFFFF"/>
         </w:rPr>
+        <w:t xml:space="preserve">like </w:t>
+      </w:r>
+      <w:r>
+        <w:rPr>
+          <w:rFonts w:ascii="Times New Roman" w:hAnsi="Times New Roman" w:cs="Times New Roman"/>
+          <w:color w:val="1F1F1F"/>
+          <w:shd w:val="clear" w:color="auto" w:fill="FFFFFF"/>
+        </w:rPr>
+        <w:t xml:space="preserve">uranium and </w:t>
+      </w:r>
+      <w:r>
+        <w:rPr>
+          <w:rFonts w:ascii="Times New Roman" w:hAnsi="Times New Roman" w:cs="Times New Roman"/>
+          <w:color w:val="1F1F1F"/>
+          <w:shd w:val="clear" w:color="auto" w:fill="FFFFFF"/>
+        </w:rPr>
         <w:t>rivers</w:t>
       </w:r>
       <w:r>
@@ -1047,7 +1099,7 @@
           <w:color w:val="1F1F1F"/>
           <w:shd w:val="clear" w:color="auto" w:fill="FFFFFF"/>
         </w:rPr>
-        <w:t>), while the historically gas-dependent Italy and coal-dependent Poland lack these alternative options</w:t>
+        <w:t>, while the historically gas-dependent Italy and coal-dependent Poland lack these alternative options</w:t>
       </w:r>
       <w:r>
         <w:rPr>

--- a/EU_carbon_policies_full_paper.docx
+++ b/EU_carbon_policies_full_paper.docx
@@ -142,6 +142,12 @@
         <w:rPr>
           <w:rFonts w:ascii="Times New Roman" w:hAnsi="Times New Roman" w:cs="Times New Roman"/>
         </w:rPr>
+        <w:t xml:space="preserve">(EU) </w:t>
+      </w:r>
+      <w:r>
+        <w:rPr>
+          <w:rFonts w:ascii="Times New Roman" w:hAnsi="Times New Roman" w:cs="Times New Roman"/>
+        </w:rPr>
         <w:t>boasts to be</w:t>
       </w:r>
       <w:r>
@@ -160,19 +166,49 @@
         <w:rPr>
           <w:rFonts w:ascii="Times New Roman" w:hAnsi="Times New Roman" w:cs="Times New Roman"/>
         </w:rPr>
-        <w:t xml:space="preserve"> in climate change efforts, enforcing carbon pricing policies </w:t>
-      </w:r>
-      <w:r>
-        <w:rPr>
-          <w:rFonts w:ascii="Times New Roman" w:hAnsi="Times New Roman" w:cs="Times New Roman"/>
-        </w:rPr>
-        <w:t xml:space="preserve">in the eurozone </w:t>
-      </w:r>
-      <w:r>
-        <w:rPr>
-          <w:rFonts w:ascii="Times New Roman" w:hAnsi="Times New Roman" w:cs="Times New Roman"/>
-        </w:rPr>
-        <w:t xml:space="preserve">since 1992. This study uses panel data (1970–2023) to examine whether EU membership reduces carbon emissions in European countries. </w:t>
+        <w:t xml:space="preserve"> in climate change efforts, enforcing </w:t>
+      </w:r>
+      <w:r>
+        <w:rPr>
+          <w:rFonts w:ascii="Times New Roman" w:hAnsi="Times New Roman" w:cs="Times New Roman"/>
+        </w:rPr>
+        <w:t xml:space="preserve">stringent </w:t>
+      </w:r>
+      <w:r>
+        <w:rPr>
+          <w:rFonts w:ascii="Times New Roman" w:hAnsi="Times New Roman" w:cs="Times New Roman"/>
+        </w:rPr>
+        <w:t xml:space="preserve">carbon policies </w:t>
+      </w:r>
+      <w:r>
+        <w:rPr>
+          <w:rFonts w:ascii="Times New Roman" w:hAnsi="Times New Roman" w:cs="Times New Roman"/>
+        </w:rPr>
+        <w:t>in its jurisdiction</w:t>
+      </w:r>
+      <w:r>
+        <w:rPr>
+          <w:rFonts w:ascii="Times New Roman" w:hAnsi="Times New Roman" w:cs="Times New Roman"/>
+        </w:rPr>
+        <w:t xml:space="preserve"> </w:t>
+      </w:r>
+      <w:r>
+        <w:rPr>
+          <w:rFonts w:ascii="Times New Roman" w:hAnsi="Times New Roman" w:cs="Times New Roman"/>
+        </w:rPr>
+        <w:t xml:space="preserve">since 1992. This study uses panel data (1970–2023) to examine whether EU membership reduces carbon emissions in </w:t>
+      </w:r>
+      <w:r>
+        <w:rPr>
+          <w:rFonts w:ascii="Times New Roman" w:hAnsi="Times New Roman" w:cs="Times New Roman"/>
+        </w:rPr>
+        <w:t>member states</w:t>
+      </w:r>
+      <w:r>
+        <w:rPr>
+          <w:rFonts w:ascii="Times New Roman" w:hAnsi="Times New Roman" w:cs="Times New Roman"/>
+        </w:rPr>
+        <w:t xml:space="preserve">. </w:t>
       </w:r>
       <w:r>
         <w:rPr>
@@ -196,13 +232,13 @@
         <w:rPr>
           <w:rFonts w:ascii="Times New Roman" w:hAnsi="Times New Roman" w:cs="Times New Roman"/>
         </w:rPr>
-        <w:t xml:space="preserve"> carbon</w:t>
-      </w:r>
-      <w:r>
-        <w:rPr>
-          <w:rFonts w:ascii="Times New Roman" w:hAnsi="Times New Roman" w:cs="Times New Roman"/>
-        </w:rPr>
-        <w:t xml:space="preserve"> emissions. Results show no statically significant relationship between EU membership and </w:t>
+        <w:t xml:space="preserve"> </w:t>
+      </w:r>
+      <w:r>
+        <w:rPr>
+          <w:rFonts w:ascii="Times New Roman" w:hAnsi="Times New Roman" w:cs="Times New Roman"/>
+        </w:rPr>
+        <w:t xml:space="preserve">emissions. Results show no statically significant relationship between EU membership and </w:t>
       </w:r>
       <w:r>
         <w:rPr>
@@ -238,13 +274,51 @@
         <w:rPr>
           <w:rFonts w:ascii="Times New Roman" w:hAnsi="Times New Roman" w:cs="Times New Roman"/>
         </w:rPr>
-        <w:t xml:space="preserve">that the effect of EU membership on carbon emission is moderated by </w:t>
-      </w:r>
-      <w:r>
-        <w:rPr>
-          <w:rFonts w:ascii="Times New Roman" w:hAnsi="Times New Roman" w:cs="Times New Roman"/>
-        </w:rPr>
-        <w:t xml:space="preserve">political stability, rule of law, as well as voice and accountability. </w:t>
+        <w:t xml:space="preserve">that the effect of EU membership on carbon emission is </w:t>
+      </w:r>
+      <w:r>
+        <w:rPr>
+          <w:rFonts w:ascii="Times New Roman" w:hAnsi="Times New Roman" w:cs="Times New Roman"/>
+          <w:i/>
+          <w:iCs/>
+        </w:rPr>
+        <w:t>moderated</w:t>
+      </w:r>
+      <w:r>
+        <w:rPr>
+          <w:rFonts w:ascii="Times New Roman" w:hAnsi="Times New Roman" w:cs="Times New Roman"/>
+        </w:rPr>
+        <w:t xml:space="preserve"> by </w:t>
+      </w:r>
+      <w:r>
+        <w:rPr>
+          <w:rFonts w:ascii="Times New Roman" w:hAnsi="Times New Roman" w:cs="Times New Roman"/>
+        </w:rPr>
+        <w:t xml:space="preserve">World Governance Indicators (WGIs) like </w:t>
+      </w:r>
+      <w:r>
+        <w:rPr>
+          <w:rFonts w:ascii="Times New Roman" w:hAnsi="Times New Roman" w:cs="Times New Roman"/>
+        </w:rPr>
+        <w:t>political stability, voice and accountability</w:t>
+      </w:r>
+      <w:r>
+        <w:rPr>
+          <w:rFonts w:ascii="Times New Roman" w:hAnsi="Times New Roman" w:cs="Times New Roman"/>
+        </w:rPr>
+        <w:t xml:space="preserve">, and most importantly, </w:t>
+      </w:r>
+      <w:r>
+        <w:rPr>
+          <w:rFonts w:ascii="Times New Roman" w:hAnsi="Times New Roman" w:cs="Times New Roman"/>
+        </w:rPr>
+        <w:t>rule of law</w:t>
+      </w:r>
+      <w:r>
+        <w:rPr>
+          <w:rFonts w:ascii="Times New Roman" w:hAnsi="Times New Roman" w:cs="Times New Roman"/>
+        </w:rPr>
+        <w:t xml:space="preserve">. </w:t>
       </w:r>
     </w:p>
     <w:p>
@@ -291,19 +365,31 @@
         <w:rPr>
           <w:rFonts w:ascii="Times New Roman" w:hAnsi="Times New Roman" w:cs="Times New Roman"/>
         </w:rPr>
-        <w:t>The E</w:t>
-      </w:r>
-      <w:r>
-        <w:rPr>
-          <w:rFonts w:ascii="Times New Roman" w:hAnsi="Times New Roman" w:cs="Times New Roman"/>
-        </w:rPr>
-        <w:t>uropean Union (EU)</w:t>
-      </w:r>
-      <w:r>
-        <w:rPr>
-          <w:rFonts w:ascii="Times New Roman" w:hAnsi="Times New Roman" w:cs="Times New Roman"/>
-        </w:rPr>
-        <w:t xml:space="preserve"> has successfully proposed and implemented various </w:t>
+        <w:t xml:space="preserve">The </w:t>
+      </w:r>
+      <w:r>
+        <w:rPr>
+          <w:rFonts w:ascii="Times New Roman" w:hAnsi="Times New Roman" w:cs="Times New Roman"/>
+        </w:rPr>
+        <w:t>EU</w:t>
+      </w:r>
+      <w:r>
+        <w:rPr>
+          <w:rFonts w:ascii="Times New Roman" w:hAnsi="Times New Roman" w:cs="Times New Roman"/>
+        </w:rPr>
+        <w:t xml:space="preserve"> has successfully proposed and implemented </w:t>
+      </w:r>
+      <w:r>
+        <w:rPr>
+          <w:rFonts w:ascii="Times New Roman" w:hAnsi="Times New Roman" w:cs="Times New Roman"/>
+        </w:rPr>
+        <w:t>numerous</w:t>
+      </w:r>
+      <w:r>
+        <w:rPr>
+          <w:rFonts w:ascii="Times New Roman" w:hAnsi="Times New Roman" w:cs="Times New Roman"/>
+        </w:rPr>
+        <w:t xml:space="preserve"> </w:t>
       </w:r>
       <w:r>
         <w:rPr>
@@ -315,13 +401,13 @@
         <w:rPr>
           <w:rFonts w:ascii="Times New Roman" w:hAnsi="Times New Roman" w:cs="Times New Roman"/>
         </w:rPr>
-        <w:t>carbon pricing</w:t>
-      </w:r>
-      <w:r>
-        <w:rPr>
-          <w:rFonts w:ascii="Times New Roman" w:hAnsi="Times New Roman" w:cs="Times New Roman"/>
-        </w:rPr>
-        <w:t xml:space="preserve"> policies, </w:t>
+        <w:t xml:space="preserve">carbon </w:t>
+      </w:r>
+      <w:r>
+        <w:rPr>
+          <w:rFonts w:ascii="Times New Roman" w:hAnsi="Times New Roman" w:cs="Times New Roman"/>
+        </w:rPr>
+        <w:t xml:space="preserve">policies, </w:t>
       </w:r>
       <w:r>
         <w:rPr>
@@ -333,13 +419,33 @@
         <w:rPr>
           <w:rFonts w:ascii="Times New Roman" w:hAnsi="Times New Roman" w:cs="Times New Roman"/>
         </w:rPr>
-        <w:t xml:space="preserve">1991 Climate Program to the 2005 Emissions Trading Scheme to the 2019 European Green Deal. </w:t>
-      </w:r>
-      <w:r>
-        <w:rPr>
-          <w:rFonts w:ascii="Times New Roman" w:hAnsi="Times New Roman" w:cs="Times New Roman"/>
-        </w:rPr>
-        <w:t>Most recently, it has adopted the Fit-for-55 legislation</w:t>
+        <w:t xml:space="preserve">1991 Climate Program to </w:t>
+      </w:r>
+      <w:r>
+        <w:rPr>
+          <w:rFonts w:ascii="Times New Roman" w:hAnsi="Times New Roman" w:cs="Times New Roman"/>
+        </w:rPr>
+        <w:t xml:space="preserve">the 2005 Emissions Trading Scheme to the 2019 European Green Deal. </w:t>
+      </w:r>
+      <w:r>
+        <w:rPr>
+          <w:rFonts w:ascii="Times New Roman" w:hAnsi="Times New Roman" w:cs="Times New Roman"/>
+        </w:rPr>
+        <w:t xml:space="preserve">Most recently, it has adopted the </w:t>
+      </w:r>
+      <w:r>
+        <w:rPr>
+          <w:rFonts w:ascii="Times New Roman" w:hAnsi="Times New Roman" w:cs="Times New Roman"/>
+          <w:i/>
+          <w:iCs/>
+        </w:rPr>
+        <w:t>Fit-for-55</w:t>
+      </w:r>
+      <w:r>
+        <w:rPr>
+          <w:rFonts w:ascii="Times New Roman" w:hAnsi="Times New Roman" w:cs="Times New Roman"/>
+        </w:rPr>
+        <w:t xml:space="preserve"> legislation</w:t>
       </w:r>
       <w:r>
         <w:rPr>
@@ -369,7 +475,19 @@
         <w:rPr>
           <w:rFonts w:ascii="Times New Roman" w:hAnsi="Times New Roman" w:cs="Times New Roman"/>
         </w:rPr>
-        <w:t xml:space="preserve">– a cap-and-trade system – </w:t>
+        <w:t>(EU ETS) – the first and most famous</w:t>
+      </w:r>
+      <w:r>
+        <w:rPr>
+          <w:rFonts w:ascii="Times New Roman" w:hAnsi="Times New Roman" w:cs="Times New Roman"/>
+        </w:rPr>
+        <w:t xml:space="preserve"> cap-and-trade system</w:t>
+      </w:r>
+      <w:r>
+        <w:rPr>
+          <w:rFonts w:ascii="Times New Roman" w:hAnsi="Times New Roman" w:cs="Times New Roman"/>
+        </w:rPr>
+        <w:t xml:space="preserve"> – </w:t>
       </w:r>
       <w:r>
         <w:rPr>
@@ -387,7 +505,19 @@
         <w:rPr>
           <w:rFonts w:ascii="Times New Roman" w:hAnsi="Times New Roman" w:cs="Times New Roman"/>
         </w:rPr>
-        <w:t xml:space="preserve">goal of reducing net greenhouse gas emissions by at least 55% (compared to 1990 levels) by 2030. </w:t>
+        <w:t>goal of reducing net greenhouse gas emissions by at least 55% by 2030</w:t>
+      </w:r>
+      <w:r>
+        <w:rPr>
+          <w:rFonts w:ascii="Times New Roman" w:hAnsi="Times New Roman" w:cs="Times New Roman"/>
+        </w:rPr>
+        <w:t xml:space="preserve"> compared to 1990 levels</w:t>
+      </w:r>
+      <w:r>
+        <w:rPr>
+          <w:rFonts w:ascii="Times New Roman" w:hAnsi="Times New Roman" w:cs="Times New Roman"/>
+        </w:rPr>
+        <w:t xml:space="preserve">. </w:t>
       </w:r>
       <w:r>
         <w:rPr>
@@ -405,7 +535,20 @@
         <w:rPr>
           <w:rFonts w:ascii="Times New Roman" w:hAnsi="Times New Roman" w:cs="Times New Roman"/>
         </w:rPr>
-        <w:t xml:space="preserve">EU’s carbon pricing policies get more and more stringent, </w:t>
+        <w:t xml:space="preserve">EU’s carbon policies get </w:t>
+      </w:r>
+      <w:r>
+        <w:rPr>
+          <w:rFonts w:ascii="Times New Roman" w:hAnsi="Times New Roman" w:cs="Times New Roman"/>
+        </w:rPr>
+        <w:lastRenderedPageBreak/>
+        <w:t>increasingly</w:t>
+      </w:r>
+      <w:r>
+        <w:rPr>
+          <w:rFonts w:ascii="Times New Roman" w:hAnsi="Times New Roman" w:cs="Times New Roman"/>
+        </w:rPr>
+        <w:t xml:space="preserve"> stringent, </w:t>
       </w:r>
       <w:r>
         <w:rPr>
@@ -435,20 +578,31 @@
         <w:rPr>
           <w:rFonts w:ascii="Times New Roman" w:hAnsi="Times New Roman" w:cs="Times New Roman"/>
         </w:rPr>
-        <w:t>to what extent does</w:t>
-      </w:r>
-      <w:r>
-        <w:rPr>
-          <w:rFonts w:ascii="Times New Roman" w:hAnsi="Times New Roman" w:cs="Times New Roman"/>
-        </w:rPr>
-        <w:t xml:space="preserve"> being a member of the EU help </w:t>
-      </w:r>
-      <w:r>
-        <w:rPr>
-          <w:rFonts w:ascii="Times New Roman" w:hAnsi="Times New Roman" w:cs="Times New Roman"/>
-        </w:rPr>
-        <w:lastRenderedPageBreak/>
-        <w:t>European countries lower carbon emissions</w:t>
+        <w:t>To what extent does being under</w:t>
+      </w:r>
+      <w:r>
+        <w:rPr>
+          <w:rFonts w:ascii="Times New Roman" w:hAnsi="Times New Roman" w:cs="Times New Roman"/>
+        </w:rPr>
+        <w:t xml:space="preserve"> the</w:t>
+      </w:r>
+      <w:r>
+        <w:rPr>
+          <w:rFonts w:ascii="Times New Roman" w:hAnsi="Times New Roman" w:cs="Times New Roman"/>
+        </w:rPr>
+        <w:t xml:space="preserve"> EU jurisdiction </w:t>
+      </w:r>
+      <w:r>
+        <w:rPr>
+          <w:rFonts w:ascii="Times New Roman" w:hAnsi="Times New Roman" w:cs="Times New Roman"/>
+        </w:rPr>
+        <w:t xml:space="preserve">actually </w:t>
+      </w:r>
+      <w:r>
+        <w:rPr>
+          <w:rFonts w:ascii="Times New Roman" w:hAnsi="Times New Roman" w:cs="Times New Roman"/>
+        </w:rPr>
+        <w:t>lower carbon emissions in European countries</w:t>
       </w:r>
       <w:r>
         <w:rPr>
@@ -466,7 +620,79 @@
         <w:rPr>
           <w:rFonts w:ascii="Times New Roman" w:hAnsi="Times New Roman" w:cs="Times New Roman"/>
         </w:rPr>
-        <w:t>Since the EU is able to set uniform standards across the eurozone, one would expect a negative relationship between</w:t>
+        <w:t xml:space="preserve">EU policies </w:t>
+      </w:r>
+      <w:r>
+        <w:rPr>
+          <w:rFonts w:ascii="Times New Roman" w:hAnsi="Times New Roman" w:cs="Times New Roman"/>
+        </w:rPr>
+        <w:t>supersede</w:t>
+      </w:r>
+      <w:r>
+        <w:rPr>
+          <w:rFonts w:ascii="Times New Roman" w:hAnsi="Times New Roman" w:cs="Times New Roman"/>
+        </w:rPr>
+        <w:t xml:space="preserve"> national policies</w:t>
+      </w:r>
+      <w:r>
+        <w:rPr>
+          <w:rFonts w:ascii="Times New Roman" w:hAnsi="Times New Roman" w:cs="Times New Roman"/>
+        </w:rPr>
+        <w:t>, meaning that member states must conform to EU standards in order to avoid penalties from the supranational organization. While this supersession means that the EU ha</w:t>
+      </w:r>
+      <w:r>
+        <w:rPr>
+          <w:rFonts w:ascii="Times New Roman" w:hAnsi="Times New Roman" w:cs="Times New Roman"/>
+        </w:rPr>
+        <w:t>s</w:t>
+      </w:r>
+      <w:r>
+        <w:rPr>
+          <w:rFonts w:ascii="Times New Roman" w:hAnsi="Times New Roman" w:cs="Times New Roman"/>
+        </w:rPr>
+        <w:t xml:space="preserve"> more control over aggregate emissions across member states, it also means that member states have less flexibility to </w:t>
+      </w:r>
+      <w:r>
+        <w:rPr>
+          <w:rFonts w:ascii="Times New Roman" w:hAnsi="Times New Roman" w:cs="Times New Roman"/>
+        </w:rPr>
+        <w:t xml:space="preserve">create </w:t>
+      </w:r>
+      <w:r>
+        <w:rPr>
+          <w:rFonts w:ascii="Times New Roman" w:hAnsi="Times New Roman" w:cs="Times New Roman"/>
+        </w:rPr>
+        <w:t xml:space="preserve">their own carbon policies </w:t>
+      </w:r>
+      <w:r>
+        <w:rPr>
+          <w:rFonts w:ascii="Times New Roman" w:hAnsi="Times New Roman" w:cs="Times New Roman"/>
+        </w:rPr>
+        <w:t>catered to</w:t>
+      </w:r>
+      <w:r>
+        <w:rPr>
+          <w:rFonts w:ascii="Times New Roman" w:hAnsi="Times New Roman" w:cs="Times New Roman"/>
+        </w:rPr>
+        <w:t xml:space="preserve"> their specific needs and circumstances. Furthermore, a common criticism directed at cap-and-trade system</w:t>
+      </w:r>
+      <w:r>
+        <w:rPr>
+          <w:rFonts w:ascii="Times New Roman" w:hAnsi="Times New Roman" w:cs="Times New Roman"/>
+        </w:rPr>
+        <w:t>s</w:t>
+      </w:r>
+      <w:r>
+        <w:rPr>
+          <w:rFonts w:ascii="Times New Roman" w:hAnsi="Times New Roman" w:cs="Times New Roman"/>
+        </w:rPr>
+        <w:t xml:space="preserve"> is that </w:t>
+      </w:r>
+      <w:r>
+        <w:rPr>
+          <w:rFonts w:ascii="Times New Roman" w:hAnsi="Times New Roman" w:cs="Times New Roman"/>
+        </w:rPr>
+        <w:t>they</w:t>
       </w:r>
       <w:r>
         <w:rPr>
@@ -478,37 +704,43 @@
         <w:rPr>
           <w:rFonts w:ascii="Times New Roman" w:hAnsi="Times New Roman" w:cs="Times New Roman"/>
         </w:rPr>
-        <w:t xml:space="preserve">membership and </w:t>
-      </w:r>
-      <w:r>
-        <w:rPr>
-          <w:rFonts w:ascii="Times New Roman" w:hAnsi="Times New Roman" w:cs="Times New Roman"/>
-        </w:rPr>
-        <w:t xml:space="preserve">carbon </w:t>
-      </w:r>
-      <w:r>
-        <w:rPr>
-          <w:rFonts w:ascii="Times New Roman" w:hAnsi="Times New Roman" w:cs="Times New Roman"/>
-        </w:rPr>
-        <w:t>emissions. EU policies supersede national policies</w:t>
-      </w:r>
-      <w:r>
-        <w:rPr>
-          <w:rFonts w:ascii="Times New Roman" w:hAnsi="Times New Roman" w:cs="Times New Roman"/>
-        </w:rPr>
-        <w:t xml:space="preserve">; </w:t>
-      </w:r>
-      <w:r>
-        <w:rPr>
-          <w:rFonts w:ascii="Times New Roman" w:hAnsi="Times New Roman" w:cs="Times New Roman"/>
-        </w:rPr>
-        <w:t>members must conform</w:t>
-      </w:r>
-      <w:r>
-        <w:rPr>
-          <w:rFonts w:ascii="Times New Roman" w:hAnsi="Times New Roman" w:cs="Times New Roman"/>
-        </w:rPr>
-        <w:t xml:space="preserve"> to</w:t>
+        <w:t>limit</w:t>
+      </w:r>
+      <w:r>
+        <w:rPr>
+          <w:rFonts w:ascii="Times New Roman" w:hAnsi="Times New Roman" w:cs="Times New Roman"/>
+        </w:rPr>
+        <w:t xml:space="preserve"> the maximum amount of </w:t>
+      </w:r>
+      <w:r>
+        <w:rPr>
+          <w:rFonts w:ascii="Times New Roman" w:hAnsi="Times New Roman" w:cs="Times New Roman"/>
+        </w:rPr>
+        <w:t>emission reduction</w:t>
+      </w:r>
+      <w:r>
+        <w:rPr>
+          <w:rFonts w:ascii="Times New Roman" w:hAnsi="Times New Roman" w:cs="Times New Roman"/>
+        </w:rPr>
+        <w:t xml:space="preserve">; it is possible that an even more ambitious target can be reached if </w:t>
+      </w:r>
+      <w:r>
+        <w:rPr>
+          <w:rFonts w:ascii="Times New Roman" w:hAnsi="Times New Roman" w:cs="Times New Roman"/>
+        </w:rPr>
+        <w:t>the EU</w:t>
+      </w:r>
+      <w:r>
+        <w:rPr>
+          <w:rFonts w:ascii="Times New Roman" w:hAnsi="Times New Roman" w:cs="Times New Roman"/>
+        </w:rPr>
+        <w:t xml:space="preserve"> had instead adopted the carbon tax system</w:t>
+      </w:r>
+      <w:r>
+        <w:rPr>
+          <w:rFonts w:ascii="Times New Roman" w:hAnsi="Times New Roman" w:cs="Times New Roman"/>
+        </w:rPr>
+        <w:t>.</w:t>
       </w:r>
       <w:r>
         <w:rPr>
@@ -520,55 +752,7 @@
         <w:rPr>
           <w:rFonts w:ascii="Times New Roman" w:hAnsi="Times New Roman" w:cs="Times New Roman"/>
         </w:rPr>
-        <w:t xml:space="preserve">EU </w:t>
-      </w:r>
-      <w:r>
-        <w:rPr>
-          <w:rFonts w:ascii="Times New Roman" w:hAnsi="Times New Roman" w:cs="Times New Roman"/>
-        </w:rPr>
-        <w:t>standards</w:t>
-      </w:r>
-      <w:r>
-        <w:rPr>
-          <w:rFonts w:ascii="Times New Roman" w:hAnsi="Times New Roman" w:cs="Times New Roman"/>
-        </w:rPr>
-        <w:t xml:space="preserve"> in order to avoid financial penalties from the organization. </w:t>
-      </w:r>
-      <w:r>
-        <w:rPr>
-          <w:rFonts w:ascii="Times New Roman" w:hAnsi="Times New Roman" w:cs="Times New Roman"/>
-        </w:rPr>
-        <w:t>This supersession</w:t>
-      </w:r>
-      <w:r>
-        <w:rPr>
-          <w:rFonts w:ascii="Times New Roman" w:hAnsi="Times New Roman" w:cs="Times New Roman"/>
-        </w:rPr>
-        <w:t xml:space="preserve">, however, </w:t>
-      </w:r>
-      <w:r>
-        <w:rPr>
-          <w:rFonts w:ascii="Times New Roman" w:hAnsi="Times New Roman" w:cs="Times New Roman"/>
-        </w:rPr>
-        <w:t>means that</w:t>
-      </w:r>
-      <w:r>
-        <w:rPr>
-          <w:rFonts w:ascii="Times New Roman" w:hAnsi="Times New Roman" w:cs="Times New Roman"/>
-        </w:rPr>
-        <w:t xml:space="preserve"> members have little </w:t>
-      </w:r>
-      <w:r>
-        <w:rPr>
-          <w:rFonts w:ascii="Times New Roman" w:hAnsi="Times New Roman" w:cs="Times New Roman"/>
-        </w:rPr>
-        <w:t xml:space="preserve">to no </w:t>
-      </w:r>
-      <w:r>
-        <w:rPr>
-          <w:rFonts w:ascii="Times New Roman" w:hAnsi="Times New Roman" w:cs="Times New Roman"/>
-        </w:rPr>
-        <w:t xml:space="preserve">flexibility to adopt their own carbon pricing policies that are perhaps better suited to their unique economic circumstances. This is a debate between centralization versus localization in climate-related decision making. </w:t>
+        <w:t xml:space="preserve">Whether climate-related decision-making should be centralized or localized remains an ongoing debate. </w:t>
       </w:r>
     </w:p>
     <w:p>
@@ -583,7 +767,31 @@
         <w:rPr>
           <w:rFonts w:ascii="Times New Roman" w:hAnsi="Times New Roman" w:cs="Times New Roman"/>
         </w:rPr>
-        <w:t xml:space="preserve">This paper uses a regression model with three interaction terms, as well as country- and time- fixed effects, explaining 35% of the variation in carbon emissions. It tests the relationship between carbon emissions and six factors: EU membership, GDP per capita, central government debt, political stability, rule of law, and voice and accountability. Panel data from 1970 to 2023 across all 50 European countries </w:t>
+        <w:t xml:space="preserve">This paper uses a regression model with three interaction terms, as well as country- and time- fixed effects, </w:t>
+      </w:r>
+      <w:r>
+        <w:rPr>
+          <w:rFonts w:ascii="Times New Roman" w:hAnsi="Times New Roman" w:cs="Times New Roman"/>
+        </w:rPr>
+        <w:t xml:space="preserve">to </w:t>
+      </w:r>
+      <w:r>
+        <w:rPr>
+          <w:rFonts w:ascii="Times New Roman" w:hAnsi="Times New Roman" w:cs="Times New Roman"/>
+        </w:rPr>
+        <w:t>explain</w:t>
+      </w:r>
+      <w:r>
+        <w:rPr>
+          <w:rFonts w:ascii="Times New Roman" w:hAnsi="Times New Roman" w:cs="Times New Roman"/>
+        </w:rPr>
+        <w:t xml:space="preserve"> </w:t>
+      </w:r>
+      <w:r>
+        <w:rPr>
+          <w:rFonts w:ascii="Times New Roman" w:hAnsi="Times New Roman" w:cs="Times New Roman"/>
+        </w:rPr>
+        <w:t xml:space="preserve">35% of the variation in carbon emissions. It tests the relationship between carbon emissions and six factors: EU membership, GDP per capita, central government debt, political stability, rule of law, and voice and accountability. Panel data from 1970 to 2023 across all 50 European countries </w:t>
       </w:r>
       <w:r>
         <w:rPr>
@@ -607,81 +815,31 @@
         <w:rPr>
           <w:rFonts w:ascii="Times New Roman" w:hAnsi="Times New Roman" w:cs="Times New Roman"/>
         </w:rPr>
-        <w:t xml:space="preserve">three interaction terms between EU membership and political stability, rule of law, and voice and accountability are statistically significant, while the main coefficient is not. This </w:t>
-      </w:r>
-      <w:r>
-        <w:rPr>
-          <w:rFonts w:ascii="Times New Roman" w:hAnsi="Times New Roman" w:cs="Times New Roman"/>
-        </w:rPr>
-        <w:t>suggests</w:t>
-      </w:r>
-      <w:r>
-        <w:rPr>
-          <w:rFonts w:ascii="Times New Roman" w:hAnsi="Times New Roman" w:cs="Times New Roman"/>
-        </w:rPr>
-        <w:t xml:space="preserve"> that the effect of EU membership on carbon emissions </w:t>
-      </w:r>
-      <w:r>
-        <w:rPr>
-          <w:rFonts w:ascii="Times New Roman" w:hAnsi="Times New Roman" w:cs="Times New Roman"/>
-        </w:rPr>
-        <w:t>is</w:t>
-      </w:r>
-      <w:r>
-        <w:rPr>
-          <w:rFonts w:ascii="Times New Roman" w:hAnsi="Times New Roman" w:cs="Times New Roman"/>
-        </w:rPr>
-        <w:t xml:space="preserve"> </w:t>
-      </w:r>
-      <w:r>
-        <w:rPr>
-          <w:rFonts w:ascii="Times New Roman" w:hAnsi="Times New Roman" w:cs="Times New Roman"/>
-          <w:i/>
-          <w:iCs/>
-        </w:rPr>
-        <w:t>moderated by</w:t>
-      </w:r>
-      <w:r>
-        <w:rPr>
-          <w:rFonts w:ascii="Times New Roman" w:hAnsi="Times New Roman" w:cs="Times New Roman"/>
-        </w:rPr>
-        <w:t xml:space="preserve"> the </w:t>
-      </w:r>
-      <w:r>
-        <w:rPr>
-          <w:rFonts w:ascii="Times New Roman" w:hAnsi="Times New Roman" w:cs="Times New Roman"/>
-        </w:rPr>
-        <w:t xml:space="preserve">type or </w:t>
-      </w:r>
-      <w:r>
-        <w:rPr>
-          <w:rFonts w:ascii="Times New Roman" w:hAnsi="Times New Roman" w:cs="Times New Roman"/>
-        </w:rPr>
-        <w:t xml:space="preserve">quality of governance </w:t>
-      </w:r>
-      <w:r>
-        <w:rPr>
-          <w:rFonts w:ascii="Times New Roman" w:hAnsi="Times New Roman" w:cs="Times New Roman"/>
-        </w:rPr>
-        <w:t xml:space="preserve">in the country. </w:t>
-      </w:r>
-      <w:r>
-        <w:rPr>
-          <w:rFonts w:ascii="Times New Roman" w:hAnsi="Times New Roman" w:cs="Times New Roman"/>
-        </w:rPr>
-        <w:t>These findings put the eff</w:t>
-      </w:r>
-      <w:r>
-        <w:rPr>
-          <w:rFonts w:ascii="Times New Roman" w:hAnsi="Times New Roman" w:cs="Times New Roman"/>
-        </w:rPr>
-        <w:t>ectiveness</w:t>
-      </w:r>
-      <w:r>
-        <w:rPr>
-          <w:rFonts w:ascii="Times New Roman" w:hAnsi="Times New Roman" w:cs="Times New Roman"/>
-        </w:rPr>
-        <w:t xml:space="preserve"> of the EU’s carbon pricing policies into question.</w:t>
+        <w:t xml:space="preserve">three interaction terms between EU membership and political stability, rule of law, and voice and accountability are statistically significant, while the main coefficient is not. </w:t>
+      </w:r>
+      <w:r>
+        <w:rPr>
+          <w:rFonts w:ascii="Times New Roman" w:hAnsi="Times New Roman" w:cs="Times New Roman"/>
+        </w:rPr>
+        <w:t>This suggests that the extent to which EU membership reduces carbon emissions depend</w:t>
+      </w:r>
+      <w:r>
+        <w:rPr>
+          <w:rFonts w:ascii="Times New Roman" w:hAnsi="Times New Roman" w:cs="Times New Roman"/>
+        </w:rPr>
+        <w:t>s</w:t>
+      </w:r>
+      <w:r>
+        <w:rPr>
+          <w:rFonts w:ascii="Times New Roman" w:hAnsi="Times New Roman" w:cs="Times New Roman"/>
+        </w:rPr>
+        <w:t xml:space="preserve"> on the governance in the member state</w:t>
+      </w:r>
+      <w:r>
+        <w:rPr>
+          <w:rFonts w:ascii="Times New Roman" w:hAnsi="Times New Roman" w:cs="Times New Roman"/>
+        </w:rPr>
+        <w:t xml:space="preserve">, in terms of political stability, voice and accountability, and most importantly, rule of law. </w:t>
       </w:r>
     </w:p>
     <w:p>
@@ -742,37 +900,61 @@
         <w:rPr>
           <w:rFonts w:ascii="Times New Roman" w:hAnsi="Times New Roman" w:cs="Times New Roman"/>
         </w:rPr>
-        <w:t>E</w:t>
-      </w:r>
-      <w:r>
-        <w:rPr>
-          <w:rFonts w:ascii="Times New Roman" w:hAnsi="Times New Roman" w:cs="Times New Roman"/>
-        </w:rPr>
-        <w:t>missions Trading System (</w:t>
-      </w:r>
-      <w:r>
-        <w:rPr>
-          <w:rFonts w:ascii="Times New Roman" w:hAnsi="Times New Roman" w:cs="Times New Roman"/>
-        </w:rPr>
-        <w:t xml:space="preserve">EU </w:t>
-      </w:r>
-      <w:r>
-        <w:rPr>
-          <w:rFonts w:ascii="Times New Roman" w:hAnsi="Times New Roman" w:cs="Times New Roman"/>
-        </w:rPr>
-        <w:t>ETS)</w:t>
-      </w:r>
-      <w:r>
-        <w:rPr>
-          <w:rFonts w:ascii="Times New Roman" w:hAnsi="Times New Roman" w:cs="Times New Roman"/>
-        </w:rPr>
-        <w:t xml:space="preserve"> was launched in 2005 as the world’s first major carbon market, and it has been extensively studied to determine the effects of cap-and-trade systems.</w:t>
-      </w:r>
-      <w:r>
-        <w:rPr>
-          <w:rFonts w:ascii="Times New Roman" w:hAnsi="Times New Roman" w:cs="Times New Roman"/>
-        </w:rPr>
-        <w:t xml:space="preserve"> To this day, the ETS remains as the </w:t>
+        <w:t>ETS</w:t>
+      </w:r>
+      <w:r>
+        <w:rPr>
+          <w:rFonts w:ascii="Times New Roman" w:hAnsi="Times New Roman" w:cs="Times New Roman"/>
+        </w:rPr>
+        <w:t xml:space="preserve"> was launched in 2005</w:t>
+      </w:r>
+      <w:r>
+        <w:rPr>
+          <w:rFonts w:ascii="Times New Roman" w:hAnsi="Times New Roman" w:cs="Times New Roman"/>
+        </w:rPr>
+        <w:t xml:space="preserve"> </w:t>
+      </w:r>
+      <w:r>
+        <w:rPr>
+          <w:rFonts w:ascii="Times New Roman" w:hAnsi="Times New Roman" w:cs="Times New Roman"/>
+        </w:rPr>
+        <w:t xml:space="preserve">and it has been studied </w:t>
+      </w:r>
+      <w:r>
+        <w:rPr>
+          <w:rFonts w:ascii="Times New Roman" w:hAnsi="Times New Roman" w:cs="Times New Roman"/>
+        </w:rPr>
+        <w:t>extensively</w:t>
+      </w:r>
+      <w:r>
+        <w:rPr>
+          <w:rFonts w:ascii="Times New Roman" w:hAnsi="Times New Roman" w:cs="Times New Roman"/>
+        </w:rPr>
+        <w:t xml:space="preserve"> </w:t>
+      </w:r>
+      <w:r>
+        <w:rPr>
+          <w:rFonts w:ascii="Times New Roman" w:hAnsi="Times New Roman" w:cs="Times New Roman"/>
+        </w:rPr>
+        <w:t xml:space="preserve">to determine the </w:t>
+      </w:r>
+      <w:r>
+        <w:rPr>
+          <w:rFonts w:ascii="Times New Roman" w:hAnsi="Times New Roman" w:cs="Times New Roman"/>
+        </w:rPr>
+        <w:t>effectiveness</w:t>
+      </w:r>
+      <w:r>
+        <w:rPr>
+          <w:rFonts w:ascii="Times New Roman" w:hAnsi="Times New Roman" w:cs="Times New Roman"/>
+        </w:rPr>
+        <w:t xml:space="preserve"> of cap-and-trade systems.</w:t>
+      </w:r>
+      <w:r>
+        <w:rPr>
+          <w:rFonts w:ascii="Times New Roman" w:hAnsi="Times New Roman" w:cs="Times New Roman"/>
+        </w:rPr>
+        <w:t xml:space="preserve"> To this day, the ETS remains the </w:t>
       </w:r>
       <w:r>
         <w:rPr>
@@ -784,13 +966,26 @@
         <w:rPr>
           <w:rFonts w:ascii="Times New Roman" w:hAnsi="Times New Roman" w:cs="Times New Roman"/>
         </w:rPr>
-        <w:t xml:space="preserve">tool used by the EU to control </w:t>
-      </w:r>
-      <w:r>
-        <w:rPr>
-          <w:rFonts w:ascii="Times New Roman" w:hAnsi="Times New Roman" w:cs="Times New Roman"/>
-        </w:rPr>
-        <w:t>ETS sectors</w:t>
+        <w:t xml:space="preserve">tool used by the </w:t>
+      </w:r>
+      <w:r>
+        <w:rPr>
+          <w:rFonts w:ascii="Times New Roman" w:hAnsi="Times New Roman" w:cs="Times New Roman"/>
+        </w:rPr>
+        <w:lastRenderedPageBreak/>
+        <w:t xml:space="preserve">EU to control </w:t>
+      </w:r>
+      <w:r>
+        <w:rPr>
+          <w:rFonts w:ascii="Times New Roman" w:hAnsi="Times New Roman" w:cs="Times New Roman"/>
+        </w:rPr>
+        <w:t>energy-intensive</w:t>
+      </w:r>
+      <w:r>
+        <w:rPr>
+          <w:rFonts w:ascii="Times New Roman" w:hAnsi="Times New Roman" w:cs="Times New Roman"/>
+        </w:rPr>
+        <w:t xml:space="preserve"> sectors</w:t>
       </w:r>
       <w:r>
         <w:rPr>
@@ -802,64 +997,45 @@
         <w:rPr>
           <w:rFonts w:ascii="Times New Roman" w:hAnsi="Times New Roman" w:cs="Times New Roman"/>
         </w:rPr>
-        <w:t>(</w:t>
-      </w:r>
-      <w:r>
-        <w:rPr>
-          <w:rFonts w:ascii="Times New Roman" w:hAnsi="Times New Roman" w:cs="Times New Roman"/>
-        </w:rPr>
-        <w:t>carbon emissions from energy-intensive industries</w:t>
-      </w:r>
-      <w:r>
-        <w:rPr>
-          <w:rFonts w:ascii="Times New Roman" w:hAnsi="Times New Roman" w:cs="Times New Roman"/>
-        </w:rPr>
-        <w:t xml:space="preserve">, e.g., </w:t>
-      </w:r>
-      <w:r>
-        <w:rPr>
-          <w:rFonts w:ascii="Times New Roman" w:hAnsi="Times New Roman" w:cs="Times New Roman"/>
-        </w:rPr>
-        <w:t xml:space="preserve">manufacturing and power plants) </w:t>
-      </w:r>
-      <w:r>
-        <w:rPr>
-          <w:rFonts w:ascii="Times New Roman" w:hAnsi="Times New Roman" w:cs="Times New Roman"/>
-        </w:rPr>
-        <w:t>in the eurozone</w:t>
-      </w:r>
-      <w:r>
-        <w:rPr>
-          <w:rFonts w:ascii="Times New Roman" w:hAnsi="Times New Roman" w:cs="Times New Roman"/>
-        </w:rPr>
-        <w:t>.</w:t>
-      </w:r>
-      <w:r>
-        <w:rPr>
-          <w:rFonts w:ascii="Times New Roman" w:hAnsi="Times New Roman" w:cs="Times New Roman"/>
+        <w:t xml:space="preserve">(also called ETS sectors) </w:t>
+      </w:r>
+      <w:r>
+        <w:rPr>
+          <w:rFonts w:ascii="Times New Roman" w:hAnsi="Times New Roman" w:cs="Times New Roman"/>
+        </w:rPr>
+        <w:t>like manufacturing</w:t>
+      </w:r>
+      <w:r>
+        <w:rPr>
+          <w:rFonts w:ascii="Times New Roman" w:hAnsi="Times New Roman" w:cs="Times New Roman"/>
+        </w:rPr>
+        <w:t xml:space="preserve">, while the responsibility of controlling emissions from non-ETS sectors is relegated to individual member states. </w:t>
+      </w:r>
+      <w:proofErr w:type="spellStart"/>
+      <w:r>
+        <w:rPr>
+          <w:rFonts w:ascii="Times New Roman" w:hAnsi="Times New Roman" w:cs="Times New Roman"/>
+          <w:color w:val="1F1F1F"/>
+          <w:shd w:val="clear" w:color="auto" w:fill="FFFFFF"/>
+        </w:rPr>
+        <w:t>Böhringer</w:t>
+      </w:r>
+      <w:proofErr w:type="spellEnd"/>
+      <w:r>
+        <w:rPr>
+          <w:rFonts w:ascii="Times New Roman" w:hAnsi="Times New Roman" w:cs="Times New Roman"/>
+          <w:color w:val="1F1F1F"/>
+          <w:shd w:val="clear" w:color="auto" w:fill="FFFFFF"/>
         </w:rPr>
         <w:t xml:space="preserve"> </w:t>
       </w:r>
       <w:r>
         <w:rPr>
           <w:rFonts w:ascii="Times New Roman" w:hAnsi="Times New Roman" w:cs="Times New Roman"/>
-        </w:rPr>
-        <w:t xml:space="preserve">The responsibility of controlling emissions from non-ETS sectors is </w:t>
-      </w:r>
-      <w:r>
-        <w:rPr>
-          <w:rFonts w:ascii="Times New Roman" w:hAnsi="Times New Roman" w:cs="Times New Roman"/>
-        </w:rPr>
-        <w:lastRenderedPageBreak/>
-        <w:t xml:space="preserve">relegated to the individual members. </w:t>
-      </w:r>
-      <w:r>
-        <w:rPr>
-          <w:rFonts w:ascii="Times New Roman" w:hAnsi="Times New Roman" w:cs="Times New Roman"/>
           <w:color w:val="1F1F1F"/>
           <w:shd w:val="clear" w:color="auto" w:fill="FFFFFF"/>
         </w:rPr>
-        <w:t>Böhringer</w:t>
+        <w:t>et al.</w:t>
       </w:r>
       <w:r>
         <w:rPr>
@@ -867,7 +1043,7 @@
           <w:color w:val="1F1F1F"/>
           <w:shd w:val="clear" w:color="auto" w:fill="FFFFFF"/>
         </w:rPr>
-        <w:t xml:space="preserve"> </w:t>
+        <w:t xml:space="preserve"> criticizes the segmentation in regulation between ETS and non-ETS sectors, arguing that the prohibition of emissions trading between the two sectors lead</w:t>
       </w:r>
       <w:r>
         <w:rPr>
@@ -875,7 +1051,7 @@
           <w:color w:val="1F1F1F"/>
           <w:shd w:val="clear" w:color="auto" w:fill="FFFFFF"/>
         </w:rPr>
-        <w:t>et al.</w:t>
+        <w:t>s</w:t>
       </w:r>
       <w:r>
         <w:rPr>
@@ -883,7 +1059,7 @@
           <w:color w:val="1F1F1F"/>
           <w:shd w:val="clear" w:color="auto" w:fill="FFFFFF"/>
         </w:rPr>
-        <w:t xml:space="preserve"> criticizes the segmentation in regulation between ETS and non-ETS sectors, arguing that the prohibition of emissions trading between the two sectors lead to unnecessarily high abatement costs and overlapping regulations</w:t>
+        <w:t xml:space="preserve"> to unnecessarily high abatement costs </w:t>
       </w:r>
       <w:r>
         <w:rPr>
@@ -891,6 +1067,22 @@
           <w:color w:val="1F1F1F"/>
           <w:shd w:val="clear" w:color="auto" w:fill="FFFFFF"/>
         </w:rPr>
+        <w:t>as well as</w:t>
+      </w:r>
+      <w:r>
+        <w:rPr>
+          <w:rFonts w:ascii="Times New Roman" w:hAnsi="Times New Roman" w:cs="Times New Roman"/>
+          <w:color w:val="1F1F1F"/>
+          <w:shd w:val="clear" w:color="auto" w:fill="FFFFFF"/>
+        </w:rPr>
+        <w:t xml:space="preserve"> overlapping regulations</w:t>
+      </w:r>
+      <w:r>
+        <w:rPr>
+          <w:rFonts w:ascii="Times New Roman" w:hAnsi="Times New Roman" w:cs="Times New Roman"/>
+          <w:color w:val="1F1F1F"/>
+          <w:shd w:val="clear" w:color="auto" w:fill="FFFFFF"/>
+        </w:rPr>
         <w:t xml:space="preserve"> (</w:t>
       </w:r>
       <w:r>
@@ -939,15 +1131,7 @@
           <w:color w:val="1F1F1F"/>
           <w:shd w:val="clear" w:color="auto" w:fill="FFFFFF"/>
         </w:rPr>
-        <w:t xml:space="preserve"> them to trade freely. </w:t>
-      </w:r>
-      <w:r>
-        <w:rPr>
-          <w:rFonts w:ascii="Times New Roman" w:hAnsi="Times New Roman" w:cs="Times New Roman"/>
-          <w:color w:val="222222"/>
-          <w:shd w:val="clear" w:color="auto" w:fill="FFFFFF"/>
-        </w:rPr>
-        <w:t>Błażejowska</w:t>
+        <w:t xml:space="preserve"> them to trade freely</w:t>
       </w:r>
       <w:r>
         <w:rPr>
@@ -955,7 +1139,7 @@
           <w:color w:val="1F1F1F"/>
           <w:shd w:val="clear" w:color="auto" w:fill="FFFFFF"/>
         </w:rPr>
-        <w:t xml:space="preserve"> </w:t>
+        <w:t xml:space="preserve"> between sectors</w:t>
       </w:r>
       <w:r>
         <w:rPr>
@@ -963,283 +1147,438 @@
           <w:color w:val="1F1F1F"/>
           <w:shd w:val="clear" w:color="auto" w:fill="FFFFFF"/>
         </w:rPr>
-        <w:t xml:space="preserve">et al. </w:t>
-      </w:r>
-      <w:r>
-        <w:rPr>
-          <w:rFonts w:ascii="Times New Roman" w:hAnsi="Times New Roman" w:cs="Times New Roman"/>
-          <w:color w:val="1F1F1F"/>
-          <w:shd w:val="clear" w:color="auto" w:fill="FFFFFF"/>
-        </w:rPr>
-        <w:t xml:space="preserve">evaluates the effectiveness of </w:t>
-      </w:r>
-      <w:r>
-        <w:rPr>
-          <w:rFonts w:ascii="Times New Roman" w:hAnsi="Times New Roman" w:cs="Times New Roman"/>
-          <w:color w:val="1F1F1F"/>
-          <w:shd w:val="clear" w:color="auto" w:fill="FFFFFF"/>
-        </w:rPr>
-        <w:t xml:space="preserve">the </w:t>
-      </w:r>
-      <w:r>
-        <w:rPr>
-          <w:rFonts w:ascii="Times New Roman" w:hAnsi="Times New Roman" w:cs="Times New Roman"/>
-          <w:color w:val="1F1F1F"/>
-          <w:shd w:val="clear" w:color="auto" w:fill="FFFFFF"/>
-        </w:rPr>
-        <w:t xml:space="preserve">ETS in diversifying </w:t>
-      </w:r>
-      <w:r>
-        <w:rPr>
-          <w:rFonts w:ascii="Times New Roman" w:hAnsi="Times New Roman" w:cs="Times New Roman"/>
-          <w:color w:val="1F1F1F"/>
-          <w:shd w:val="clear" w:color="auto" w:fill="FFFFFF"/>
-        </w:rPr>
-        <w:t>energy sources</w:t>
-      </w:r>
-      <w:r>
-        <w:rPr>
-          <w:rFonts w:ascii="Times New Roman" w:hAnsi="Times New Roman" w:cs="Times New Roman"/>
-          <w:color w:val="1F1F1F"/>
-          <w:shd w:val="clear" w:color="auto" w:fill="FFFFFF"/>
-        </w:rPr>
-        <w:t xml:space="preserve"> in select European countries</w:t>
-      </w:r>
-      <w:r>
-        <w:rPr>
-          <w:rFonts w:ascii="Times New Roman" w:hAnsi="Times New Roman" w:cs="Times New Roman"/>
-          <w:color w:val="1F1F1F"/>
-          <w:shd w:val="clear" w:color="auto" w:fill="FFFFFF"/>
-        </w:rPr>
-        <w:t xml:space="preserve"> (</w:t>
-      </w:r>
-      <w:r>
-        <w:rPr>
-          <w:rFonts w:ascii="Times New Roman" w:hAnsi="Times New Roman" w:cs="Times New Roman"/>
-          <w:color w:val="222222"/>
-          <w:shd w:val="clear" w:color="auto" w:fill="FFFFFF"/>
-        </w:rPr>
-        <w:t>2024)</w:t>
-      </w:r>
-      <w:r>
-        <w:rPr>
-          <w:rFonts w:ascii="Times New Roman" w:hAnsi="Times New Roman" w:cs="Times New Roman"/>
-          <w:color w:val="1F1F1F"/>
-          <w:shd w:val="clear" w:color="auto" w:fill="FFFFFF"/>
-        </w:rPr>
-        <w:t xml:space="preserve">. Though rising carbon prices is correlated with </w:t>
-      </w:r>
-      <w:r>
-        <w:rPr>
-          <w:rFonts w:ascii="Times New Roman" w:hAnsi="Times New Roman" w:cs="Times New Roman"/>
-          <w:color w:val="1F1F1F"/>
-          <w:shd w:val="clear" w:color="auto" w:fill="FFFFFF"/>
-        </w:rPr>
-        <w:t>reduced</w:t>
-      </w:r>
-      <w:r>
-        <w:rPr>
-          <w:rFonts w:ascii="Times New Roman" w:hAnsi="Times New Roman" w:cs="Times New Roman"/>
-          <w:color w:val="1F1F1F"/>
-          <w:shd w:val="clear" w:color="auto" w:fill="FFFFFF"/>
-        </w:rPr>
-        <w:t xml:space="preserve"> coal usage in all countries, the extent differs depending on how well the country is able to transition to an alternative energy source, which in turn depends on geographical </w:t>
-      </w:r>
-      <w:r>
-        <w:rPr>
-          <w:rFonts w:ascii="Times New Roman" w:hAnsi="Times New Roman" w:cs="Times New Roman"/>
-          <w:color w:val="1F1F1F"/>
-          <w:shd w:val="clear" w:color="auto" w:fill="FFFFFF"/>
-        </w:rPr>
-        <w:t>differences</w:t>
-      </w:r>
-      <w:r>
-        <w:rPr>
-          <w:rFonts w:ascii="Times New Roman" w:hAnsi="Times New Roman" w:cs="Times New Roman"/>
-          <w:color w:val="1F1F1F"/>
-          <w:shd w:val="clear" w:color="auto" w:fill="FFFFFF"/>
-        </w:rPr>
-        <w:t>:</w:t>
-      </w:r>
-      <w:r>
-        <w:rPr>
-          <w:rFonts w:ascii="Times New Roman" w:hAnsi="Times New Roman" w:cs="Times New Roman"/>
-          <w:color w:val="1F1F1F"/>
-          <w:shd w:val="clear" w:color="auto" w:fill="FFFFFF"/>
-        </w:rPr>
-        <w:t xml:space="preserve"> France and Norway are able to transition to nuclear and hydropower due an abundance of natural resources </w:t>
-      </w:r>
-      <w:r>
-        <w:rPr>
-          <w:rFonts w:ascii="Times New Roman" w:hAnsi="Times New Roman" w:cs="Times New Roman"/>
-          <w:color w:val="1F1F1F"/>
-          <w:shd w:val="clear" w:color="auto" w:fill="FFFFFF"/>
-        </w:rPr>
-        <w:t xml:space="preserve">like </w:t>
-      </w:r>
-      <w:r>
-        <w:rPr>
-          <w:rFonts w:ascii="Times New Roman" w:hAnsi="Times New Roman" w:cs="Times New Roman"/>
-          <w:color w:val="1F1F1F"/>
-          <w:shd w:val="clear" w:color="auto" w:fill="FFFFFF"/>
-        </w:rPr>
-        <w:t xml:space="preserve">uranium and </w:t>
-      </w:r>
-      <w:r>
-        <w:rPr>
-          <w:rFonts w:ascii="Times New Roman" w:hAnsi="Times New Roman" w:cs="Times New Roman"/>
-          <w:color w:val="1F1F1F"/>
-          <w:shd w:val="clear" w:color="auto" w:fill="FFFFFF"/>
-        </w:rPr>
-        <w:t>rivers</w:t>
-      </w:r>
-      <w:r>
-        <w:rPr>
-          <w:rFonts w:ascii="Times New Roman" w:hAnsi="Times New Roman" w:cs="Times New Roman"/>
-          <w:color w:val="1F1F1F"/>
-          <w:shd w:val="clear" w:color="auto" w:fill="FFFFFF"/>
-        </w:rPr>
-        <w:t>, while the historically gas-dependent Italy and coal-dependent Poland lack these alternative options</w:t>
-      </w:r>
-      <w:r>
-        <w:rPr>
-          <w:rFonts w:ascii="Times New Roman" w:hAnsi="Times New Roman" w:cs="Times New Roman"/>
-          <w:color w:val="1F1F1F"/>
-          <w:shd w:val="clear" w:color="auto" w:fill="FFFFFF"/>
-        </w:rPr>
-        <w:t xml:space="preserve"> (</w:t>
-      </w:r>
-      <w:r>
-        <w:rPr>
-          <w:rFonts w:ascii="Times New Roman" w:hAnsi="Times New Roman" w:cs="Times New Roman"/>
-          <w:color w:val="222222"/>
-          <w:shd w:val="clear" w:color="auto" w:fill="FFFFFF"/>
-        </w:rPr>
-        <w:t>Błażejowska</w:t>
-      </w:r>
-      <w:r>
-        <w:rPr>
-          <w:rFonts w:ascii="Times New Roman" w:hAnsi="Times New Roman" w:cs="Times New Roman"/>
-          <w:color w:val="1F1F1F"/>
-          <w:shd w:val="clear" w:color="auto" w:fill="FFFFFF"/>
-        </w:rPr>
-        <w:t xml:space="preserve"> et al., 2024)</w:t>
-      </w:r>
-      <w:r>
-        <w:rPr>
-          <w:rFonts w:ascii="Times New Roman" w:hAnsi="Times New Roman" w:cs="Times New Roman"/>
-          <w:color w:val="1F1F1F"/>
-          <w:shd w:val="clear" w:color="auto" w:fill="FFFFFF"/>
-        </w:rPr>
-        <w:t>. Prosperity also plays a role because wealthy countries are able to invest in R&amp;D and sustain rising carbon prices</w:t>
-      </w:r>
-      <w:r>
-        <w:rPr>
-          <w:rFonts w:ascii="Times New Roman" w:hAnsi="Times New Roman" w:cs="Times New Roman"/>
-          <w:color w:val="1F1F1F"/>
-          <w:shd w:val="clear" w:color="auto" w:fill="FFFFFF"/>
-        </w:rPr>
-        <w:t>, so the ETS can potentially exacerbate economic differences and worsen inequality in the eurozone</w:t>
-      </w:r>
-      <w:r>
-        <w:rPr>
-          <w:rFonts w:ascii="Times New Roman" w:hAnsi="Times New Roman" w:cs="Times New Roman"/>
-          <w:color w:val="1F1F1F"/>
-          <w:shd w:val="clear" w:color="auto" w:fill="FFFFFF"/>
-        </w:rPr>
-        <w:t xml:space="preserve"> (</w:t>
-      </w:r>
-      <w:r>
-        <w:rPr>
-          <w:rFonts w:ascii="Times New Roman" w:hAnsi="Times New Roman" w:cs="Times New Roman"/>
-          <w:color w:val="222222"/>
-          <w:shd w:val="clear" w:color="auto" w:fill="FFFFFF"/>
-        </w:rPr>
-        <w:t>Błażejowska</w:t>
-      </w:r>
-      <w:r>
-        <w:rPr>
-          <w:rFonts w:ascii="Times New Roman" w:hAnsi="Times New Roman" w:cs="Times New Roman"/>
-          <w:color w:val="1F1F1F"/>
-          <w:shd w:val="clear" w:color="auto" w:fill="FFFFFF"/>
-        </w:rPr>
-        <w:t xml:space="preserve"> et al., 2024)</w:t>
-      </w:r>
-      <w:r>
-        <w:rPr>
-          <w:rFonts w:ascii="Times New Roman" w:hAnsi="Times New Roman" w:cs="Times New Roman"/>
-          <w:color w:val="1F1F1F"/>
-          <w:shd w:val="clear" w:color="auto" w:fill="FFFFFF"/>
-        </w:rPr>
         <w:t xml:space="preserve">. </w:t>
-      </w:r>
-      <w:r>
-        <w:rPr>
-          <w:rFonts w:ascii="Times New Roman" w:hAnsi="Times New Roman" w:cs="Times New Roman"/>
-          <w:color w:val="1F1F1F"/>
-          <w:shd w:val="clear" w:color="auto" w:fill="FFFFFF"/>
-        </w:rPr>
-        <w:t xml:space="preserve">Although both </w:t>
-      </w:r>
-      <w:r>
-        <w:rPr>
-          <w:rFonts w:ascii="Times New Roman" w:hAnsi="Times New Roman" w:cs="Times New Roman"/>
-          <w:color w:val="1F1F1F"/>
-          <w:shd w:val="clear" w:color="auto" w:fill="FFFFFF"/>
-        </w:rPr>
-        <w:t>Böhringer</w:t>
-      </w:r>
-      <w:r>
-        <w:rPr>
-          <w:rFonts w:ascii="Times New Roman" w:hAnsi="Times New Roman" w:cs="Times New Roman"/>
-          <w:color w:val="1F1F1F"/>
-          <w:shd w:val="clear" w:color="auto" w:fill="FFFFFF"/>
-        </w:rPr>
-        <w:t xml:space="preserve"> et al. and </w:t>
-      </w:r>
-      <w:r>
-        <w:rPr>
-          <w:rFonts w:ascii="Times New Roman" w:hAnsi="Times New Roman" w:cs="Times New Roman"/>
-          <w:color w:val="222222"/>
-          <w:shd w:val="clear" w:color="auto" w:fill="FFFFFF"/>
-        </w:rPr>
-        <w:t>Błażejowska</w:t>
-      </w:r>
-      <w:r>
-        <w:rPr>
-          <w:rFonts w:ascii="Times New Roman" w:hAnsi="Times New Roman" w:cs="Times New Roman"/>
-          <w:color w:val="1F1F1F"/>
-          <w:shd w:val="clear" w:color="auto" w:fill="FFFFFF"/>
-        </w:rPr>
-        <w:t xml:space="preserve"> et al. find issues with the ETS, they nonetheless agree that it is by-far the most effective tool in combating carbon emissions in the eurozone, and that efforts should be focused on improving the system rather than eliminating it altogether. </w:t>
       </w:r>
     </w:p>
     <w:p>
       <w:pPr>
         <w:spacing w:line="480" w:lineRule="auto"/>
-        <w:rPr>
-          <w:rFonts w:ascii="Times New Roman" w:hAnsi="Times New Roman" w:cs="Times New Roman"/>
+        <w:ind w:firstLine="720"/>
+        <w:rPr>
+          <w:rFonts w:ascii="Times New Roman" w:hAnsi="Times New Roman" w:cs="Times New Roman"/>
+          <w:color w:val="1F1F1F"/>
+          <w:shd w:val="clear" w:color="auto" w:fill="FFFFFF"/>
         </w:rPr>
       </w:pPr>
+      <w:proofErr w:type="spellStart"/>
+      <w:r>
+        <w:rPr>
+          <w:rFonts w:ascii="Times New Roman" w:hAnsi="Times New Roman" w:cs="Times New Roman"/>
+          <w:color w:val="222222"/>
+          <w:shd w:val="clear" w:color="auto" w:fill="FFFFFF"/>
+        </w:rPr>
+        <w:t>Błażejowska</w:t>
+      </w:r>
+      <w:proofErr w:type="spellEnd"/>
       <w:r>
         <w:rPr>
           <w:rFonts w:ascii="Times New Roman" w:hAnsi="Times New Roman" w:cs="Times New Roman"/>
           <w:color w:val="1F1F1F"/>
           <w:shd w:val="clear" w:color="auto" w:fill="FFFFFF"/>
         </w:rPr>
+        <w:t xml:space="preserve"> </w:t>
+      </w:r>
+      <w:r>
+        <w:rPr>
+          <w:rFonts w:ascii="Times New Roman" w:hAnsi="Times New Roman" w:cs="Times New Roman"/>
+          <w:color w:val="1F1F1F"/>
+          <w:shd w:val="clear" w:color="auto" w:fill="FFFFFF"/>
+        </w:rPr>
+        <w:t xml:space="preserve">et al. </w:t>
+      </w:r>
+      <w:r>
+        <w:rPr>
+          <w:rFonts w:ascii="Times New Roman" w:hAnsi="Times New Roman" w:cs="Times New Roman"/>
+          <w:color w:val="1F1F1F"/>
+          <w:shd w:val="clear" w:color="auto" w:fill="FFFFFF"/>
+        </w:rPr>
+        <w:t xml:space="preserve">evaluates the effectiveness of </w:t>
+      </w:r>
+      <w:r>
+        <w:rPr>
+          <w:rFonts w:ascii="Times New Roman" w:hAnsi="Times New Roman" w:cs="Times New Roman"/>
+          <w:color w:val="1F1F1F"/>
+          <w:shd w:val="clear" w:color="auto" w:fill="FFFFFF"/>
+        </w:rPr>
+        <w:t xml:space="preserve">the </w:t>
+      </w:r>
+      <w:r>
+        <w:rPr>
+          <w:rFonts w:ascii="Times New Roman" w:hAnsi="Times New Roman" w:cs="Times New Roman"/>
+          <w:color w:val="1F1F1F"/>
+          <w:shd w:val="clear" w:color="auto" w:fill="FFFFFF"/>
+        </w:rPr>
+        <w:t xml:space="preserve">ETS </w:t>
+      </w:r>
+      <w:r>
+        <w:rPr>
+          <w:rFonts w:ascii="Times New Roman" w:hAnsi="Times New Roman" w:cs="Times New Roman"/>
+          <w:color w:val="1F1F1F"/>
+          <w:shd w:val="clear" w:color="auto" w:fill="FFFFFF"/>
+        </w:rPr>
+        <w:t>at</w:t>
+      </w:r>
+      <w:r>
+        <w:rPr>
+          <w:rFonts w:ascii="Times New Roman" w:hAnsi="Times New Roman" w:cs="Times New Roman"/>
+          <w:color w:val="1F1F1F"/>
+          <w:shd w:val="clear" w:color="auto" w:fill="FFFFFF"/>
+        </w:rPr>
+        <w:t xml:space="preserve"> diversifying </w:t>
+      </w:r>
+      <w:r>
+        <w:rPr>
+          <w:rFonts w:ascii="Times New Roman" w:hAnsi="Times New Roman" w:cs="Times New Roman"/>
+          <w:color w:val="1F1F1F"/>
+          <w:shd w:val="clear" w:color="auto" w:fill="FFFFFF"/>
+        </w:rPr>
+        <w:t>energy sources</w:t>
+      </w:r>
+      <w:r>
+        <w:rPr>
+          <w:rFonts w:ascii="Times New Roman" w:hAnsi="Times New Roman" w:cs="Times New Roman"/>
+          <w:color w:val="1F1F1F"/>
+          <w:shd w:val="clear" w:color="auto" w:fill="FFFFFF"/>
+        </w:rPr>
+        <w:t xml:space="preserve"> in select European countries</w:t>
+      </w:r>
+      <w:r>
+        <w:rPr>
+          <w:rFonts w:ascii="Times New Roman" w:hAnsi="Times New Roman" w:cs="Times New Roman"/>
+          <w:color w:val="1F1F1F"/>
+          <w:shd w:val="clear" w:color="auto" w:fill="FFFFFF"/>
+        </w:rPr>
+        <w:t xml:space="preserve"> (</w:t>
+      </w:r>
+      <w:r>
+        <w:rPr>
+          <w:rFonts w:ascii="Times New Roman" w:hAnsi="Times New Roman" w:cs="Times New Roman"/>
+          <w:color w:val="222222"/>
+          <w:shd w:val="clear" w:color="auto" w:fill="FFFFFF"/>
+        </w:rPr>
+        <w:t>2024)</w:t>
+      </w:r>
+      <w:r>
+        <w:rPr>
+          <w:rFonts w:ascii="Times New Roman" w:hAnsi="Times New Roman" w:cs="Times New Roman"/>
+          <w:color w:val="1F1F1F"/>
+          <w:shd w:val="clear" w:color="auto" w:fill="FFFFFF"/>
+        </w:rPr>
+        <w:t xml:space="preserve">. Though rising carbon prices is correlated with </w:t>
+      </w:r>
+      <w:r>
+        <w:rPr>
+          <w:rFonts w:ascii="Times New Roman" w:hAnsi="Times New Roman" w:cs="Times New Roman"/>
+          <w:color w:val="1F1F1F"/>
+          <w:shd w:val="clear" w:color="auto" w:fill="FFFFFF"/>
+        </w:rPr>
+        <w:t>reduced</w:t>
+      </w:r>
+      <w:r>
+        <w:rPr>
+          <w:rFonts w:ascii="Times New Roman" w:hAnsi="Times New Roman" w:cs="Times New Roman"/>
+          <w:color w:val="1F1F1F"/>
+          <w:shd w:val="clear" w:color="auto" w:fill="FFFFFF"/>
+        </w:rPr>
+        <w:t xml:space="preserve"> coal usage in all countries, the extent differs depending on how well the country is able to transition to an alternative energy source, which in turn depends on geographical </w:t>
+      </w:r>
+      <w:r>
+        <w:rPr>
+          <w:rFonts w:ascii="Times New Roman" w:hAnsi="Times New Roman" w:cs="Times New Roman"/>
+          <w:color w:val="1F1F1F"/>
+          <w:shd w:val="clear" w:color="auto" w:fill="FFFFFF"/>
+        </w:rPr>
+        <w:t>differences</w:t>
+      </w:r>
+      <w:r>
+        <w:rPr>
+          <w:rFonts w:ascii="Times New Roman" w:hAnsi="Times New Roman" w:cs="Times New Roman"/>
+          <w:color w:val="1F1F1F"/>
+          <w:shd w:val="clear" w:color="auto" w:fill="FFFFFF"/>
+        </w:rPr>
+        <w:t>:</w:t>
+      </w:r>
+      <w:r>
+        <w:rPr>
+          <w:rFonts w:ascii="Times New Roman" w:hAnsi="Times New Roman" w:cs="Times New Roman"/>
+          <w:color w:val="1F1F1F"/>
+          <w:shd w:val="clear" w:color="auto" w:fill="FFFFFF"/>
+        </w:rPr>
+        <w:t xml:space="preserve"> France and Norway are able to transition to nuclear and hydropower due an abundance of natural resources </w:t>
+      </w:r>
+      <w:r>
+        <w:rPr>
+          <w:rFonts w:ascii="Times New Roman" w:hAnsi="Times New Roman" w:cs="Times New Roman"/>
+          <w:color w:val="1F1F1F"/>
+          <w:shd w:val="clear" w:color="auto" w:fill="FFFFFF"/>
+        </w:rPr>
+        <w:t xml:space="preserve">like </w:t>
+      </w:r>
+      <w:r>
+        <w:rPr>
+          <w:rFonts w:ascii="Times New Roman" w:hAnsi="Times New Roman" w:cs="Times New Roman"/>
+          <w:color w:val="1F1F1F"/>
+          <w:shd w:val="clear" w:color="auto" w:fill="FFFFFF"/>
+        </w:rPr>
+        <w:t xml:space="preserve">uranium and </w:t>
+      </w:r>
+      <w:r>
+        <w:rPr>
+          <w:rFonts w:ascii="Times New Roman" w:hAnsi="Times New Roman" w:cs="Times New Roman"/>
+          <w:color w:val="1F1F1F"/>
+          <w:shd w:val="clear" w:color="auto" w:fill="FFFFFF"/>
+        </w:rPr>
+        <w:t>rivers</w:t>
+      </w:r>
+      <w:r>
+        <w:rPr>
+          <w:rFonts w:ascii="Times New Roman" w:hAnsi="Times New Roman" w:cs="Times New Roman"/>
+          <w:color w:val="1F1F1F"/>
+          <w:shd w:val="clear" w:color="auto" w:fill="FFFFFF"/>
+        </w:rPr>
+        <w:t>, while the historically gas-dependent Italy and coal-dependent Poland lack these alternative options</w:t>
+      </w:r>
+      <w:r>
+        <w:rPr>
+          <w:rFonts w:ascii="Times New Roman" w:hAnsi="Times New Roman" w:cs="Times New Roman"/>
+          <w:color w:val="1F1F1F"/>
+          <w:shd w:val="clear" w:color="auto" w:fill="FFFFFF"/>
+        </w:rPr>
+        <w:t xml:space="preserve"> (</w:t>
+      </w:r>
+      <w:r>
+        <w:rPr>
+          <w:rFonts w:ascii="Times New Roman" w:hAnsi="Times New Roman" w:cs="Times New Roman"/>
+          <w:color w:val="222222"/>
+          <w:shd w:val="clear" w:color="auto" w:fill="FFFFFF"/>
+        </w:rPr>
+        <w:t>Błażejowska</w:t>
+      </w:r>
+      <w:r>
+        <w:rPr>
+          <w:rFonts w:ascii="Times New Roman" w:hAnsi="Times New Roman" w:cs="Times New Roman"/>
+          <w:color w:val="1F1F1F"/>
+          <w:shd w:val="clear" w:color="auto" w:fill="FFFFFF"/>
+        </w:rPr>
+        <w:t xml:space="preserve"> et al., 2024)</w:t>
+      </w:r>
+      <w:r>
+        <w:rPr>
+          <w:rFonts w:ascii="Times New Roman" w:hAnsi="Times New Roman" w:cs="Times New Roman"/>
+          <w:color w:val="1F1F1F"/>
+          <w:shd w:val="clear" w:color="auto" w:fill="FFFFFF"/>
+        </w:rPr>
+        <w:t xml:space="preserve">. Prosperity also plays a role because </w:t>
+      </w:r>
+      <w:r>
+        <w:rPr>
+          <w:rFonts w:ascii="Times New Roman" w:hAnsi="Times New Roman" w:cs="Times New Roman"/>
+          <w:color w:val="1F1F1F"/>
+          <w:shd w:val="clear" w:color="auto" w:fill="FFFFFF"/>
+        </w:rPr>
+        <w:t xml:space="preserve">only </w:t>
+      </w:r>
+      <w:r>
+        <w:rPr>
+          <w:rFonts w:ascii="Times New Roman" w:hAnsi="Times New Roman" w:cs="Times New Roman"/>
+          <w:color w:val="1F1F1F"/>
+          <w:shd w:val="clear" w:color="auto" w:fill="FFFFFF"/>
+        </w:rPr>
+        <w:t xml:space="preserve">wealthy countries are able to invest </w:t>
+      </w:r>
+      <w:r>
+        <w:rPr>
+          <w:rFonts w:ascii="Times New Roman" w:hAnsi="Times New Roman" w:cs="Times New Roman"/>
+          <w:color w:val="1F1F1F"/>
+          <w:shd w:val="clear" w:color="auto" w:fill="FFFFFF"/>
+        </w:rPr>
+        <w:t xml:space="preserve">heavily </w:t>
+      </w:r>
+      <w:r>
+        <w:rPr>
+          <w:rFonts w:ascii="Times New Roman" w:hAnsi="Times New Roman" w:cs="Times New Roman"/>
+          <w:color w:val="1F1F1F"/>
+          <w:shd w:val="clear" w:color="auto" w:fill="FFFFFF"/>
+        </w:rPr>
+        <w:t>in R&amp;D and sustain rising carbon prices</w:t>
+      </w:r>
+      <w:r>
+        <w:rPr>
+          <w:rFonts w:ascii="Times New Roman" w:hAnsi="Times New Roman" w:cs="Times New Roman"/>
+          <w:color w:val="1F1F1F"/>
+          <w:shd w:val="clear" w:color="auto" w:fill="FFFFFF"/>
+        </w:rPr>
+        <w:t xml:space="preserve"> through alternative energy sources</w:t>
+      </w:r>
+      <w:r>
+        <w:rPr>
+          <w:rFonts w:ascii="Times New Roman" w:hAnsi="Times New Roman" w:cs="Times New Roman"/>
+          <w:color w:val="1F1F1F"/>
+          <w:shd w:val="clear" w:color="auto" w:fill="FFFFFF"/>
+        </w:rPr>
+        <w:t xml:space="preserve">, </w:t>
+      </w:r>
+      <w:r>
+        <w:rPr>
+          <w:rFonts w:ascii="Times New Roman" w:hAnsi="Times New Roman" w:cs="Times New Roman"/>
+          <w:color w:val="1F1F1F"/>
+          <w:shd w:val="clear" w:color="auto" w:fill="FFFFFF"/>
+        </w:rPr>
+        <w:t>meaning that</w:t>
+      </w:r>
+      <w:r>
+        <w:rPr>
+          <w:rFonts w:ascii="Times New Roman" w:hAnsi="Times New Roman" w:cs="Times New Roman"/>
+          <w:color w:val="1F1F1F"/>
+          <w:shd w:val="clear" w:color="auto" w:fill="FFFFFF"/>
+        </w:rPr>
+        <w:t xml:space="preserve"> the ETS can potentially exacerbate economic differences and worsen inequality</w:t>
+      </w:r>
+      <w:r>
+        <w:rPr>
+          <w:rFonts w:ascii="Times New Roman" w:hAnsi="Times New Roman" w:cs="Times New Roman"/>
+          <w:color w:val="1F1F1F"/>
+          <w:shd w:val="clear" w:color="auto" w:fill="FFFFFF"/>
+        </w:rPr>
+        <w:t xml:space="preserve"> between member states </w:t>
+      </w:r>
+      <w:r>
+        <w:rPr>
+          <w:rFonts w:ascii="Times New Roman" w:hAnsi="Times New Roman" w:cs="Times New Roman"/>
+          <w:color w:val="1F1F1F"/>
+          <w:shd w:val="clear" w:color="auto" w:fill="FFFFFF"/>
+        </w:rPr>
+        <w:t>(</w:t>
+      </w:r>
+      <w:proofErr w:type="spellStart"/>
+      <w:r>
+        <w:rPr>
+          <w:rFonts w:ascii="Times New Roman" w:hAnsi="Times New Roman" w:cs="Times New Roman"/>
+          <w:color w:val="222222"/>
+          <w:shd w:val="clear" w:color="auto" w:fill="FFFFFF"/>
+        </w:rPr>
+        <w:t>Błażejowska</w:t>
+      </w:r>
+      <w:proofErr w:type="spellEnd"/>
+      <w:r>
+        <w:rPr>
+          <w:rFonts w:ascii="Times New Roman" w:hAnsi="Times New Roman" w:cs="Times New Roman"/>
+          <w:color w:val="1F1F1F"/>
+          <w:shd w:val="clear" w:color="auto" w:fill="FFFFFF"/>
+        </w:rPr>
+        <w:t xml:space="preserve"> et al., 2024)</w:t>
+      </w:r>
+      <w:r>
+        <w:rPr>
+          <w:rFonts w:ascii="Times New Roman" w:hAnsi="Times New Roman" w:cs="Times New Roman"/>
+          <w:color w:val="1F1F1F"/>
+          <w:shd w:val="clear" w:color="auto" w:fill="FFFFFF"/>
+        </w:rPr>
+        <w:t xml:space="preserve">. </w:t>
+      </w:r>
+      <w:r>
+        <w:rPr>
+          <w:rFonts w:ascii="Times New Roman" w:hAnsi="Times New Roman" w:cs="Times New Roman"/>
+          <w:color w:val="1F1F1F"/>
+          <w:shd w:val="clear" w:color="auto" w:fill="FFFFFF"/>
+        </w:rPr>
+        <w:t xml:space="preserve">Although </w:t>
+      </w:r>
+      <w:proofErr w:type="spellStart"/>
+      <w:r>
+        <w:rPr>
+          <w:rFonts w:ascii="Times New Roman" w:hAnsi="Times New Roman" w:cs="Times New Roman"/>
+          <w:color w:val="1F1F1F"/>
+          <w:shd w:val="clear" w:color="auto" w:fill="FFFFFF"/>
+        </w:rPr>
+        <w:t>Böhringer</w:t>
+      </w:r>
+      <w:proofErr w:type="spellEnd"/>
+      <w:r>
+        <w:rPr>
+          <w:rFonts w:ascii="Times New Roman" w:hAnsi="Times New Roman" w:cs="Times New Roman"/>
+          <w:color w:val="1F1F1F"/>
+          <w:shd w:val="clear" w:color="auto" w:fill="FFFFFF"/>
+        </w:rPr>
+        <w:t xml:space="preserve"> et al. and </w:t>
+      </w:r>
+      <w:r>
+        <w:rPr>
+          <w:rFonts w:ascii="Times New Roman" w:hAnsi="Times New Roman" w:cs="Times New Roman"/>
+          <w:color w:val="222222"/>
+          <w:shd w:val="clear" w:color="auto" w:fill="FFFFFF"/>
+        </w:rPr>
+        <w:t>Błażejowska</w:t>
+      </w:r>
+      <w:r>
+        <w:rPr>
+          <w:rFonts w:ascii="Times New Roman" w:hAnsi="Times New Roman" w:cs="Times New Roman"/>
+          <w:color w:val="1F1F1F"/>
+          <w:shd w:val="clear" w:color="auto" w:fill="FFFFFF"/>
+        </w:rPr>
+        <w:t xml:space="preserve"> et al. </w:t>
+      </w:r>
+      <w:r>
+        <w:rPr>
+          <w:rFonts w:ascii="Times New Roman" w:hAnsi="Times New Roman" w:cs="Times New Roman"/>
+          <w:color w:val="1F1F1F"/>
+          <w:shd w:val="clear" w:color="auto" w:fill="FFFFFF"/>
+        </w:rPr>
+        <w:t xml:space="preserve">both </w:t>
+      </w:r>
+      <w:r>
+        <w:rPr>
+          <w:rFonts w:ascii="Times New Roman" w:hAnsi="Times New Roman" w:cs="Times New Roman"/>
+          <w:color w:val="1F1F1F"/>
+          <w:shd w:val="clear" w:color="auto" w:fill="FFFFFF"/>
+        </w:rPr>
+        <w:t xml:space="preserve">find issues with the ETS, they nonetheless agree that it is by-far the most effective tool in combating carbon emissions, and that efforts should be focused on improving the system rather than eliminating it altogether. </w:t>
+      </w:r>
+    </w:p>
+    <w:p>
+      <w:pPr>
+        <w:spacing w:line="480" w:lineRule="auto"/>
+        <w:rPr>
+          <w:rFonts w:ascii="Times New Roman" w:hAnsi="Times New Roman" w:cs="Times New Roman"/>
+        </w:rPr>
+      </w:pPr>
+      <w:r>
+        <w:rPr>
+          <w:rFonts w:ascii="Times New Roman" w:hAnsi="Times New Roman" w:cs="Times New Roman"/>
+          <w:color w:val="1F1F1F"/>
+          <w:shd w:val="clear" w:color="auto" w:fill="FFFFFF"/>
+        </w:rPr>
         <w:tab/>
       </w:r>
       <w:r>
         <w:rPr>
           <w:rFonts w:ascii="Times New Roman" w:hAnsi="Times New Roman" w:cs="Times New Roman"/>
         </w:rPr>
-        <w:t xml:space="preserve">Sánchez et al. </w:t>
-      </w:r>
-      <w:r>
-        <w:rPr>
-          <w:rFonts w:ascii="Times New Roman" w:hAnsi="Times New Roman" w:cs="Times New Roman"/>
-        </w:rPr>
-        <w:t>take an interdisciplinary approach and focus on the role of governance in strengthening European climate polic</w:t>
+        <w:t>Sánchez et al.</w:t>
+      </w:r>
+      <w:r>
+        <w:rPr>
+          <w:rFonts w:ascii="Times New Roman" w:hAnsi="Times New Roman" w:cs="Times New Roman"/>
+        </w:rPr>
+        <w:t xml:space="preserve">, on the other hand, </w:t>
+      </w:r>
+      <w:r>
+        <w:rPr>
+          <w:rFonts w:ascii="Times New Roman" w:hAnsi="Times New Roman" w:cs="Times New Roman"/>
+        </w:rPr>
+        <w:t>take an interdisciplinary approach and</w:t>
+      </w:r>
+      <w:r>
+        <w:rPr>
+          <w:rFonts w:ascii="Times New Roman" w:hAnsi="Times New Roman" w:cs="Times New Roman"/>
+        </w:rPr>
+        <w:t xml:space="preserve"> emphasize</w:t>
+      </w:r>
+      <w:r>
+        <w:rPr>
+          <w:rFonts w:ascii="Times New Roman" w:hAnsi="Times New Roman" w:cs="Times New Roman"/>
+        </w:rPr>
+        <w:t xml:space="preserve"> the role of governance in strengthening European climate polic</w:t>
       </w:r>
       <w:r>
         <w:rPr>
@@ -1257,7 +1596,14 @@
         <w:rPr>
           <w:rFonts w:ascii="Times New Roman" w:hAnsi="Times New Roman" w:cs="Times New Roman"/>
         </w:rPr>
-        <w:t xml:space="preserve">. They suggest that governance structures should align themselves with climate goals by promoting transparency and accountability in government. By allowing citizens to </w:t>
+        <w:t xml:space="preserve">. They suggest that governance structures should align themselves with climate goals by promoting transparency and </w:t>
+      </w:r>
+      <w:r>
+        <w:rPr>
+          <w:rFonts w:ascii="Times New Roman" w:hAnsi="Times New Roman" w:cs="Times New Roman"/>
+        </w:rPr>
+        <w:lastRenderedPageBreak/>
+        <w:t xml:space="preserve">accountability in government. By allowing citizens to </w:t>
       </w:r>
       <w:r>
         <w:rPr>
@@ -1269,13 +1615,13 @@
         <w:rPr>
           <w:rFonts w:ascii="Times New Roman" w:hAnsi="Times New Roman" w:cs="Times New Roman"/>
         </w:rPr>
-        <w:t xml:space="preserve"> real-time progress, they can offer diverse perspectives and participate in the law-making and law-enforcing process</w:t>
-      </w:r>
-      <w:r>
-        <w:rPr>
-          <w:rFonts w:ascii="Times New Roman" w:hAnsi="Times New Roman" w:cs="Times New Roman"/>
-        </w:rPr>
-        <w:t>es</w:t>
+        <w:t xml:space="preserve"> real-time progress, they can offer diverse perspectives and participate in law-making and law-enforc</w:t>
+      </w:r>
+      <w:r>
+        <w:rPr>
+          <w:rFonts w:ascii="Times New Roman" w:hAnsi="Times New Roman" w:cs="Times New Roman"/>
+        </w:rPr>
+        <w:t>ement</w:t>
       </w:r>
       <w:r>
         <w:rPr>
@@ -1299,7 +1645,43 @@
         <w:rPr>
           <w:rFonts w:ascii="Times New Roman" w:hAnsi="Times New Roman" w:cs="Times New Roman"/>
         </w:rPr>
-        <w:t xml:space="preserve">. It should be a top priority for governments to foster trust between itself and its citizens. </w:t>
+        <w:t>. In other words, i</w:t>
+      </w:r>
+      <w:r>
+        <w:rPr>
+          <w:rFonts w:ascii="Times New Roman" w:hAnsi="Times New Roman" w:cs="Times New Roman"/>
+        </w:rPr>
+        <w:t>t should be a top priority for governments to foster trust between itself and its citizens</w:t>
+      </w:r>
+      <w:r>
+        <w:rPr>
+          <w:rFonts w:ascii="Times New Roman" w:hAnsi="Times New Roman" w:cs="Times New Roman"/>
+        </w:rPr>
+        <w:t xml:space="preserve">, since </w:t>
+      </w:r>
+      <w:r>
+        <w:rPr>
+          <w:rFonts w:ascii="Times New Roman" w:hAnsi="Times New Roman" w:cs="Times New Roman"/>
+        </w:rPr>
+        <w:t>transparency and accountability</w:t>
+      </w:r>
+      <w:r>
+        <w:rPr>
+          <w:rFonts w:ascii="Times New Roman" w:hAnsi="Times New Roman" w:cs="Times New Roman"/>
+        </w:rPr>
+        <w:t xml:space="preserve"> works hand-in-hand with climate policies</w:t>
+      </w:r>
+      <w:r>
+        <w:rPr>
+          <w:rFonts w:ascii="Times New Roman" w:hAnsi="Times New Roman" w:cs="Times New Roman"/>
+        </w:rPr>
+        <w:t xml:space="preserve">. </w:t>
+      </w:r>
+      <w:r>
+        <w:rPr>
+          <w:rFonts w:ascii="Times New Roman" w:hAnsi="Times New Roman" w:cs="Times New Roman"/>
+        </w:rPr>
+        <w:t>It is less about the climate policies themselves and more about the institutions behind them.</w:t>
       </w:r>
     </w:p>
     <w:p>
@@ -1566,31 +1948,121 @@
         <w:rPr>
           <w:rFonts w:ascii="Times New Roman" w:hAnsi="Times New Roman" w:cs="Times New Roman"/>
         </w:rPr>
-        <w:t xml:space="preserve"> measure</w:t>
-      </w:r>
-      <w:r>
-        <w:rPr>
-          <w:rFonts w:ascii="Times New Roman" w:hAnsi="Times New Roman" w:cs="Times New Roman"/>
-        </w:rPr>
         <w:t>s</w:t>
       </w:r>
       <w:r>
         <w:rPr>
           <w:rFonts w:ascii="Times New Roman" w:hAnsi="Times New Roman" w:cs="Times New Roman"/>
         </w:rPr>
+        <w:t xml:space="preserve"> measure </w:t>
+      </w:r>
+      <w:r>
+        <w:rPr>
+          <w:rFonts w:ascii="Times New Roman" w:hAnsi="Times New Roman" w:cs="Times New Roman"/>
+        </w:rPr>
+        <w:t xml:space="preserve">six dimensions of </w:t>
+      </w:r>
+      <w:r>
+        <w:rPr>
+          <w:rFonts w:ascii="Times New Roman" w:hAnsi="Times New Roman" w:cs="Times New Roman"/>
+        </w:rPr>
+        <w:t>the perceived quality of governance in a given country</w:t>
+      </w:r>
+      <w:r>
+        <w:rPr>
+          <w:rFonts w:ascii="Times New Roman" w:hAnsi="Times New Roman" w:cs="Times New Roman"/>
+        </w:rPr>
+        <w:t xml:space="preserve"> (World Bank Group, 2024)</w:t>
+      </w:r>
+      <w:r>
+        <w:rPr>
+          <w:rFonts w:ascii="Times New Roman" w:hAnsi="Times New Roman" w:cs="Times New Roman"/>
+        </w:rPr>
+        <w:t xml:space="preserve">. </w:t>
+      </w:r>
+      <w:r>
+        <w:rPr>
+          <w:rFonts w:ascii="Times New Roman" w:hAnsi="Times New Roman" w:cs="Times New Roman"/>
+        </w:rPr>
+        <w:t>All</w:t>
+      </w:r>
+      <w:r>
+        <w:rPr>
+          <w:rFonts w:ascii="Times New Roman" w:hAnsi="Times New Roman" w:cs="Times New Roman"/>
+        </w:rPr>
+        <w:t xml:space="preserve"> scores are </w:t>
+      </w:r>
+      <w:r>
+        <w:rPr>
+          <w:rFonts w:ascii="Times New Roman" w:hAnsi="Times New Roman" w:cs="Times New Roman"/>
+        </w:rPr>
+        <w:t xml:space="preserve">reported annually </w:t>
+      </w:r>
+      <w:r>
+        <w:rPr>
+          <w:rFonts w:ascii="Times New Roman" w:hAnsi="Times New Roman" w:cs="Times New Roman"/>
+        </w:rPr>
+        <w:t>in the units of a standard normal distribution</w:t>
+      </w:r>
+      <w:r>
+        <w:rPr>
+          <w:rFonts w:ascii="Times New Roman" w:hAnsi="Times New Roman" w:cs="Times New Roman"/>
+        </w:rPr>
+        <w:t xml:space="preserve">, </w:t>
+      </w:r>
+      <w:r>
+        <w:rPr>
+          <w:rFonts w:ascii="Times New Roman" w:hAnsi="Times New Roman" w:cs="Times New Roman"/>
+        </w:rPr>
+        <w:t>ranging from -2.5 to 2.5</w:t>
+      </w:r>
+      <w:r>
+        <w:rPr>
+          <w:rFonts w:ascii="Times New Roman" w:hAnsi="Times New Roman" w:cs="Times New Roman"/>
+        </w:rPr>
+        <w:t>.</w:t>
+      </w:r>
+      <w:r>
+        <w:rPr>
+          <w:rFonts w:ascii="Times New Roman" w:hAnsi="Times New Roman" w:cs="Times New Roman"/>
+        </w:rPr>
         <w:t xml:space="preserve"> </w:t>
       </w:r>
       <w:r>
         <w:rPr>
           <w:rFonts w:ascii="Times New Roman" w:hAnsi="Times New Roman" w:cs="Times New Roman"/>
         </w:rPr>
-        <w:t xml:space="preserve">six dimensions of </w:t>
-      </w:r>
-      <w:r>
-        <w:rPr>
-          <w:rFonts w:ascii="Times New Roman" w:hAnsi="Times New Roman" w:cs="Times New Roman"/>
-        </w:rPr>
-        <w:t>the perceived quality of governance in a given country</w:t>
+        <w:t>P</w:t>
+      </w:r>
+      <w:r>
+        <w:rPr>
+          <w:rFonts w:ascii="Times New Roman" w:hAnsi="Times New Roman" w:cs="Times New Roman"/>
+        </w:rPr>
+        <w:t>olit</w:t>
+      </w:r>
+      <w:r>
+        <w:rPr>
+          <w:rFonts w:ascii="Times New Roman" w:hAnsi="Times New Roman" w:cs="Times New Roman"/>
+        </w:rPr>
+        <w:t xml:space="preserve">ical </w:t>
+      </w:r>
+      <w:r>
+        <w:rPr>
+          <w:rFonts w:ascii="Times New Roman" w:hAnsi="Times New Roman" w:cs="Times New Roman"/>
+        </w:rPr>
+        <w:t>S</w:t>
+      </w:r>
+      <w:r>
+        <w:rPr>
+          <w:rFonts w:ascii="Times New Roman" w:hAnsi="Times New Roman" w:cs="Times New Roman"/>
+        </w:rPr>
+        <w:t xml:space="preserve">tability captures </w:t>
+      </w:r>
+      <w:r>
+        <w:rPr>
+          <w:rFonts w:ascii="Times New Roman" w:hAnsi="Times New Roman" w:cs="Times New Roman"/>
+        </w:rPr>
+        <w:t>perceptions of how likely the country will become politically unstable or experience politically-motivated violence like terrorism</w:t>
       </w:r>
       <w:r>
         <w:rPr>
@@ -1607,48 +2079,48 @@
       <w:r>
         <w:rPr>
           <w:rFonts w:ascii="Times New Roman" w:hAnsi="Times New Roman" w:cs="Times New Roman"/>
-        </w:rPr>
-        <w:t>All</w:t>
-      </w:r>
-      <w:r>
-        <w:rPr>
-          <w:rFonts w:ascii="Times New Roman" w:hAnsi="Times New Roman" w:cs="Times New Roman"/>
-        </w:rPr>
-        <w:t xml:space="preserve"> scores are </w:t>
-      </w:r>
-      <w:r>
-        <w:rPr>
-          <w:rFonts w:ascii="Times New Roman" w:hAnsi="Times New Roman" w:cs="Times New Roman"/>
-        </w:rPr>
-        <w:t xml:space="preserve">reported annually </w:t>
-      </w:r>
-      <w:r>
-        <w:rPr>
-          <w:rFonts w:ascii="Times New Roman" w:hAnsi="Times New Roman" w:cs="Times New Roman"/>
-        </w:rPr>
-        <w:t>in the units of a standard normal distribution</w:t>
-      </w:r>
-      <w:r>
-        <w:rPr>
-          <w:rFonts w:ascii="Times New Roman" w:hAnsi="Times New Roman" w:cs="Times New Roman"/>
-        </w:rPr>
-        <w:t xml:space="preserve">, </w:t>
-      </w:r>
-      <w:r>
-        <w:rPr>
-          <w:rFonts w:ascii="Times New Roman" w:hAnsi="Times New Roman" w:cs="Times New Roman"/>
-        </w:rPr>
-        <w:t>ranging from -2.5 to 2.5</w:t>
-      </w:r>
-      <w:r>
-        <w:rPr>
-          <w:rFonts w:ascii="Times New Roman" w:hAnsi="Times New Roman" w:cs="Times New Roman"/>
-        </w:rPr>
-        <w:t>.</w:t>
-      </w:r>
-      <w:r>
-        <w:rPr>
-          <w:rFonts w:ascii="Times New Roman" w:hAnsi="Times New Roman" w:cs="Times New Roman"/>
+          <w:color w:val="333333"/>
+          <w:shd w:val="clear" w:color="auto" w:fill="FFFFFF"/>
+        </w:rPr>
+        <w:t>R</w:t>
+      </w:r>
+      <w:r>
+        <w:rPr>
+          <w:rFonts w:ascii="Times New Roman" w:hAnsi="Times New Roman" w:cs="Times New Roman"/>
+          <w:color w:val="333333"/>
+          <w:shd w:val="clear" w:color="auto" w:fill="FFFFFF"/>
+        </w:rPr>
+        <w:t xml:space="preserve">ule of </w:t>
+      </w:r>
+      <w:r>
+        <w:rPr>
+          <w:rFonts w:ascii="Times New Roman" w:hAnsi="Times New Roman" w:cs="Times New Roman"/>
+          <w:color w:val="333333"/>
+          <w:shd w:val="clear" w:color="auto" w:fill="FFFFFF"/>
+        </w:rPr>
+        <w:t>L</w:t>
+      </w:r>
+      <w:r>
+        <w:rPr>
+          <w:rFonts w:ascii="Times New Roman" w:hAnsi="Times New Roman" w:cs="Times New Roman"/>
+          <w:color w:val="333333"/>
+          <w:shd w:val="clear" w:color="auto" w:fill="FFFFFF"/>
+        </w:rPr>
+        <w:t>aw captures</w:t>
+      </w:r>
+      <w:r>
+        <w:rPr>
+          <w:rFonts w:ascii="Times New Roman" w:hAnsi="Times New Roman" w:cs="Times New Roman"/>
+          <w:color w:val="333333"/>
+          <w:shd w:val="clear" w:color="auto" w:fill="FFFFFF"/>
+        </w:rPr>
+        <w:t xml:space="preserve"> perceptions of the extent to which citizens trust and abide by the law, including the quality of contract enforcement, property rights, the police, the courts, and the likelihood of crime</w:t>
+      </w:r>
+      <w:r>
+        <w:rPr>
+          <w:rFonts w:ascii="Times New Roman" w:hAnsi="Times New Roman" w:cs="Times New Roman"/>
+          <w:color w:val="333333"/>
+          <w:shd w:val="clear" w:color="auto" w:fill="FFFFFF"/>
         </w:rPr>
         <w:t xml:space="preserve"> </w:t>
       </w:r>
@@ -1656,49 +2128,7 @@
         <w:rPr>
           <w:rFonts w:ascii="Times New Roman" w:hAnsi="Times New Roman" w:cs="Times New Roman"/>
         </w:rPr>
-        <w:t>P</w:t>
-      </w:r>
-      <w:r>
-        <w:rPr>
-          <w:rFonts w:ascii="Times New Roman" w:hAnsi="Times New Roman" w:cs="Times New Roman"/>
-        </w:rPr>
-        <w:t>olit</w:t>
-      </w:r>
-      <w:r>
-        <w:rPr>
-          <w:rFonts w:ascii="Times New Roman" w:hAnsi="Times New Roman" w:cs="Times New Roman"/>
-        </w:rPr>
-        <w:t xml:space="preserve">ical </w:t>
-      </w:r>
-      <w:r>
-        <w:rPr>
-          <w:rFonts w:ascii="Times New Roman" w:hAnsi="Times New Roman" w:cs="Times New Roman"/>
-        </w:rPr>
-        <w:t>S</w:t>
-      </w:r>
-      <w:r>
-        <w:rPr>
-          <w:rFonts w:ascii="Times New Roman" w:hAnsi="Times New Roman" w:cs="Times New Roman"/>
-        </w:rPr>
-        <w:t xml:space="preserve">tability captures </w:t>
-      </w:r>
-      <w:r>
-        <w:rPr>
-          <w:rFonts w:ascii="Times New Roman" w:hAnsi="Times New Roman" w:cs="Times New Roman"/>
-        </w:rPr>
-        <w:t>perceptions of how likely the country will become politically unstable or experience politically-motivated violence like terrorism</w:t>
-      </w:r>
-      <w:r>
-        <w:rPr>
-          <w:rFonts w:ascii="Times New Roman" w:hAnsi="Times New Roman" w:cs="Times New Roman"/>
-        </w:rPr>
-        <w:t xml:space="preserve"> (World Bank Group, 2024)</w:t>
-      </w:r>
-      <w:r>
-        <w:rPr>
-          <w:rFonts w:ascii="Times New Roman" w:hAnsi="Times New Roman" w:cs="Times New Roman"/>
-        </w:rPr>
-        <w:t xml:space="preserve">. </w:t>
+        <w:t>(World Bank Group, 2024)</w:t>
       </w:r>
       <w:r>
         <w:rPr>
@@ -1706,7 +2136,7 @@
           <w:color w:val="333333"/>
           <w:shd w:val="clear" w:color="auto" w:fill="FFFFFF"/>
         </w:rPr>
-        <w:t>R</w:t>
+        <w:t xml:space="preserve">. Voice and </w:t>
       </w:r>
       <w:r>
         <w:rPr>
@@ -1714,60 +2144,7 @@
           <w:color w:val="333333"/>
           <w:shd w:val="clear" w:color="auto" w:fill="FFFFFF"/>
         </w:rPr>
-        <w:t xml:space="preserve">ule of </w:t>
-      </w:r>
-      <w:r>
-        <w:rPr>
-          <w:rFonts w:ascii="Times New Roman" w:hAnsi="Times New Roman" w:cs="Times New Roman"/>
-          <w:color w:val="333333"/>
-          <w:shd w:val="clear" w:color="auto" w:fill="FFFFFF"/>
-        </w:rPr>
-        <w:t>L</w:t>
-      </w:r>
-      <w:r>
-        <w:rPr>
-          <w:rFonts w:ascii="Times New Roman" w:hAnsi="Times New Roman" w:cs="Times New Roman"/>
-          <w:color w:val="333333"/>
-          <w:shd w:val="clear" w:color="auto" w:fill="FFFFFF"/>
-        </w:rPr>
-        <w:t>aw captures</w:t>
-      </w:r>
-      <w:r>
-        <w:rPr>
-          <w:rFonts w:ascii="Times New Roman" w:hAnsi="Times New Roman" w:cs="Times New Roman"/>
-          <w:color w:val="333333"/>
-          <w:shd w:val="clear" w:color="auto" w:fill="FFFFFF"/>
-        </w:rPr>
-        <w:t xml:space="preserve"> perceptions of the extent to which citizens trust and abide by the law, including the quality of contract enforcement, property rights, the police, the courts, and the likelihood of crime</w:t>
-      </w:r>
-      <w:r>
-        <w:rPr>
-          <w:rFonts w:ascii="Times New Roman" w:hAnsi="Times New Roman" w:cs="Times New Roman"/>
-          <w:color w:val="333333"/>
-          <w:shd w:val="clear" w:color="auto" w:fill="FFFFFF"/>
-        </w:rPr>
-        <w:t xml:space="preserve"> </w:t>
-      </w:r>
-      <w:r>
-        <w:rPr>
-          <w:rFonts w:ascii="Times New Roman" w:hAnsi="Times New Roman" w:cs="Times New Roman"/>
-        </w:rPr>
-        <w:t>(World Bank Group, 2024)</w:t>
-      </w:r>
-      <w:r>
-        <w:rPr>
-          <w:rFonts w:ascii="Times New Roman" w:hAnsi="Times New Roman" w:cs="Times New Roman"/>
-          <w:color w:val="333333"/>
-          <w:shd w:val="clear" w:color="auto" w:fill="FFFFFF"/>
-        </w:rPr>
-        <w:t xml:space="preserve">. Voice and </w:t>
-      </w:r>
-      <w:r>
-        <w:rPr>
-          <w:rFonts w:ascii="Times New Roman" w:hAnsi="Times New Roman" w:cs="Times New Roman"/>
-          <w:color w:val="333333"/>
-          <w:shd w:val="clear" w:color="auto" w:fill="FFFFFF"/>
-        </w:rPr>
+        <w:lastRenderedPageBreak/>
         <w:t>A</w:t>
       </w:r>
       <w:r>
@@ -2140,7 +2517,6 @@
               <w:rPr>
                 <w:rFonts w:ascii="Times New Roman" w:hAnsi="Times New Roman" w:cs="Times New Roman"/>
               </w:rPr>
-              <w:lastRenderedPageBreak/>
               <w:t>GovDebt</w:t>
             </w:r>
           </w:p>
@@ -4644,17 +5020,8 @@
                 <w:rFonts w:ascii="Times New Roman" w:hAnsi="Times New Roman" w:cs="Times New Roman"/>
                 <w:kern w:val="0"/>
               </w:rPr>
-              <w:t xml:space="preserve">Number of </w:t>
-            </w:r>
-            <w:proofErr w:type="spellStart"/>
-            <w:r>
-              <w:rPr>
-                <w:rFonts w:ascii="Times New Roman" w:hAnsi="Times New Roman" w:cs="Times New Roman"/>
-                <w:kern w:val="0"/>
-              </w:rPr>
-              <w:t>Country_ID</w:t>
-            </w:r>
-            <w:proofErr w:type="spellEnd"/>
+              <w:t>Number of Country_ID</w:t>
+            </w:r>
           </w:p>
         </w:tc>
         <w:tc>
@@ -4826,7 +5193,26 @@
     </w:p>
     <w:p>
       <w:pPr>
-        <w:pStyle w:val="ListParagraph"/>
+        <w:spacing w:line="480" w:lineRule="auto"/>
+        <w:rPr>
+          <w:rFonts w:ascii="Times New Roman" w:hAnsi="Times New Roman" w:cs="Times New Roman"/>
+          <w:b/>
+          <w:bCs/>
+        </w:rPr>
+      </w:pPr>
+    </w:p>
+    <w:p>
+      <w:pPr>
+        <w:spacing w:line="480" w:lineRule="auto"/>
+        <w:rPr>
+          <w:rFonts w:ascii="Times New Roman" w:hAnsi="Times New Roman" w:cs="Times New Roman"/>
+          <w:b/>
+          <w:bCs/>
+        </w:rPr>
+      </w:pPr>
+    </w:p>
+    <w:p>
+      <w:pPr>
         <w:spacing w:line="480" w:lineRule="auto"/>
         <w:rPr>
           <w:rFonts w:ascii="Times New Roman" w:hAnsi="Times New Roman" w:cs="Times New Roman"/>
@@ -4855,6 +5241,7 @@
           <w:b/>
           <w:bCs/>
         </w:rPr>
+        <w:lastRenderedPageBreak/>
         <w:t xml:space="preserve">EMPIRICAL MODEL </w:t>
       </w:r>
     </w:p>
@@ -5612,6 +5999,78 @@
           <w:color w:val="333333"/>
           <w:shd w:val="clear" w:color="auto" w:fill="FFFFFF"/>
         </w:rPr>
+        <w:t xml:space="preserve"> because</w:t>
+      </w:r>
+      <w:r>
+        <w:rPr>
+          <w:rFonts w:ascii="Times New Roman" w:hAnsi="Times New Roman" w:cs="Times New Roman"/>
+          <w:color w:val="333333"/>
+          <w:shd w:val="clear" w:color="auto" w:fill="FFFFFF"/>
+        </w:rPr>
+        <w:t xml:space="preserve"> </w:t>
+      </w:r>
+      <w:r>
+        <w:rPr>
+          <w:rFonts w:ascii="Times New Roman" w:hAnsi="Times New Roman" w:cs="Times New Roman"/>
+          <w:color w:val="333333"/>
+          <w:shd w:val="clear" w:color="auto" w:fill="FFFFFF"/>
+        </w:rPr>
+        <w:t xml:space="preserve">EU members </w:t>
+      </w:r>
+      <w:r>
+        <w:rPr>
+          <w:rFonts w:ascii="Times New Roman" w:hAnsi="Times New Roman" w:cs="Times New Roman"/>
+          <w:color w:val="333333"/>
+          <w:shd w:val="clear" w:color="auto" w:fill="FFFFFF"/>
+        </w:rPr>
+        <w:t xml:space="preserve">are aided by – amongst many other carbon policies – </w:t>
+      </w:r>
+      <w:r>
+        <w:rPr>
+          <w:rFonts w:ascii="Times New Roman" w:hAnsi="Times New Roman" w:cs="Times New Roman"/>
+          <w:color w:val="333333"/>
+          <w:shd w:val="clear" w:color="auto" w:fill="FFFFFF"/>
+        </w:rPr>
+        <w:t>the</w:t>
+      </w:r>
+      <w:r>
+        <w:rPr>
+          <w:rFonts w:ascii="Times New Roman" w:hAnsi="Times New Roman" w:cs="Times New Roman"/>
+          <w:color w:val="333333"/>
+          <w:shd w:val="clear" w:color="auto" w:fill="FFFFFF"/>
+        </w:rPr>
+        <w:t xml:space="preserve"> EU-exclusive</w:t>
+      </w:r>
+      <w:r>
+        <w:rPr>
+          <w:rFonts w:ascii="Times New Roman" w:hAnsi="Times New Roman" w:cs="Times New Roman"/>
+          <w:color w:val="333333"/>
+          <w:shd w:val="clear" w:color="auto" w:fill="FFFFFF"/>
+        </w:rPr>
+        <w:t xml:space="preserve"> </w:t>
+      </w:r>
+      <w:r>
+        <w:rPr>
+          <w:rFonts w:ascii="Times New Roman" w:hAnsi="Times New Roman" w:cs="Times New Roman"/>
+          <w:color w:val="333333"/>
+          <w:shd w:val="clear" w:color="auto" w:fill="FFFFFF"/>
+        </w:rPr>
+        <w:t xml:space="preserve">cap-and-trade </w:t>
+      </w:r>
+      <w:r>
+        <w:rPr>
+          <w:rFonts w:ascii="Times New Roman" w:hAnsi="Times New Roman" w:cs="Times New Roman"/>
+          <w:color w:val="333333"/>
+          <w:shd w:val="clear" w:color="auto" w:fill="FFFFFF"/>
+        </w:rPr>
+        <w:t>system which has been found to be reasonably successful</w:t>
+      </w:r>
+      <w:r>
+        <w:rPr>
+          <w:rFonts w:ascii="Times New Roman" w:hAnsi="Times New Roman" w:cs="Times New Roman"/>
+          <w:color w:val="333333"/>
+          <w:shd w:val="clear" w:color="auto" w:fill="FFFFFF"/>
+        </w:rPr>
         <w:t>.</w:t>
       </w:r>
       <w:r>
@@ -5622,13 +6081,139 @@
         </w:rPr>
         <w:t xml:space="preserve"> </w:t>
       </w:r>
+      <m:oMath>
+        <m:sSub>
+          <m:sSubPr>
+            <m:ctrlPr>
+              <w:rPr>
+                <w:rFonts w:ascii="Cambria Math" w:hAnsi="Cambria Math" w:cs="Times New Roman"/>
+                <w:i/>
+                <w:sz w:val="20"/>
+                <w:szCs w:val="20"/>
+              </w:rPr>
+            </m:ctrlPr>
+          </m:sSubPr>
+          <m:e>
+            <m:r>
+              <w:rPr>
+                <w:rFonts w:ascii="Cambria Math" w:hAnsi="Cambria Math" w:cs="Times New Roman"/>
+                <w:sz w:val="20"/>
+                <w:szCs w:val="20"/>
+              </w:rPr>
+              <m:t>β</m:t>
+            </m:r>
+          </m:e>
+          <m:sub>
+            <m:r>
+              <w:rPr>
+                <w:rFonts w:ascii="Cambria Math" w:hAnsi="Cambria Math" w:cs="Times New Roman"/>
+                <w:sz w:val="20"/>
+                <w:szCs w:val="20"/>
+              </w:rPr>
+              <m:t>2</m:t>
+            </m:r>
+          </m:sub>
+        </m:sSub>
+      </m:oMath>
+      <w:r>
+        <w:rPr>
+          <w:rFonts w:ascii="Times New Roman" w:hAnsi="Times New Roman" w:cs="Times New Roman"/>
+          <w:sz w:val="20"/>
+          <w:szCs w:val="20"/>
+        </w:rPr>
+        <w:t xml:space="preserve">, </w:t>
+      </w:r>
+      <m:oMath>
+        <m:sSub>
+          <m:sSubPr>
+            <m:ctrlPr>
+              <w:rPr>
+                <w:rFonts w:ascii="Cambria Math" w:hAnsi="Cambria Math" w:cs="Times New Roman"/>
+                <w:i/>
+                <w:sz w:val="20"/>
+                <w:szCs w:val="20"/>
+              </w:rPr>
+            </m:ctrlPr>
+          </m:sSubPr>
+          <m:e>
+            <m:r>
+              <w:rPr>
+                <w:rFonts w:ascii="Cambria Math" w:hAnsi="Cambria Math" w:cs="Times New Roman"/>
+                <w:sz w:val="20"/>
+                <w:szCs w:val="20"/>
+              </w:rPr>
+              <m:t>β</m:t>
+            </m:r>
+          </m:e>
+          <m:sub>
+            <m:r>
+              <w:rPr>
+                <w:rFonts w:ascii="Cambria Math" w:hAnsi="Cambria Math" w:cs="Times New Roman"/>
+                <w:sz w:val="20"/>
+                <w:szCs w:val="20"/>
+              </w:rPr>
+              <m:t>3</m:t>
+            </m:r>
+          </m:sub>
+        </m:sSub>
+      </m:oMath>
+      <w:r>
+        <w:rPr>
+          <w:rFonts w:ascii="Times New Roman" w:hAnsi="Times New Roman" w:cs="Times New Roman"/>
+          <w:sz w:val="20"/>
+          <w:szCs w:val="20"/>
+        </w:rPr>
+        <w:t xml:space="preserve">, </w:t>
+      </w:r>
       <w:r>
         <w:rPr>
           <w:rFonts w:ascii="Times New Roman" w:hAnsi="Times New Roman" w:cs="Times New Roman"/>
           <w:color w:val="333333"/>
           <w:shd w:val="clear" w:color="auto" w:fill="FFFFFF"/>
         </w:rPr>
-        <w:t>S</w:t>
+        <w:t xml:space="preserve">and </w:t>
+      </w:r>
+      <m:oMath>
+        <m:sSub>
+          <m:sSubPr>
+            <m:ctrlPr>
+              <w:rPr>
+                <w:rFonts w:ascii="Cambria Math" w:hAnsi="Cambria Math" w:cs="Times New Roman"/>
+                <w:i/>
+                <w:sz w:val="20"/>
+                <w:szCs w:val="20"/>
+              </w:rPr>
+            </m:ctrlPr>
+          </m:sSubPr>
+          <m:e>
+            <m:r>
+              <w:rPr>
+                <w:rFonts w:ascii="Cambria Math" w:hAnsi="Cambria Math" w:cs="Times New Roman"/>
+                <w:sz w:val="20"/>
+                <w:szCs w:val="20"/>
+              </w:rPr>
+              <m:t>β</m:t>
+            </m:r>
+          </m:e>
+          <m:sub>
+            <m:r>
+              <w:rPr>
+                <w:rFonts w:ascii="Cambria Math" w:hAnsi="Cambria Math" w:cs="Times New Roman"/>
+                <w:sz w:val="20"/>
+                <w:szCs w:val="20"/>
+              </w:rPr>
+              <m:t>4</m:t>
+            </m:r>
+          </m:sub>
+        </m:sSub>
+      </m:oMath>
+      <w:r>
+        <w:rPr>
+          <w:rFonts w:ascii="Times New Roman" w:hAnsi="Times New Roman" w:cs="Times New Roman"/>
+          <w:sz w:val="20"/>
+          <w:szCs w:val="20"/>
+        </w:rPr>
+        <w:t xml:space="preserve"> </w:t>
       </w:r>
       <w:r>
         <w:rPr>
@@ -5636,71 +6221,43 @@
           <w:color w:val="333333"/>
           <w:shd w:val="clear" w:color="auto" w:fill="FFFFFF"/>
         </w:rPr>
-        <w:t xml:space="preserve">ince </w:t>
-      </w:r>
-      <w:r>
-        <w:rPr>
-          <w:rFonts w:ascii="Times New Roman" w:hAnsi="Times New Roman" w:cs="Times New Roman"/>
-          <w:color w:val="333333"/>
-          <w:shd w:val="clear" w:color="auto" w:fill="FFFFFF"/>
-        </w:rPr>
-        <w:t xml:space="preserve">EU members benefit from </w:t>
-      </w:r>
-      <w:r>
-        <w:rPr>
-          <w:rFonts w:ascii="Times New Roman" w:hAnsi="Times New Roman" w:cs="Times New Roman"/>
-          <w:color w:val="333333"/>
-          <w:shd w:val="clear" w:color="auto" w:fill="FFFFFF"/>
-        </w:rPr>
-        <w:t>an EU-exclusive</w:t>
-      </w:r>
-      <w:r>
-        <w:rPr>
-          <w:rFonts w:ascii="Times New Roman" w:hAnsi="Times New Roman" w:cs="Times New Roman"/>
-          <w:color w:val="333333"/>
-          <w:shd w:val="clear" w:color="auto" w:fill="FFFFFF"/>
-        </w:rPr>
-        <w:t xml:space="preserve"> </w:t>
-      </w:r>
-      <w:r>
-        <w:rPr>
-          <w:rFonts w:ascii="Times New Roman" w:hAnsi="Times New Roman" w:cs="Times New Roman"/>
-          <w:color w:val="333333"/>
-          <w:shd w:val="clear" w:color="auto" w:fill="FFFFFF"/>
-        </w:rPr>
-        <w:t xml:space="preserve">cap-and-trade </w:t>
-      </w:r>
-      <w:r>
-        <w:rPr>
-          <w:rFonts w:ascii="Times New Roman" w:hAnsi="Times New Roman" w:cs="Times New Roman"/>
-          <w:color w:val="333333"/>
-          <w:shd w:val="clear" w:color="auto" w:fill="FFFFFF"/>
-        </w:rPr>
-        <w:t xml:space="preserve">system which has been found to be reasonably successful, </w:t>
-      </w:r>
-      <w:r>
-        <w:rPr>
-          <w:rFonts w:ascii="Times New Roman" w:hAnsi="Times New Roman" w:cs="Times New Roman"/>
-          <w:color w:val="333333"/>
-          <w:shd w:val="clear" w:color="auto" w:fill="FFFFFF"/>
-        </w:rPr>
-        <w:t xml:space="preserve">EU membership should </w:t>
-      </w:r>
-      <w:r>
-        <w:rPr>
-          <w:rFonts w:ascii="Times New Roman" w:hAnsi="Times New Roman" w:cs="Times New Roman"/>
-          <w:color w:val="333333"/>
-          <w:shd w:val="clear" w:color="auto" w:fill="FFFFFF"/>
-        </w:rPr>
-        <w:t xml:space="preserve">be associated with </w:t>
-      </w:r>
-      <w:r>
-        <w:rPr>
-          <w:rFonts w:ascii="Times New Roman" w:hAnsi="Times New Roman" w:cs="Times New Roman"/>
-          <w:color w:val="333333"/>
-          <w:shd w:val="clear" w:color="auto" w:fill="FFFFFF"/>
-        </w:rPr>
-        <w:t xml:space="preserve">lower carbon emissions. </w:t>
+        <w:t xml:space="preserve">are also predicted to be negative because, as </w:t>
+      </w:r>
+      <w:r>
+        <w:rPr>
+          <w:rFonts w:ascii="Times New Roman" w:hAnsi="Times New Roman" w:cs="Times New Roman"/>
+        </w:rPr>
+        <w:t>Sánchez et al.</w:t>
+      </w:r>
+      <w:r>
+        <w:rPr>
+          <w:rFonts w:ascii="Times New Roman" w:hAnsi="Times New Roman" w:cs="Times New Roman"/>
+        </w:rPr>
+        <w:t xml:space="preserve"> suggested, </w:t>
+      </w:r>
+      <w:r>
+        <w:rPr>
+          <w:rFonts w:ascii="Times New Roman" w:hAnsi="Times New Roman" w:cs="Times New Roman"/>
+        </w:rPr>
+        <w:t>quality</w:t>
+      </w:r>
+      <w:r>
+        <w:rPr>
+          <w:rFonts w:ascii="Times New Roman" w:hAnsi="Times New Roman" w:cs="Times New Roman"/>
+        </w:rPr>
+        <w:t xml:space="preserve"> governance </w:t>
+      </w:r>
+      <w:r>
+        <w:rPr>
+          <w:rFonts w:ascii="Times New Roman" w:hAnsi="Times New Roman" w:cs="Times New Roman"/>
+        </w:rPr>
+        <w:t>leads</w:t>
+      </w:r>
+      <w:r>
+        <w:rPr>
+          <w:rFonts w:ascii="Times New Roman" w:hAnsi="Times New Roman" w:cs="Times New Roman"/>
+        </w:rPr>
+        <w:t xml:space="preserve"> to better outcomes for climate policies. </w:t>
       </w:r>
     </w:p>
     <w:p>
@@ -5722,7 +6279,6 @@
           <w:color w:val="333333"/>
           <w:shd w:val="clear" w:color="auto" w:fill="FFFFFF"/>
         </w:rPr>
-        <w:lastRenderedPageBreak/>
         <w:t>Figure 1. Linear Graph of Mean Metric Tons of CO2 Emissions Per Capita in EU and Non-EU Members from 1970 to 2023</w:t>
       </w:r>
     </w:p>
@@ -5795,6 +6351,7 @@
           <w:color w:val="333333"/>
           <w:shd w:val="clear" w:color="auto" w:fill="FFFFFF"/>
         </w:rPr>
+        <w:lastRenderedPageBreak/>
         <w:tab/>
         <w:t xml:space="preserve">Figure 1 shows carbon emission trends of EU and non-EU members from 1970 to 2023. It </w:t>
       </w:r>
@@ -5804,7 +6361,7 @@
           <w:color w:val="333333"/>
           <w:shd w:val="clear" w:color="auto" w:fill="FFFFFF"/>
         </w:rPr>
-        <w:t>indicates</w:t>
+        <w:t>shows</w:t>
       </w:r>
       <w:r>
         <w:rPr>
@@ -5917,23 +6474,6 @@
           <w:shd w:val="clear" w:color="auto" w:fill="FFFFFF"/>
         </w:rPr>
         <w:t xml:space="preserve"> the year 2020 and onwards </w:t>
-      </w:r>
-      <w:proofErr w:type="gramStart"/>
-      <w:r>
-        <w:rPr>
-          <w:rFonts w:ascii="Times New Roman" w:hAnsi="Times New Roman" w:cs="Times New Roman"/>
-          <w:color w:val="333333"/>
-          <w:shd w:val="clear" w:color="auto" w:fill="FFFFFF"/>
-        </w:rPr>
-        <w:t xml:space="preserve">at </w:t>
-      </w:r>
-      <w:r>
-        <w:rPr>
-          <w:rFonts w:ascii="Times New Roman" w:hAnsi="Times New Roman" w:cs="Times New Roman"/>
-          <w:color w:val="333333"/>
-          <w:shd w:val="clear" w:color="auto" w:fill="FFFFFF"/>
-        </w:rPr>
-        <w:t xml:space="preserve"> </w:t>
       </w:r>
       <w:bookmarkStart w:id="0" w:name="OLE_LINK1"/>
       <w:bookmarkStart w:id="1" w:name="OLE_LINK2"/>
@@ -5943,16 +6483,15 @@
           <w:color w:val="333333"/>
           <w:shd w:val="clear" w:color="auto" w:fill="FFFFFF"/>
         </w:rPr>
-        <w:t>~</w:t>
-      </w:r>
-      <w:proofErr w:type="gramEnd"/>
+        <w:t xml:space="preserve">at ~ </w:t>
+      </w:r>
       <w:r>
         <w:rPr>
           <w:rFonts w:ascii="Times New Roman" w:hAnsi="Times New Roman" w:cs="Times New Roman"/>
           <w:color w:val="333333"/>
           <w:shd w:val="clear" w:color="auto" w:fill="FFFFFF"/>
         </w:rPr>
-        <w:t xml:space="preserve"> 8</w:t>
+        <w:t>8</w:t>
       </w:r>
       <w:bookmarkEnd w:id="0"/>
       <w:bookmarkEnd w:id="1"/>
@@ -5962,7 +6501,7 @@
           <w:color w:val="333333"/>
           <w:shd w:val="clear" w:color="auto" w:fill="FFFFFF"/>
         </w:rPr>
-        <w:t xml:space="preserve"> mt CO2e</w:t>
+        <w:t xml:space="preserve"> mt CO2</w:t>
       </w:r>
       <w:r>
         <w:rPr>
@@ -5994,7 +6533,7 @@
           <w:color w:val="333333"/>
           <w:shd w:val="clear" w:color="auto" w:fill="FFFFFF"/>
         </w:rPr>
-        <w:t>from ~ 21 to ~ 8 mt CO2</w:t>
+        <w:t>from ~</w:t>
       </w:r>
       <w:r>
         <w:rPr>
@@ -6002,6 +6541,22 @@
           <w:color w:val="333333"/>
           <w:shd w:val="clear" w:color="auto" w:fill="FFFFFF"/>
         </w:rPr>
+        <w:t xml:space="preserve"> </w:t>
+      </w:r>
+      <w:r>
+        <w:rPr>
+          <w:rFonts w:ascii="Times New Roman" w:hAnsi="Times New Roman" w:cs="Times New Roman"/>
+          <w:color w:val="333333"/>
+          <w:shd w:val="clear" w:color="auto" w:fill="FFFFFF"/>
+        </w:rPr>
+        <w:t>21 to ~ 8 mt CO2</w:t>
+      </w:r>
+      <w:r>
+        <w:rPr>
+          <w:rFonts w:ascii="Times New Roman" w:hAnsi="Times New Roman" w:cs="Times New Roman"/>
+          <w:color w:val="333333"/>
+          <w:shd w:val="clear" w:color="auto" w:fill="FFFFFF"/>
+        </w:rPr>
         <w:t xml:space="preserve"> pc</w:t>
       </w:r>
       <w:r>
@@ -6011,120 +6566,12 @@
           <w:shd w:val="clear" w:color="auto" w:fill="FFFFFF"/>
         </w:rPr>
         <w:t xml:space="preserve"> within the past five decades. </w:t>
-      </w:r>
-      <w:r>
-        <w:rPr>
-          <w:rFonts w:ascii="Times New Roman" w:hAnsi="Times New Roman" w:cs="Times New Roman"/>
-          <w:color w:val="333333"/>
-          <w:shd w:val="clear" w:color="auto" w:fill="FFFFFF"/>
-        </w:rPr>
-        <w:t xml:space="preserve">One explanation could be that manufacturing powerhouses tended to be the first members of the EU (the organization was initially established to ensure economic prosperity </w:t>
-      </w:r>
-      <w:r>
-        <w:rPr>
-          <w:rFonts w:ascii="Times New Roman" w:hAnsi="Times New Roman" w:cs="Times New Roman"/>
-          <w:color w:val="333333"/>
-          <w:shd w:val="clear" w:color="auto" w:fill="FFFFFF"/>
-        </w:rPr>
-        <w:t>on the continent</w:t>
-      </w:r>
-      <w:r>
-        <w:rPr>
-          <w:rFonts w:ascii="Times New Roman" w:hAnsi="Times New Roman" w:cs="Times New Roman"/>
-          <w:color w:val="333333"/>
-          <w:shd w:val="clear" w:color="auto" w:fill="FFFFFF"/>
-        </w:rPr>
-        <w:t xml:space="preserve">), hence the high emissions, </w:t>
-      </w:r>
-      <w:r>
-        <w:rPr>
-          <w:rFonts w:ascii="Times New Roman" w:hAnsi="Times New Roman" w:cs="Times New Roman"/>
-          <w:color w:val="333333"/>
-          <w:shd w:val="clear" w:color="auto" w:fill="FFFFFF"/>
-        </w:rPr>
-        <w:lastRenderedPageBreak/>
-        <w:t>but effective carbon pricing policies has decreased their emissions to non-EU levels.</w:t>
-      </w:r>
-      <w:r>
-        <w:rPr>
-          <w:rFonts w:ascii="Times New Roman" w:hAnsi="Times New Roman" w:cs="Times New Roman"/>
-          <w:color w:val="333333"/>
-          <w:shd w:val="clear" w:color="auto" w:fill="FFFFFF"/>
-        </w:rPr>
-        <w:t xml:space="preserve"> </w:t>
-      </w:r>
-      <w:r>
-        <w:rPr>
-          <w:rFonts w:ascii="Times New Roman" w:hAnsi="Times New Roman" w:cs="Times New Roman"/>
-          <w:color w:val="333333"/>
-          <w:shd w:val="clear" w:color="auto" w:fill="FFFFFF"/>
-        </w:rPr>
-        <w:t xml:space="preserve">Another explanation could be that there is a limit to how much emissions could be reduced given current technology. If emissions need to be at least at 8 mt CO2 pc in order to maintain basic social functions, then further reductions are not possible. This may </w:t>
-      </w:r>
-      <w:r>
-        <w:rPr>
-          <w:rFonts w:ascii="Times New Roman" w:hAnsi="Times New Roman" w:cs="Times New Roman"/>
-          <w:color w:val="333333"/>
-          <w:shd w:val="clear" w:color="auto" w:fill="FFFFFF"/>
-        </w:rPr>
-        <w:t>be</w:t>
-      </w:r>
-      <w:r>
-        <w:rPr>
-          <w:rFonts w:ascii="Times New Roman" w:hAnsi="Times New Roman" w:cs="Times New Roman"/>
-          <w:color w:val="333333"/>
-          <w:shd w:val="clear" w:color="auto" w:fill="FFFFFF"/>
-        </w:rPr>
-        <w:t xml:space="preserve"> why non-EU emissions has remained stagnant at ~ 8 mt CO2 pc from 1995 to 2023. </w:t>
-      </w:r>
-      <w:r>
-        <w:rPr>
-          <w:rFonts w:ascii="Times New Roman" w:hAnsi="Times New Roman" w:cs="Times New Roman"/>
-          <w:color w:val="333333"/>
-          <w:shd w:val="clear" w:color="auto" w:fill="FFFFFF"/>
-        </w:rPr>
-        <w:t>It may be argued that the two lines converged</w:t>
-      </w:r>
-      <w:r>
-        <w:rPr>
-          <w:rFonts w:ascii="Times New Roman" w:hAnsi="Times New Roman" w:cs="Times New Roman"/>
-          <w:color w:val="333333"/>
-          <w:shd w:val="clear" w:color="auto" w:fill="FFFFFF"/>
-        </w:rPr>
-        <w:t xml:space="preserve"> in 2020</w:t>
-      </w:r>
-      <w:r>
-        <w:rPr>
-          <w:rFonts w:ascii="Times New Roman" w:hAnsi="Times New Roman" w:cs="Times New Roman"/>
-          <w:color w:val="333333"/>
-          <w:shd w:val="clear" w:color="auto" w:fill="FFFFFF"/>
-        </w:rPr>
-        <w:t xml:space="preserve"> due to the COVID-19 pandemic, when many manufacturers shut down temporarily or permanently, but there were clear downward trends in EU emissions even before 2020 that cannot be explained </w:t>
-      </w:r>
-      <w:r>
-        <w:rPr>
-          <w:rFonts w:ascii="Times New Roman" w:hAnsi="Times New Roman" w:cs="Times New Roman"/>
-          <w:color w:val="333333"/>
-          <w:shd w:val="clear" w:color="auto" w:fill="FFFFFF"/>
-        </w:rPr>
-        <w:t xml:space="preserve">away </w:t>
-      </w:r>
-      <w:r>
-        <w:rPr>
-          <w:rFonts w:ascii="Times New Roman" w:hAnsi="Times New Roman" w:cs="Times New Roman"/>
-          <w:color w:val="333333"/>
-          <w:shd w:val="clear" w:color="auto" w:fill="FFFFFF"/>
-        </w:rPr>
-        <w:t>by COVID-19.</w:t>
       </w:r>
     </w:p>
     <w:p>
       <w:pPr>
         <w:spacing w:line="480" w:lineRule="auto"/>
         <w:ind w:firstLine="720"/>
-        <w:rPr>
-          <w:rFonts w:ascii="Times New Roman" w:hAnsi="Times New Roman" w:cs="Times New Roman"/>
-        </w:rPr>
       </w:pPr>
       <w:r>
         <w:rPr>
@@ -6132,7 +6579,7 @@
           <w:color w:val="333333"/>
           <w:shd w:val="clear" w:color="auto" w:fill="FFFFFF"/>
         </w:rPr>
-        <w:t xml:space="preserve">The three WGIs </w:t>
+        <w:t>The EU was initially established to ensure economic prosperity on the continent; its first member states tended to be manufacturing powerhouses, hence the very high emissions amongst member states until the EU started implementing carbon policies in 1991</w:t>
       </w:r>
       <w:r>
         <w:rPr>
@@ -6140,7 +6587,7 @@
           <w:color w:val="333333"/>
           <w:shd w:val="clear" w:color="auto" w:fill="FFFFFF"/>
         </w:rPr>
-        <w:t>–</w:t>
+        <w:t>, brining emissions down to non-EU levels in 2020</w:t>
       </w:r>
       <w:r>
         <w:rPr>
@@ -6148,30 +6595,125 @@
           <w:color w:val="333333"/>
           <w:shd w:val="clear" w:color="auto" w:fill="FFFFFF"/>
         </w:rPr>
+        <w:t xml:space="preserve">. </w:t>
+      </w:r>
+      <w:r>
+        <w:rPr>
+          <w:rFonts w:ascii="Times New Roman" w:hAnsi="Times New Roman" w:cs="Times New Roman"/>
+          <w:color w:val="333333"/>
+          <w:shd w:val="clear" w:color="auto" w:fill="FFFFFF"/>
+        </w:rPr>
+        <w:t>An alternative explanation for the convergence is the COVID-19 pandemic which temporarily and permanently shut down many manufacturers, but there were clear downward trends even before 2020 that cannot be explained away by the pandemic</w:t>
+      </w:r>
+      <w:r>
+        <w:rPr>
+          <w:rFonts w:ascii="Times New Roman" w:hAnsi="Times New Roman" w:cs="Times New Roman"/>
+          <w:color w:val="333333"/>
+          <w:shd w:val="clear" w:color="auto" w:fill="FFFFFF"/>
+        </w:rPr>
+        <w:t xml:space="preserve"> alone</w:t>
+      </w:r>
+      <w:r>
+        <w:rPr>
+          <w:rFonts w:ascii="Times New Roman" w:hAnsi="Times New Roman" w:cs="Times New Roman"/>
+          <w:color w:val="333333"/>
+          <w:shd w:val="clear" w:color="auto" w:fill="FFFFFF"/>
+        </w:rPr>
+        <w:t xml:space="preserve">. </w:t>
+      </w:r>
+      <w:r>
+        <w:rPr>
+          <w:rFonts w:ascii="Times New Roman" w:hAnsi="Times New Roman" w:cs="Times New Roman"/>
+          <w:color w:val="333333"/>
+          <w:shd w:val="clear" w:color="auto" w:fill="FFFFFF"/>
+        </w:rPr>
+        <w:t>O</w:t>
+      </w:r>
+      <w:r>
+        <w:rPr>
+          <w:rFonts w:ascii="Times New Roman" w:hAnsi="Times New Roman" w:cs="Times New Roman"/>
+          <w:color w:val="333333"/>
+          <w:shd w:val="clear" w:color="auto" w:fill="FFFFFF"/>
+        </w:rPr>
+        <w:t xml:space="preserve">ne explanation does not preclude the other. </w:t>
+      </w:r>
+      <w:r>
+        <w:rPr>
+          <w:rFonts w:ascii="Times New Roman" w:hAnsi="Times New Roman" w:cs="Times New Roman"/>
+        </w:rPr>
+        <w:t>Post</w:t>
+      </w:r>
+      <w:r>
+        <w:rPr>
+          <w:rFonts w:ascii="Times New Roman" w:hAnsi="Times New Roman" w:cs="Times New Roman"/>
+        </w:rPr>
+        <w:t xml:space="preserve"> 2020, both EU and non-EU emissions have remained relatively stable, neither rising nor falling significantly. This pattern may be </w:t>
+      </w:r>
+      <w:r>
+        <w:rPr>
+          <w:rFonts w:ascii="Times New Roman" w:hAnsi="Times New Roman" w:cs="Times New Roman"/>
+        </w:rPr>
+        <w:t xml:space="preserve">again </w:t>
+      </w:r>
+      <w:r>
+        <w:rPr>
+          <w:rFonts w:ascii="Times New Roman" w:hAnsi="Times New Roman" w:cs="Times New Roman"/>
+        </w:rPr>
+        <w:t xml:space="preserve">partially attributable to reduced production during the pandemic, but </w:t>
+      </w:r>
+      <w:r>
+        <w:rPr>
+          <w:rFonts w:ascii="Times New Roman" w:hAnsi="Times New Roman" w:cs="Times New Roman"/>
+        </w:rPr>
+        <w:t>it could also be</w:t>
+      </w:r>
+      <w:r>
+        <w:rPr>
+          <w:rFonts w:ascii="Times New Roman" w:hAnsi="Times New Roman" w:cs="Times New Roman"/>
+        </w:rPr>
+        <w:t xml:space="preserve"> that emission reductions have reached a plateau, potentially reflecting current technological limitations. Nevertheless, as the decade has only recently begun, it remains too early to draw firm conclusions about long-term trends</w:t>
+      </w:r>
+      <w:r>
+        <w:rPr>
+          <w:rFonts w:ascii="Times New Roman" w:hAnsi="Times New Roman" w:cs="Times New Roman"/>
+        </w:rPr>
+        <w:t xml:space="preserve">. </w:t>
+      </w:r>
+    </w:p>
+    <w:p>
+      <w:pPr>
+        <w:spacing w:line="480" w:lineRule="auto"/>
+        <w:ind w:firstLine="720"/>
+        <w:rPr>
+          <w:rFonts w:ascii="Times New Roman" w:hAnsi="Times New Roman" w:cs="Times New Roman"/>
+        </w:rPr>
+      </w:pPr>
+      <w:r>
+        <w:rPr>
+          <w:rFonts w:ascii="Times New Roman" w:hAnsi="Times New Roman" w:cs="Times New Roman"/>
+          <w:color w:val="333333"/>
+          <w:shd w:val="clear" w:color="auto" w:fill="FFFFFF"/>
+        </w:rPr>
+        <w:t xml:space="preserve">The </w:t>
+      </w:r>
+      <w:r>
+        <w:rPr>
+          <w:rFonts w:ascii="Times New Roman" w:hAnsi="Times New Roman" w:cs="Times New Roman"/>
+          <w:color w:val="333333"/>
+          <w:shd w:val="clear" w:color="auto" w:fill="FFFFFF"/>
+        </w:rPr>
+        <w:t>governance indicators</w:t>
+      </w:r>
+      <w:r>
+        <w:rPr>
+          <w:rFonts w:ascii="Times New Roman" w:hAnsi="Times New Roman" w:cs="Times New Roman"/>
+        </w:rPr>
         <w:t xml:space="preserve"> </w:t>
       </w:r>
       <w:r>
         <w:rPr>
           <w:rFonts w:ascii="Times New Roman" w:hAnsi="Times New Roman" w:cs="Times New Roman"/>
         </w:rPr>
-        <w:t xml:space="preserve">political stability, rule of law, </w:t>
-      </w:r>
-      <w:r>
-        <w:rPr>
-          <w:rFonts w:ascii="Times New Roman" w:hAnsi="Times New Roman" w:cs="Times New Roman"/>
-        </w:rPr>
-        <w:t>and</w:t>
-      </w:r>
-      <w:r>
-        <w:rPr>
-          <w:rFonts w:ascii="Times New Roman" w:hAnsi="Times New Roman" w:cs="Times New Roman"/>
-        </w:rPr>
-        <w:t xml:space="preserve"> voice and accountability – </w:t>
-      </w:r>
-      <w:r>
-        <w:rPr>
-          <w:rFonts w:ascii="Times New Roman" w:hAnsi="Times New Roman" w:cs="Times New Roman"/>
-        </w:rPr>
         <w:t>are</w:t>
       </w:r>
       <w:r>
@@ -6194,7 +6736,7 @@
           <w:color w:val="333333"/>
           <w:shd w:val="clear" w:color="auto" w:fill="FFFFFF"/>
         </w:rPr>
-        <w:t>g</w:t>
+        <w:t>G</w:t>
       </w:r>
       <w:r>
         <w:rPr>
@@ -6258,7 +6800,23 @@
           <w:color w:val="333333"/>
           <w:shd w:val="clear" w:color="auto" w:fill="FFFFFF"/>
         </w:rPr>
-        <w:t xml:space="preserve"> as suggested by </w:t>
+        <w:t xml:space="preserve"> as </w:t>
+      </w:r>
+      <w:r>
+        <w:rPr>
+          <w:rFonts w:ascii="Times New Roman" w:hAnsi="Times New Roman" w:cs="Times New Roman"/>
+          <w:color w:val="333333"/>
+          <w:shd w:val="clear" w:color="auto" w:fill="FFFFFF"/>
+        </w:rPr>
+        <w:t>noted</w:t>
+      </w:r>
+      <w:r>
+        <w:rPr>
+          <w:rFonts w:ascii="Times New Roman" w:hAnsi="Times New Roman" w:cs="Times New Roman"/>
+          <w:color w:val="333333"/>
+          <w:shd w:val="clear" w:color="auto" w:fill="FFFFFF"/>
+        </w:rPr>
+        <w:t xml:space="preserve"> by </w:t>
       </w:r>
       <w:r>
         <w:rPr>
@@ -6302,7 +6860,16 @@
           <w:color w:val="333333"/>
           <w:shd w:val="clear" w:color="auto" w:fill="FFFFFF"/>
         </w:rPr>
-        <w:t xml:space="preserve"> The Copenhagen Criteria, also known as the Accession Criteria, are delineated in the </w:t>
+        <w:t xml:space="preserve"> The Copenhagen Criteria, also known as the Accession </w:t>
+      </w:r>
+      <w:r>
+        <w:rPr>
+          <w:rFonts w:ascii="Times New Roman" w:hAnsi="Times New Roman" w:cs="Times New Roman"/>
+          <w:color w:val="333333"/>
+          <w:shd w:val="clear" w:color="auto" w:fill="FFFFFF"/>
+        </w:rPr>
+        <w:lastRenderedPageBreak/>
+        <w:t xml:space="preserve">Criteria, are delineated in the </w:t>
       </w:r>
       <w:r>
         <w:rPr>
@@ -6398,7 +6965,112 @@
           <w:rFonts w:ascii="Times New Roman" w:hAnsi="Times New Roman" w:cs="Times New Roman"/>
           <w:color w:val="26324B"/>
         </w:rPr>
-        <w:t xml:space="preserve">. These three criteria correspond with the variables Political Stability, Rule of Law, and Voice and Accountability, respectively. </w:t>
+        <w:t xml:space="preserve">. These criteria </w:t>
+      </w:r>
+      <w:r>
+        <w:rPr>
+          <w:rFonts w:ascii="Times New Roman" w:hAnsi="Times New Roman" w:cs="Times New Roman"/>
+          <w:color w:val="26324B"/>
+        </w:rPr>
+        <w:t xml:space="preserve">closely </w:t>
+      </w:r>
+      <w:r>
+        <w:rPr>
+          <w:rFonts w:ascii="Times New Roman" w:hAnsi="Times New Roman" w:cs="Times New Roman"/>
+          <w:color w:val="26324B"/>
+        </w:rPr>
+        <w:t>align</w:t>
+      </w:r>
+      <w:r>
+        <w:rPr>
+          <w:rFonts w:ascii="Times New Roman" w:hAnsi="Times New Roman" w:cs="Times New Roman"/>
+          <w:color w:val="26324B"/>
+        </w:rPr>
+        <w:t xml:space="preserve"> with </w:t>
+      </w:r>
+      <w:r>
+        <w:rPr>
+          <w:rFonts w:ascii="Times New Roman" w:hAnsi="Times New Roman" w:cs="Times New Roman"/>
+          <w:color w:val="26324B"/>
+        </w:rPr>
+        <w:t>p</w:t>
+      </w:r>
+      <w:r>
+        <w:rPr>
+          <w:rFonts w:ascii="Times New Roman" w:hAnsi="Times New Roman" w:cs="Times New Roman"/>
+          <w:color w:val="26324B"/>
+        </w:rPr>
+        <w:t xml:space="preserve">olitical </w:t>
+      </w:r>
+      <w:r>
+        <w:rPr>
+          <w:rFonts w:ascii="Times New Roman" w:hAnsi="Times New Roman" w:cs="Times New Roman"/>
+          <w:color w:val="26324B"/>
+        </w:rPr>
+        <w:t>s</w:t>
+      </w:r>
+      <w:r>
+        <w:rPr>
+          <w:rFonts w:ascii="Times New Roman" w:hAnsi="Times New Roman" w:cs="Times New Roman"/>
+          <w:color w:val="26324B"/>
+        </w:rPr>
+        <w:t xml:space="preserve">tability, </w:t>
+      </w:r>
+      <w:r>
+        <w:rPr>
+          <w:rFonts w:ascii="Times New Roman" w:hAnsi="Times New Roman" w:cs="Times New Roman"/>
+          <w:color w:val="26324B"/>
+        </w:rPr>
+        <w:t>r</w:t>
+      </w:r>
+      <w:r>
+        <w:rPr>
+          <w:rFonts w:ascii="Times New Roman" w:hAnsi="Times New Roman" w:cs="Times New Roman"/>
+          <w:color w:val="26324B"/>
+        </w:rPr>
+        <w:t xml:space="preserve">ule of </w:t>
+      </w:r>
+      <w:r>
+        <w:rPr>
+          <w:rFonts w:ascii="Times New Roman" w:hAnsi="Times New Roman" w:cs="Times New Roman"/>
+          <w:color w:val="26324B"/>
+        </w:rPr>
+        <w:t>l</w:t>
+      </w:r>
+      <w:r>
+        <w:rPr>
+          <w:rFonts w:ascii="Times New Roman" w:hAnsi="Times New Roman" w:cs="Times New Roman"/>
+          <w:color w:val="26324B"/>
+        </w:rPr>
+        <w:t xml:space="preserve">aw, and </w:t>
+      </w:r>
+      <w:r>
+        <w:rPr>
+          <w:rFonts w:ascii="Times New Roman" w:hAnsi="Times New Roman" w:cs="Times New Roman"/>
+          <w:color w:val="26324B"/>
+        </w:rPr>
+        <w:t>v</w:t>
+      </w:r>
+      <w:r>
+        <w:rPr>
+          <w:rFonts w:ascii="Times New Roman" w:hAnsi="Times New Roman" w:cs="Times New Roman"/>
+          <w:color w:val="26324B"/>
+        </w:rPr>
+        <w:t xml:space="preserve">oice and </w:t>
+      </w:r>
+      <w:r>
+        <w:rPr>
+          <w:rFonts w:ascii="Times New Roman" w:hAnsi="Times New Roman" w:cs="Times New Roman"/>
+          <w:color w:val="26324B"/>
+        </w:rPr>
+        <w:t>a</w:t>
+      </w:r>
+      <w:r>
+        <w:rPr>
+          <w:rFonts w:ascii="Times New Roman" w:hAnsi="Times New Roman" w:cs="Times New Roman"/>
+          <w:color w:val="26324B"/>
+        </w:rPr>
+        <w:t xml:space="preserve">ccountability, respectively. </w:t>
       </w:r>
       <w:r>
         <w:rPr>
@@ -6406,7 +7078,23 @@
           <w:color w:val="333333"/>
           <w:shd w:val="clear" w:color="auto" w:fill="FFFFFF"/>
         </w:rPr>
-        <w:t xml:space="preserve">Since (1) and (2) show that the three WGIs affect both the dependent variable and the main independent variable, they </w:t>
+        <w:t xml:space="preserve">Since (1) and (2) show that the three </w:t>
+      </w:r>
+      <w:r>
+        <w:rPr>
+          <w:rFonts w:ascii="Times New Roman" w:hAnsi="Times New Roman" w:cs="Times New Roman"/>
+          <w:color w:val="333333"/>
+          <w:shd w:val="clear" w:color="auto" w:fill="FFFFFF"/>
+        </w:rPr>
+        <w:t>governance indicator</w:t>
+      </w:r>
+      <w:r>
+        <w:rPr>
+          <w:rFonts w:ascii="Times New Roman" w:hAnsi="Times New Roman" w:cs="Times New Roman"/>
+          <w:color w:val="333333"/>
+          <w:shd w:val="clear" w:color="auto" w:fill="FFFFFF"/>
+        </w:rPr>
+        <w:t xml:space="preserve">s affect both the dependent variable and the main independent variable, they </w:t>
       </w:r>
       <w:r>
         <w:rPr>
@@ -6616,14 +7304,7 @@
         <w:rPr>
           <w:rFonts w:ascii="Times New Roman" w:hAnsi="Times New Roman" w:cs="Times New Roman"/>
         </w:rPr>
-        <w:t xml:space="preserve">fits the </w:t>
-      </w:r>
-      <w:r>
-        <w:rPr>
-          <w:rFonts w:ascii="Times New Roman" w:hAnsi="Times New Roman" w:cs="Times New Roman"/>
-        </w:rPr>
-        <w:lastRenderedPageBreak/>
-        <w:t xml:space="preserve">description from </w:t>
+        <w:t xml:space="preserve">fits the description from </w:t>
       </w:r>
       <w:r>
         <w:rPr>
@@ -6641,7 +7322,13 @@
         <w:rPr>
           <w:rFonts w:ascii="Times New Roman" w:hAnsi="Times New Roman" w:cs="Times New Roman"/>
         </w:rPr>
-        <w:t xml:space="preserve">good governance in the context of climate action. </w:t>
+        <w:t>quality</w:t>
+      </w:r>
+      <w:r>
+        <w:rPr>
+          <w:rFonts w:ascii="Times New Roman" w:hAnsi="Times New Roman" w:cs="Times New Roman"/>
+        </w:rPr>
+        <w:t xml:space="preserve"> governance in the context of climate action. </w:t>
       </w:r>
       <w:r>
         <w:rPr>
@@ -6666,7 +7353,7 @@
           <w:color w:val="333333"/>
           <w:shd w:val="clear" w:color="auto" w:fill="FFFFFF"/>
         </w:rPr>
-        <w:t xml:space="preserve">Three additional terms that interact the binary variable EU with the WGIs are added to test whether the relationship between EU membership and carbon emissions depends on some other factor, namely, political stability, rule of law, </w:t>
+        <w:t>Three additional terms that interact the binary variable EU with the</w:t>
       </w:r>
       <w:r>
         <w:rPr>
@@ -6674,6 +7361,22 @@
           <w:color w:val="333333"/>
           <w:shd w:val="clear" w:color="auto" w:fill="FFFFFF"/>
         </w:rPr>
+        <w:t xml:space="preserve"> governance indicator</w:t>
+      </w:r>
+      <w:r>
+        <w:rPr>
+          <w:rFonts w:ascii="Times New Roman" w:hAnsi="Times New Roman" w:cs="Times New Roman"/>
+          <w:color w:val="333333"/>
+          <w:shd w:val="clear" w:color="auto" w:fill="FFFFFF"/>
+        </w:rPr>
+        <w:t xml:space="preserve">s are added to test whether the relationship between EU membership and carbon emissions depends on some other factor, namely, political stability, rule of law, </w:t>
+      </w:r>
+      <w:r>
+        <w:rPr>
+          <w:rFonts w:ascii="Times New Roman" w:hAnsi="Times New Roman" w:cs="Times New Roman"/>
+          <w:color w:val="333333"/>
+          <w:shd w:val="clear" w:color="auto" w:fill="FFFFFF"/>
+        </w:rPr>
         <w:t>and</w:t>
       </w:r>
       <w:r>
@@ -6706,7 +7409,7 @@
           <w:color w:val="333333"/>
           <w:shd w:val="clear" w:color="auto" w:fill="FFFFFF"/>
         </w:rPr>
-        <w:t xml:space="preserve"> influence the effect of EU membership on carbon emissions? This is an important question because it is possible for a country to be admitted into the EU at a time when they are politically and economically stable but subsequently lose that stability (e.g., due to war, terrorism, or corruption). There is currently no mechanism to expel a member that no longer meets the Copenhagen Criteri</w:t>
+        <w:t xml:space="preserve"> influence the effect of EU membership on carbon emissions? This is </w:t>
       </w:r>
       <w:r>
         <w:rPr>
@@ -6722,32 +7425,105 @@
           <w:color w:val="333333"/>
           <w:shd w:val="clear" w:color="auto" w:fill="FFFFFF"/>
         </w:rPr>
+        <w:t xml:space="preserve"> </w:t>
+      </w:r>
+      <w:r>
+        <w:rPr>
+          <w:rFonts w:ascii="Times New Roman" w:hAnsi="Times New Roman" w:cs="Times New Roman"/>
+          <w:color w:val="333333"/>
+          <w:shd w:val="clear" w:color="auto" w:fill="FFFFFF"/>
+        </w:rPr>
+        <w:t>critical</w:t>
+      </w:r>
+      <w:r>
+        <w:rPr>
+          <w:rFonts w:ascii="Times New Roman" w:hAnsi="Times New Roman" w:cs="Times New Roman"/>
+          <w:color w:val="333333"/>
+          <w:shd w:val="clear" w:color="auto" w:fill="FFFFFF"/>
+        </w:rPr>
+        <w:t xml:space="preserve"> question </w:t>
+      </w:r>
+      <w:r>
+        <w:rPr>
+          <w:rFonts w:ascii="Times New Roman" w:hAnsi="Times New Roman" w:cs="Times New Roman"/>
+          <w:color w:val="333333"/>
+          <w:shd w:val="clear" w:color="auto" w:fill="FFFFFF"/>
+        </w:rPr>
+        <w:t>as</w:t>
+      </w:r>
+      <w:r>
+        <w:rPr>
+          <w:rFonts w:ascii="Times New Roman" w:hAnsi="Times New Roman" w:cs="Times New Roman"/>
+          <w:color w:val="333333"/>
+          <w:shd w:val="clear" w:color="auto" w:fill="FFFFFF"/>
+        </w:rPr>
+        <w:t xml:space="preserve"> it is possible for a country to be admitted into the EU at a time when they are politically and economically stable but subsequently lose that stability due to war, terrorism, corruption</w:t>
+      </w:r>
+      <w:r>
+        <w:rPr>
+          <w:rFonts w:ascii="Times New Roman" w:hAnsi="Times New Roman" w:cs="Times New Roman"/>
+          <w:color w:val="333333"/>
+          <w:shd w:val="clear" w:color="auto" w:fill="FFFFFF"/>
+        </w:rPr>
+        <w:t>, or another reason</w:t>
+      </w:r>
+      <w:r>
+        <w:rPr>
+          <w:rFonts w:ascii="Times New Roman" w:hAnsi="Times New Roman" w:cs="Times New Roman"/>
+          <w:color w:val="333333"/>
+          <w:shd w:val="clear" w:color="auto" w:fill="FFFFFF"/>
+        </w:rPr>
+        <w:t>. There is currently no mechanism to expel a member that no longer meets the Copenhagen Criteri</w:t>
+      </w:r>
+      <w:r>
+        <w:rPr>
+          <w:rFonts w:ascii="Times New Roman" w:hAnsi="Times New Roman" w:cs="Times New Roman"/>
+          <w:color w:val="333333"/>
+          <w:shd w:val="clear" w:color="auto" w:fill="FFFFFF"/>
+        </w:rPr>
+        <w:t>a</w:t>
+      </w:r>
+      <w:r>
+        <w:rPr>
+          <w:rFonts w:ascii="Times New Roman" w:hAnsi="Times New Roman" w:cs="Times New Roman"/>
+          <w:color w:val="333333"/>
+          <w:shd w:val="clear" w:color="auto" w:fill="FFFFFF"/>
+        </w:rPr>
         <w:t xml:space="preserve">. </w:t>
       </w:r>
-      <w:r>
+    </w:p>
+    <w:p>
+      <w:pPr>
+        <w:spacing w:line="480" w:lineRule="auto"/>
+        <w:ind w:firstLine="720"/>
         <w:rPr>
           <w:rFonts w:ascii="Times New Roman" w:hAnsi="Times New Roman" w:cs="Times New Roman"/>
           <w:color w:val="333333"/>
           <w:shd w:val="clear" w:color="auto" w:fill="FFFFFF"/>
         </w:rPr>
-        <w:t xml:space="preserve">It is difficult to predict the significance of the interaction terms because no relevant literature </w:t>
-      </w:r>
-      <w:r>
+      </w:pPr>
+    </w:p>
+    <w:p>
+      <w:pPr>
+        <w:spacing w:line="480" w:lineRule="auto"/>
+        <w:ind w:firstLine="720"/>
         <w:rPr>
           <w:rFonts w:ascii="Times New Roman" w:hAnsi="Times New Roman" w:cs="Times New Roman"/>
           <w:color w:val="333333"/>
           <w:shd w:val="clear" w:color="auto" w:fill="FFFFFF"/>
         </w:rPr>
-        <w:t>is</w:t>
-      </w:r>
-      <w:r>
+      </w:pPr>
+    </w:p>
+    <w:p>
+      <w:pPr>
+        <w:spacing w:line="480" w:lineRule="auto"/>
+        <w:ind w:firstLine="720"/>
         <w:rPr>
           <w:rFonts w:ascii="Times New Roman" w:hAnsi="Times New Roman" w:cs="Times New Roman"/>
           <w:color w:val="333333"/>
           <w:shd w:val="clear" w:color="auto" w:fill="FFFFFF"/>
         </w:rPr>
-        <w:t xml:space="preserve"> found. </w:t>
-      </w:r>
+      </w:pPr>
     </w:p>
     <w:p>
       <w:pPr>
@@ -6780,6 +7556,7 @@
           <w:b/>
           <w:bCs/>
         </w:rPr>
+        <w:lastRenderedPageBreak/>
         <w:t xml:space="preserve">RESULTS </w:t>
       </w:r>
     </w:p>
@@ -10458,7 +11235,6 @@
                 <w:sz w:val="20"/>
                 <w:szCs w:val="20"/>
               </w:rPr>
-              <w:lastRenderedPageBreak/>
               <w:t>EU*</w:t>
             </w:r>
             <w:proofErr w:type="spellStart"/>
@@ -12894,19 +13670,8 @@
                 <w:sz w:val="20"/>
                 <w:szCs w:val="20"/>
               </w:rPr>
-              <w:t xml:space="preserve">Number of </w:t>
-            </w:r>
-            <w:proofErr w:type="spellStart"/>
-            <w:r>
-              <w:rPr>
-                <w:rFonts w:ascii="Times New Roman" w:hAnsi="Times New Roman" w:cs="Times New Roman"/>
-                <w:kern w:val="0"/>
-                <w:sz w:val="20"/>
-                <w:szCs w:val="20"/>
-              </w:rPr>
-              <w:t>Country_ID</w:t>
-            </w:r>
-            <w:proofErr w:type="spellEnd"/>
+              <w:t>Number of Country_ID</w:t>
+            </w:r>
           </w:p>
         </w:tc>
         <w:tc>
@@ -13670,6 +14435,7 @@
         <w:rPr>
           <w:rFonts w:ascii="Times New Roman" w:hAnsi="Times New Roman" w:cs="Times New Roman"/>
         </w:rPr>
+        <w:lastRenderedPageBreak/>
         <w:t>In the simple linear regression</w:t>
       </w:r>
       <w:r>
@@ -13757,274 +14523,7 @@
         <w:rPr>
           <w:rFonts w:ascii="Times New Roman" w:hAnsi="Times New Roman" w:cs="Times New Roman"/>
         </w:rPr>
-        <w:t xml:space="preserve">because the coefficient is insignificant. After the omitted variables and the </w:t>
-      </w:r>
-      <w:r>
-        <w:rPr>
-          <w:rFonts w:ascii="Times New Roman" w:hAnsi="Times New Roman" w:cs="Times New Roman"/>
-        </w:rPr>
-        <w:t>country-</w:t>
-      </w:r>
-      <w:r>
-        <w:rPr>
-          <w:rFonts w:ascii="Times New Roman" w:hAnsi="Times New Roman" w:cs="Times New Roman"/>
-        </w:rPr>
-        <w:t xml:space="preserve">fixed effects are accounted for in </w:t>
-      </w:r>
-      <w:r>
-        <w:rPr>
-          <w:rFonts w:ascii="Times New Roman" w:hAnsi="Times New Roman" w:cs="Times New Roman"/>
-        </w:rPr>
-        <w:t>regression</w:t>
-      </w:r>
-      <w:r>
-        <w:rPr>
-          <w:rFonts w:ascii="Times New Roman" w:hAnsi="Times New Roman" w:cs="Times New Roman"/>
-        </w:rPr>
-        <w:t xml:space="preserve"> 2, the coefficient does not change significantly but becomes significant at the 10% level. </w:t>
-      </w:r>
-      <w:r>
-        <w:rPr>
-          <w:rFonts w:ascii="Times New Roman" w:hAnsi="Times New Roman" w:cs="Times New Roman"/>
-        </w:rPr>
-        <w:t>All omitted variables are significant at the 5% level or lower</w:t>
-      </w:r>
-      <w:r>
-        <w:rPr>
-          <w:rFonts w:ascii="Times New Roman" w:hAnsi="Times New Roman" w:cs="Times New Roman"/>
-        </w:rPr>
-        <w:t>.</w:t>
-      </w:r>
-      <w:r>
-        <w:rPr>
-          <w:rFonts w:ascii="Times New Roman" w:hAnsi="Times New Roman" w:cs="Times New Roman"/>
-        </w:rPr>
-        <w:t xml:space="preserve"> GDPpc, GovDebt, and VaA hav</w:t>
-      </w:r>
-      <w:r>
-        <w:rPr>
-          <w:rFonts w:ascii="Times New Roman" w:hAnsi="Times New Roman" w:cs="Times New Roman"/>
-        </w:rPr>
-        <w:t>e</w:t>
-      </w:r>
-      <w:r>
-        <w:rPr>
-          <w:rFonts w:ascii="Times New Roman" w:hAnsi="Times New Roman" w:cs="Times New Roman"/>
-        </w:rPr>
-        <w:t xml:space="preserve"> a negative association with emissions</w:t>
-      </w:r>
-      <w:r>
-        <w:rPr>
-          <w:rFonts w:ascii="Times New Roman" w:hAnsi="Times New Roman" w:cs="Times New Roman"/>
-        </w:rPr>
-        <w:t>, while</w:t>
-      </w:r>
-      <w:r>
-        <w:rPr>
-          <w:rFonts w:ascii="Times New Roman" w:hAnsi="Times New Roman" w:cs="Times New Roman"/>
-        </w:rPr>
-        <w:t xml:space="preserve"> </w:t>
-      </w:r>
-      <w:proofErr w:type="spellStart"/>
-      <w:r>
-        <w:rPr>
-          <w:rFonts w:ascii="Times New Roman" w:hAnsi="Times New Roman" w:cs="Times New Roman"/>
-        </w:rPr>
-        <w:t>PolSt</w:t>
-      </w:r>
-      <w:proofErr w:type="spellEnd"/>
-      <w:r>
-        <w:rPr>
-          <w:rFonts w:ascii="Times New Roman" w:hAnsi="Times New Roman" w:cs="Times New Roman"/>
-        </w:rPr>
-        <w:t xml:space="preserve"> and </w:t>
-      </w:r>
-      <w:proofErr w:type="spellStart"/>
-      <w:r>
-        <w:rPr>
-          <w:rFonts w:ascii="Times New Roman" w:hAnsi="Times New Roman" w:cs="Times New Roman"/>
-        </w:rPr>
-        <w:t>RoL</w:t>
-      </w:r>
-      <w:proofErr w:type="spellEnd"/>
-      <w:r>
-        <w:rPr>
-          <w:rFonts w:ascii="Times New Roman" w:hAnsi="Times New Roman" w:cs="Times New Roman"/>
-        </w:rPr>
-        <w:t xml:space="preserve"> ha</w:t>
-      </w:r>
-      <w:r>
-        <w:rPr>
-          <w:rFonts w:ascii="Times New Roman" w:hAnsi="Times New Roman" w:cs="Times New Roman"/>
-        </w:rPr>
-        <w:t>v</w:t>
-      </w:r>
-      <w:r>
-        <w:rPr>
-          <w:rFonts w:ascii="Times New Roman" w:hAnsi="Times New Roman" w:cs="Times New Roman"/>
-        </w:rPr>
-        <w:t>e</w:t>
-      </w:r>
-      <w:r>
-        <w:rPr>
-          <w:rFonts w:ascii="Times New Roman" w:hAnsi="Times New Roman" w:cs="Times New Roman"/>
-        </w:rPr>
-        <w:t xml:space="preserve"> a positive association with emissions. </w:t>
-      </w:r>
-      <w:r>
-        <w:rPr>
-          <w:rFonts w:ascii="Times New Roman" w:hAnsi="Times New Roman" w:cs="Times New Roman"/>
-        </w:rPr>
-        <w:t>The omitted variables are all significant at the 5% level or lower</w:t>
-      </w:r>
-      <w:r>
-        <w:rPr>
-          <w:rFonts w:ascii="Times New Roman" w:hAnsi="Times New Roman" w:cs="Times New Roman"/>
-        </w:rPr>
-        <w:t xml:space="preserve"> and </w:t>
-      </w:r>
-      <w:r>
-        <w:rPr>
-          <w:rFonts w:ascii="Times New Roman" w:hAnsi="Times New Roman" w:cs="Times New Roman"/>
-        </w:rPr>
-        <w:t>are</w:t>
-      </w:r>
-      <w:r>
-        <w:rPr>
-          <w:rFonts w:ascii="Times New Roman" w:hAnsi="Times New Roman" w:cs="Times New Roman"/>
-        </w:rPr>
-        <w:t xml:space="preserve"> kept for the next regression</w:t>
-      </w:r>
-      <w:r>
-        <w:rPr>
-          <w:rFonts w:ascii="Times New Roman" w:hAnsi="Times New Roman" w:cs="Times New Roman"/>
-        </w:rPr>
-        <w:t>.</w:t>
-      </w:r>
-      <w:r>
-        <w:rPr>
-          <w:rFonts w:ascii="Times New Roman" w:hAnsi="Times New Roman" w:cs="Times New Roman"/>
-        </w:rPr>
-        <w:t xml:space="preserve"> After the time-fixed effects are accounted for in </w:t>
-      </w:r>
-      <w:r>
-        <w:rPr>
-          <w:rFonts w:ascii="Times New Roman" w:hAnsi="Times New Roman" w:cs="Times New Roman"/>
-        </w:rPr>
-        <w:t>regression</w:t>
-      </w:r>
-      <w:r>
-        <w:rPr>
-          <w:rFonts w:ascii="Times New Roman" w:hAnsi="Times New Roman" w:cs="Times New Roman"/>
-        </w:rPr>
-        <w:t xml:space="preserve"> 3, the coefficient increases from 0.609 to 0.942 and becomes significant at the 5% level. </w:t>
-      </w:r>
-      <w:r>
-        <w:rPr>
-          <w:rFonts w:ascii="Times New Roman" w:hAnsi="Times New Roman" w:cs="Times New Roman"/>
-        </w:rPr>
-        <w:t xml:space="preserve">The coefficients on </w:t>
-      </w:r>
-      <w:proofErr w:type="spellStart"/>
-      <w:r>
-        <w:rPr>
-          <w:rFonts w:ascii="Times New Roman" w:hAnsi="Times New Roman" w:cs="Times New Roman"/>
-        </w:rPr>
-        <w:t>PolSt</w:t>
-      </w:r>
-      <w:proofErr w:type="spellEnd"/>
-      <w:r>
-        <w:rPr>
-          <w:rFonts w:ascii="Times New Roman" w:hAnsi="Times New Roman" w:cs="Times New Roman"/>
-        </w:rPr>
-        <w:t xml:space="preserve"> and </w:t>
-      </w:r>
-      <w:proofErr w:type="spellStart"/>
-      <w:r>
-        <w:rPr>
-          <w:rFonts w:ascii="Times New Roman" w:hAnsi="Times New Roman" w:cs="Times New Roman"/>
-        </w:rPr>
-        <w:t>VaA</w:t>
-      </w:r>
-      <w:proofErr w:type="spellEnd"/>
-      <w:r>
-        <w:rPr>
-          <w:rFonts w:ascii="Times New Roman" w:hAnsi="Times New Roman" w:cs="Times New Roman"/>
-        </w:rPr>
-        <w:t xml:space="preserve"> drop by 0.525 and 0.42, respectively, while the coefficient on RoL r</w:t>
-      </w:r>
-      <w:r>
-        <w:rPr>
-          <w:rFonts w:ascii="Times New Roman" w:hAnsi="Times New Roman" w:cs="Times New Roman"/>
-        </w:rPr>
-        <w:t>ise</w:t>
-      </w:r>
-      <w:r>
-        <w:rPr>
-          <w:rFonts w:ascii="Times New Roman" w:hAnsi="Times New Roman" w:cs="Times New Roman"/>
-        </w:rPr>
-        <w:t xml:space="preserve"> by 0.157. </w:t>
-      </w:r>
-      <w:r>
-        <w:rPr>
-          <w:rFonts w:ascii="Times New Roman" w:hAnsi="Times New Roman" w:cs="Times New Roman"/>
-        </w:rPr>
-        <w:t xml:space="preserve">GDPpc and GovDebt </w:t>
-      </w:r>
-      <w:r>
-        <w:rPr>
-          <w:rFonts w:ascii="Times New Roman" w:hAnsi="Times New Roman" w:cs="Times New Roman"/>
-        </w:rPr>
-        <w:lastRenderedPageBreak/>
-        <w:t>are</w:t>
-      </w:r>
-      <w:r>
-        <w:rPr>
-          <w:rFonts w:ascii="Times New Roman" w:hAnsi="Times New Roman" w:cs="Times New Roman"/>
-        </w:rPr>
-        <w:t xml:space="preserve"> now</w:t>
-      </w:r>
-      <w:r>
-        <w:rPr>
-          <w:rFonts w:ascii="Times New Roman" w:hAnsi="Times New Roman" w:cs="Times New Roman"/>
-        </w:rPr>
-        <w:t xml:space="preserve"> </w:t>
-      </w:r>
-      <w:r>
-        <w:rPr>
-          <w:rFonts w:ascii="Times New Roman" w:hAnsi="Times New Roman" w:cs="Times New Roman"/>
-        </w:rPr>
-        <w:t xml:space="preserve">individually </w:t>
-      </w:r>
-      <w:r>
-        <w:rPr>
-          <w:rFonts w:ascii="Times New Roman" w:hAnsi="Times New Roman" w:cs="Times New Roman"/>
-        </w:rPr>
-        <w:t>insignificant</w:t>
-      </w:r>
-      <w:r>
-        <w:rPr>
-          <w:rFonts w:ascii="Times New Roman" w:hAnsi="Times New Roman" w:cs="Times New Roman"/>
-        </w:rPr>
-        <w:t>, and a joint-F test shows that they are not jointly significant</w:t>
-      </w:r>
-      <w:r>
-        <w:rPr>
-          <w:rFonts w:ascii="Times New Roman" w:hAnsi="Times New Roman" w:cs="Times New Roman"/>
-        </w:rPr>
-        <w:t xml:space="preserve"> either</w:t>
-      </w:r>
-      <w:r>
-        <w:rPr>
-          <w:rFonts w:ascii="Times New Roman" w:hAnsi="Times New Roman" w:cs="Times New Roman"/>
-        </w:rPr>
-        <w:t xml:space="preserve">. They are </w:t>
-      </w:r>
-      <w:r>
-        <w:rPr>
-          <w:rFonts w:ascii="Times New Roman" w:hAnsi="Times New Roman" w:cs="Times New Roman"/>
-        </w:rPr>
-        <w:t xml:space="preserve">dropped for the next regression. </w:t>
+        <w:t xml:space="preserve">because the coefficient is insignificant. </w:t>
       </w:r>
     </w:p>
     <w:p>
@@ -14039,7 +14538,109 @@
         <w:rPr>
           <w:rFonts w:ascii="Times New Roman" w:hAnsi="Times New Roman" w:cs="Times New Roman"/>
         </w:rPr>
-        <w:t>Adding the interaction term EU*</w:t>
+        <w:t xml:space="preserve">After the omitted variables and the </w:t>
+      </w:r>
+      <w:r>
+        <w:rPr>
+          <w:rFonts w:ascii="Times New Roman" w:hAnsi="Times New Roman" w:cs="Times New Roman"/>
+        </w:rPr>
+        <w:t>country-</w:t>
+      </w:r>
+      <w:r>
+        <w:rPr>
+          <w:rFonts w:ascii="Times New Roman" w:hAnsi="Times New Roman" w:cs="Times New Roman"/>
+        </w:rPr>
+        <w:t xml:space="preserve">fixed effects are accounted for in </w:t>
+      </w:r>
+      <w:r>
+        <w:rPr>
+          <w:rFonts w:ascii="Times New Roman" w:hAnsi="Times New Roman" w:cs="Times New Roman"/>
+        </w:rPr>
+        <w:t>regression</w:t>
+      </w:r>
+      <w:r>
+        <w:rPr>
+          <w:rFonts w:ascii="Times New Roman" w:hAnsi="Times New Roman" w:cs="Times New Roman"/>
+        </w:rPr>
+        <w:t xml:space="preserve"> </w:t>
+      </w:r>
+      <w:r>
+        <w:rPr>
+          <w:rFonts w:ascii="Times New Roman" w:hAnsi="Times New Roman" w:cs="Times New Roman"/>
+        </w:rPr>
+        <w:t>(</w:t>
+      </w:r>
+      <w:r>
+        <w:rPr>
+          <w:rFonts w:ascii="Times New Roman" w:hAnsi="Times New Roman" w:cs="Times New Roman"/>
+        </w:rPr>
+        <w:t>2</w:t>
+      </w:r>
+      <w:r>
+        <w:rPr>
+          <w:rFonts w:ascii="Times New Roman" w:hAnsi="Times New Roman" w:cs="Times New Roman"/>
+        </w:rPr>
+        <w:t>)</w:t>
+      </w:r>
+      <w:r>
+        <w:rPr>
+          <w:rFonts w:ascii="Times New Roman" w:hAnsi="Times New Roman" w:cs="Times New Roman"/>
+        </w:rPr>
+        <w:t xml:space="preserve">, the coefficient does not change </w:t>
+      </w:r>
+      <w:r>
+        <w:rPr>
+          <w:rFonts w:ascii="Times New Roman" w:hAnsi="Times New Roman" w:cs="Times New Roman"/>
+        </w:rPr>
+        <w:t>drastically</w:t>
+      </w:r>
+      <w:r>
+        <w:rPr>
+          <w:rFonts w:ascii="Times New Roman" w:hAnsi="Times New Roman" w:cs="Times New Roman"/>
+        </w:rPr>
+        <w:t xml:space="preserve"> but becomes significant at the 10% level. </w:t>
+      </w:r>
+      <w:r>
+        <w:rPr>
+          <w:rFonts w:ascii="Times New Roman" w:hAnsi="Times New Roman" w:cs="Times New Roman"/>
+        </w:rPr>
+        <w:t>All omitted variables are significant at the 5% level or lower</w:t>
+      </w:r>
+      <w:r>
+        <w:rPr>
+          <w:rFonts w:ascii="Times New Roman" w:hAnsi="Times New Roman" w:cs="Times New Roman"/>
+        </w:rPr>
+        <w:t>.</w:t>
+      </w:r>
+      <w:r>
+        <w:rPr>
+          <w:rFonts w:ascii="Times New Roman" w:hAnsi="Times New Roman" w:cs="Times New Roman"/>
+        </w:rPr>
+        <w:t xml:space="preserve"> GDPpc, GovDebt, and VaA hav</w:t>
+      </w:r>
+      <w:r>
+        <w:rPr>
+          <w:rFonts w:ascii="Times New Roman" w:hAnsi="Times New Roman" w:cs="Times New Roman"/>
+        </w:rPr>
+        <w:t>e</w:t>
+      </w:r>
+      <w:r>
+        <w:rPr>
+          <w:rFonts w:ascii="Times New Roman" w:hAnsi="Times New Roman" w:cs="Times New Roman"/>
+        </w:rPr>
+        <w:t xml:space="preserve"> a negative association with emissions</w:t>
+      </w:r>
+      <w:r>
+        <w:rPr>
+          <w:rFonts w:ascii="Times New Roman" w:hAnsi="Times New Roman" w:cs="Times New Roman"/>
+        </w:rPr>
+        <w:t>, while</w:t>
+      </w:r>
+      <w:r>
+        <w:rPr>
+          <w:rFonts w:ascii="Times New Roman" w:hAnsi="Times New Roman" w:cs="Times New Roman"/>
+        </w:rPr>
+        <w:t xml:space="preserve"> </w:t>
       </w:r>
       <w:proofErr w:type="spellStart"/>
       <w:r>
@@ -14053,201 +14654,69 @@
         <w:rPr>
           <w:rFonts w:ascii="Times New Roman" w:hAnsi="Times New Roman" w:cs="Times New Roman"/>
         </w:rPr>
-        <w:t xml:space="preserve"> in </w:t>
-      </w:r>
-      <w:r>
-        <w:rPr>
-          <w:rFonts w:ascii="Times New Roman" w:hAnsi="Times New Roman" w:cs="Times New Roman"/>
-        </w:rPr>
-        <w:t>regression</w:t>
-      </w:r>
-      <w:r>
-        <w:rPr>
-          <w:rFonts w:ascii="Times New Roman" w:hAnsi="Times New Roman" w:cs="Times New Roman"/>
-        </w:rPr>
-        <w:t xml:space="preserve"> 4 results in the coefficient becoming insignificant</w:t>
-      </w:r>
-      <w:r>
-        <w:rPr>
-          <w:rFonts w:ascii="Times New Roman" w:hAnsi="Times New Roman" w:cs="Times New Roman"/>
-        </w:rPr>
-        <w:t>. S</w:t>
-      </w:r>
-      <w:r>
-        <w:rPr>
-          <w:rFonts w:ascii="Times New Roman" w:hAnsi="Times New Roman" w:cs="Times New Roman"/>
-        </w:rPr>
-        <w:t xml:space="preserve">ince the interaction term coefficient is </w:t>
-      </w:r>
-      <w:r>
-        <w:rPr>
-          <w:rFonts w:ascii="Times New Roman" w:hAnsi="Times New Roman" w:cs="Times New Roman"/>
-        </w:rPr>
-        <w:t xml:space="preserve">positive and </w:t>
-      </w:r>
-      <w:r>
-        <w:rPr>
-          <w:rFonts w:ascii="Times New Roman" w:hAnsi="Times New Roman" w:cs="Times New Roman"/>
-        </w:rPr>
-        <w:t xml:space="preserve">significant at the </w:t>
-      </w:r>
-      <w:r>
-        <w:rPr>
-          <w:rFonts w:ascii="Times New Roman" w:hAnsi="Times New Roman" w:cs="Times New Roman"/>
-        </w:rPr>
-        <w:t>5</w:t>
-      </w:r>
-      <w:r>
-        <w:rPr>
-          <w:rFonts w:ascii="Times New Roman" w:hAnsi="Times New Roman" w:cs="Times New Roman"/>
-        </w:rPr>
-        <w:t>% level,</w:t>
-      </w:r>
-      <w:r>
-        <w:rPr>
-          <w:rFonts w:ascii="Times New Roman" w:hAnsi="Times New Roman" w:cs="Times New Roman"/>
-        </w:rPr>
-        <w:t xml:space="preserve"> it suggests </w:t>
-      </w:r>
-      <w:r>
-        <w:rPr>
-          <w:rFonts w:ascii="Times New Roman" w:hAnsi="Times New Roman" w:cs="Times New Roman"/>
-        </w:rPr>
-        <w:t xml:space="preserve">that the effect of political stability on emissions is 1.844 units </w:t>
-      </w:r>
-      <w:r>
-        <w:rPr>
-          <w:rFonts w:ascii="Times New Roman" w:hAnsi="Times New Roman" w:cs="Times New Roman"/>
-          <w:i/>
-          <w:iCs/>
-        </w:rPr>
-        <w:t>stronger</w:t>
-      </w:r>
-      <w:r>
-        <w:rPr>
-          <w:rFonts w:ascii="Times New Roman" w:hAnsi="Times New Roman" w:cs="Times New Roman"/>
-        </w:rPr>
-        <w:t xml:space="preserve"> for EU members. </w:t>
-      </w:r>
-      <w:r>
-        <w:rPr>
-          <w:rFonts w:ascii="Times New Roman" w:hAnsi="Times New Roman" w:cs="Times New Roman"/>
-        </w:rPr>
-        <w:t xml:space="preserve">Adding the interaction term EU*RoL in </w:t>
-      </w:r>
-      <w:r>
-        <w:rPr>
-          <w:rFonts w:ascii="Times New Roman" w:hAnsi="Times New Roman" w:cs="Times New Roman"/>
-        </w:rPr>
-        <w:t>regression</w:t>
-      </w:r>
-      <w:r>
-        <w:rPr>
-          <w:rFonts w:ascii="Times New Roman" w:hAnsi="Times New Roman" w:cs="Times New Roman"/>
-        </w:rPr>
-        <w:t xml:space="preserve"> 5 results in an interaction term coefficient that is negative and significant at the 1% level, suggesting that the effect of rule of law on emissions is</w:t>
-      </w:r>
-      <w:r>
-        <w:rPr>
-          <w:rFonts w:ascii="Times New Roman" w:hAnsi="Times New Roman" w:cs="Times New Roman"/>
-        </w:rPr>
-        <w:t xml:space="preserve"> 2.093 units</w:t>
-      </w:r>
-      <w:r>
-        <w:rPr>
-          <w:rFonts w:ascii="Times New Roman" w:hAnsi="Times New Roman" w:cs="Times New Roman"/>
-        </w:rPr>
-        <w:t xml:space="preserve"> </w:t>
-      </w:r>
-      <w:r>
-        <w:rPr>
-          <w:rFonts w:ascii="Times New Roman" w:hAnsi="Times New Roman" w:cs="Times New Roman"/>
-          <w:i/>
-          <w:iCs/>
-        </w:rPr>
-        <w:t>weaker</w:t>
-      </w:r>
-      <w:r>
-        <w:rPr>
-          <w:rFonts w:ascii="Times New Roman" w:hAnsi="Times New Roman" w:cs="Times New Roman"/>
-        </w:rPr>
-        <w:t xml:space="preserve"> for EU members. Finally, adding the interaction term EU*VaA in </w:t>
-      </w:r>
-      <w:r>
-        <w:rPr>
-          <w:rFonts w:ascii="Times New Roman" w:hAnsi="Times New Roman" w:cs="Times New Roman"/>
-        </w:rPr>
-        <w:t>regression</w:t>
-      </w:r>
-      <w:r>
-        <w:rPr>
-          <w:rFonts w:ascii="Times New Roman" w:hAnsi="Times New Roman" w:cs="Times New Roman"/>
-        </w:rPr>
-        <w:t xml:space="preserve"> 6 results in an interaction term coefficient that is positive and significant at the 1% level, suggesting that the effect of voice and accountability is</w:t>
-      </w:r>
-      <w:r>
-        <w:rPr>
-          <w:rFonts w:ascii="Times New Roman" w:hAnsi="Times New Roman" w:cs="Times New Roman"/>
-        </w:rPr>
-        <w:t xml:space="preserve"> 2.273 units</w:t>
-      </w:r>
-      <w:r>
-        <w:rPr>
-          <w:rFonts w:ascii="Times New Roman" w:hAnsi="Times New Roman" w:cs="Times New Roman"/>
-        </w:rPr>
-        <w:t xml:space="preserve"> </w:t>
-      </w:r>
-      <w:r>
-        <w:rPr>
-          <w:rFonts w:ascii="Times New Roman" w:hAnsi="Times New Roman" w:cs="Times New Roman"/>
-          <w:i/>
-          <w:iCs/>
-        </w:rPr>
-        <w:t>stronger</w:t>
-      </w:r>
-      <w:r>
-        <w:rPr>
-          <w:rFonts w:ascii="Times New Roman" w:hAnsi="Times New Roman" w:cs="Times New Roman"/>
-        </w:rPr>
-        <w:t xml:space="preserve"> in EU members.</w:t>
-      </w:r>
-      <w:r>
-        <w:rPr>
-          <w:rFonts w:ascii="Times New Roman" w:hAnsi="Times New Roman" w:cs="Times New Roman"/>
-        </w:rPr>
-        <w:t xml:space="preserve"> From regressions 4 to 6, the adjusted R-squared increased from 0.322 to 0.350, showing that adding the additional interaction terms slightly contribut</w:t>
-      </w:r>
-      <w:r>
-        <w:rPr>
-          <w:rFonts w:ascii="Times New Roman" w:hAnsi="Times New Roman" w:cs="Times New Roman"/>
-        </w:rPr>
-        <w:t>es</w:t>
-      </w:r>
-      <w:r>
-        <w:rPr>
-          <w:rFonts w:ascii="Times New Roman" w:hAnsi="Times New Roman" w:cs="Times New Roman"/>
-        </w:rPr>
-        <w:t xml:space="preserve"> to the explanatory power of the model. </w:t>
-      </w:r>
-      <w:r>
-        <w:rPr>
-          <w:rFonts w:ascii="Times New Roman" w:hAnsi="Times New Roman" w:cs="Times New Roman"/>
-        </w:rPr>
-        <w:t xml:space="preserve">After incorporating all interaction terms, the main coefficient remains insignificant, indicating that the effect of EU membership on carbon emissions is </w:t>
-      </w:r>
-      <w:r>
-        <w:rPr>
-          <w:rFonts w:ascii="Times New Roman" w:hAnsi="Times New Roman" w:cs="Times New Roman"/>
-          <w:i/>
-          <w:iCs/>
-        </w:rPr>
-        <w:t>moderated by</w:t>
-      </w:r>
-      <w:r>
-        <w:rPr>
-          <w:rFonts w:ascii="Times New Roman" w:hAnsi="Times New Roman" w:cs="Times New Roman"/>
-        </w:rPr>
-        <w:t xml:space="preserve"> the country’s political stability, rule of law, and voice and accountability. </w:t>
+        <w:t xml:space="preserve"> and </w:t>
+      </w:r>
+      <w:proofErr w:type="spellStart"/>
+      <w:r>
+        <w:rPr>
+          <w:rFonts w:ascii="Times New Roman" w:hAnsi="Times New Roman" w:cs="Times New Roman"/>
+        </w:rPr>
+        <w:t>RoL</w:t>
+      </w:r>
+      <w:proofErr w:type="spellEnd"/>
+      <w:r>
+        <w:rPr>
+          <w:rFonts w:ascii="Times New Roman" w:hAnsi="Times New Roman" w:cs="Times New Roman"/>
+        </w:rPr>
+        <w:t xml:space="preserve"> ha</w:t>
+      </w:r>
+      <w:r>
+        <w:rPr>
+          <w:rFonts w:ascii="Times New Roman" w:hAnsi="Times New Roman" w:cs="Times New Roman"/>
+        </w:rPr>
+        <w:t>v</w:t>
+      </w:r>
+      <w:r>
+        <w:rPr>
+          <w:rFonts w:ascii="Times New Roman" w:hAnsi="Times New Roman" w:cs="Times New Roman"/>
+        </w:rPr>
+        <w:t>e</w:t>
+      </w:r>
+      <w:r>
+        <w:rPr>
+          <w:rFonts w:ascii="Times New Roman" w:hAnsi="Times New Roman" w:cs="Times New Roman"/>
+        </w:rPr>
+        <w:t xml:space="preserve"> a positive association with emissions. </w:t>
+      </w:r>
+      <w:r>
+        <w:rPr>
+          <w:rFonts w:ascii="Times New Roman" w:hAnsi="Times New Roman" w:cs="Times New Roman"/>
+        </w:rPr>
+        <w:t>The omitted variables are all significant at the 5% level or lower</w:t>
+      </w:r>
+      <w:r>
+        <w:rPr>
+          <w:rFonts w:ascii="Times New Roman" w:hAnsi="Times New Roman" w:cs="Times New Roman"/>
+        </w:rPr>
+        <w:t xml:space="preserve"> and </w:t>
+      </w:r>
+      <w:r>
+        <w:rPr>
+          <w:rFonts w:ascii="Times New Roman" w:hAnsi="Times New Roman" w:cs="Times New Roman"/>
+        </w:rPr>
+        <w:t>are</w:t>
+      </w:r>
+      <w:r>
+        <w:rPr>
+          <w:rFonts w:ascii="Times New Roman" w:hAnsi="Times New Roman" w:cs="Times New Roman"/>
+        </w:rPr>
+        <w:t xml:space="preserve"> kept for the next regression</w:t>
+      </w:r>
+      <w:r>
+        <w:rPr>
+          <w:rFonts w:ascii="Times New Roman" w:hAnsi="Times New Roman" w:cs="Times New Roman"/>
+        </w:rPr>
+        <w:t>.</w:t>
       </w:r>
     </w:p>
     <w:p>
@@ -14262,25 +14731,49 @@
         <w:rPr>
           <w:rFonts w:ascii="Times New Roman" w:hAnsi="Times New Roman" w:cs="Times New Roman"/>
         </w:rPr>
-        <w:t xml:space="preserve">These results </w:t>
-      </w:r>
-      <w:r>
-        <w:rPr>
-          <w:rFonts w:ascii="Times New Roman" w:hAnsi="Times New Roman" w:cs="Times New Roman"/>
-        </w:rPr>
-        <w:t>mostly</w:t>
-      </w:r>
-      <w:r>
-        <w:rPr>
-          <w:rFonts w:ascii="Times New Roman" w:hAnsi="Times New Roman" w:cs="Times New Roman"/>
-        </w:rPr>
-        <w:t xml:space="preserve"> contradict predictions. In regression 3, </w:t>
-      </w:r>
-      <w:r>
-        <w:rPr>
-          <w:rFonts w:ascii="Times New Roman" w:hAnsi="Times New Roman" w:cs="Times New Roman"/>
-        </w:rPr>
-        <w:t xml:space="preserve">it was predicted that EU, </w:t>
+        <w:t xml:space="preserve">After the time-fixed effects are accounted for in </w:t>
+      </w:r>
+      <w:r>
+        <w:rPr>
+          <w:rFonts w:ascii="Times New Roman" w:hAnsi="Times New Roman" w:cs="Times New Roman"/>
+        </w:rPr>
+        <w:t>regression</w:t>
+      </w:r>
+      <w:r>
+        <w:rPr>
+          <w:rFonts w:ascii="Times New Roman" w:hAnsi="Times New Roman" w:cs="Times New Roman"/>
+        </w:rPr>
+        <w:t xml:space="preserve"> </w:t>
+      </w:r>
+      <w:r>
+        <w:rPr>
+          <w:rFonts w:ascii="Times New Roman" w:hAnsi="Times New Roman" w:cs="Times New Roman"/>
+        </w:rPr>
+        <w:t>(</w:t>
+      </w:r>
+      <w:r>
+        <w:rPr>
+          <w:rFonts w:ascii="Times New Roman" w:hAnsi="Times New Roman" w:cs="Times New Roman"/>
+        </w:rPr>
+        <w:t>3</w:t>
+      </w:r>
+      <w:r>
+        <w:rPr>
+          <w:rFonts w:ascii="Times New Roman" w:hAnsi="Times New Roman" w:cs="Times New Roman"/>
+        </w:rPr>
+        <w:t>)</w:t>
+      </w:r>
+      <w:r>
+        <w:rPr>
+          <w:rFonts w:ascii="Times New Roman" w:hAnsi="Times New Roman" w:cs="Times New Roman"/>
+        </w:rPr>
+        <w:t xml:space="preserve">, the coefficient increases from 0.609 to 0.942 and becomes significant at the 5% level. </w:t>
+      </w:r>
+      <w:r>
+        <w:rPr>
+          <w:rFonts w:ascii="Times New Roman" w:hAnsi="Times New Roman" w:cs="Times New Roman"/>
+        </w:rPr>
+        <w:t xml:space="preserve">The coefficients on </w:t>
       </w:r>
       <w:proofErr w:type="spellStart"/>
       <w:r>
@@ -14294,13 +14787,731 @@
         <w:rPr>
           <w:rFonts w:ascii="Times New Roman" w:hAnsi="Times New Roman" w:cs="Times New Roman"/>
         </w:rPr>
+        <w:t xml:space="preserve"> and </w:t>
+      </w:r>
+      <w:proofErr w:type="spellStart"/>
+      <w:r>
+        <w:rPr>
+          <w:rFonts w:ascii="Times New Roman" w:hAnsi="Times New Roman" w:cs="Times New Roman"/>
+        </w:rPr>
+        <w:t>VaA</w:t>
+      </w:r>
+      <w:proofErr w:type="spellEnd"/>
+      <w:r>
+        <w:rPr>
+          <w:rFonts w:ascii="Times New Roman" w:hAnsi="Times New Roman" w:cs="Times New Roman"/>
+        </w:rPr>
+        <w:t xml:space="preserve"> drop by 0.525 and 0.42, respectively, while the coefficient on RoL r</w:t>
+      </w:r>
+      <w:r>
+        <w:rPr>
+          <w:rFonts w:ascii="Times New Roman" w:hAnsi="Times New Roman" w:cs="Times New Roman"/>
+        </w:rPr>
+        <w:t>ise</w:t>
+      </w:r>
+      <w:r>
+        <w:rPr>
+          <w:rFonts w:ascii="Times New Roman" w:hAnsi="Times New Roman" w:cs="Times New Roman"/>
+        </w:rPr>
+        <w:t xml:space="preserve"> by 0.157. </w:t>
+      </w:r>
+      <w:r>
+        <w:rPr>
+          <w:rFonts w:ascii="Times New Roman" w:hAnsi="Times New Roman" w:cs="Times New Roman"/>
+        </w:rPr>
+        <w:t>GDPpc and GovDebt are</w:t>
+      </w:r>
+      <w:r>
+        <w:rPr>
+          <w:rFonts w:ascii="Times New Roman" w:hAnsi="Times New Roman" w:cs="Times New Roman"/>
+        </w:rPr>
+        <w:t xml:space="preserve"> now</w:t>
+      </w:r>
+      <w:r>
+        <w:rPr>
+          <w:rFonts w:ascii="Times New Roman" w:hAnsi="Times New Roman" w:cs="Times New Roman"/>
+        </w:rPr>
+        <w:t xml:space="preserve"> </w:t>
+      </w:r>
+      <w:r>
+        <w:rPr>
+          <w:rFonts w:ascii="Times New Roman" w:hAnsi="Times New Roman" w:cs="Times New Roman"/>
+        </w:rPr>
+        <w:t xml:space="preserve">individually </w:t>
+      </w:r>
+      <w:r>
+        <w:rPr>
+          <w:rFonts w:ascii="Times New Roman" w:hAnsi="Times New Roman" w:cs="Times New Roman"/>
+        </w:rPr>
+        <w:t>insignificant</w:t>
+      </w:r>
+      <w:r>
+        <w:rPr>
+          <w:rFonts w:ascii="Times New Roman" w:hAnsi="Times New Roman" w:cs="Times New Roman"/>
+        </w:rPr>
+        <w:t>, and a joint-F test shows that they are not jointly significant</w:t>
+      </w:r>
+      <w:r>
+        <w:rPr>
+          <w:rFonts w:ascii="Times New Roman" w:hAnsi="Times New Roman" w:cs="Times New Roman"/>
+        </w:rPr>
+        <w:t xml:space="preserve"> either</w:t>
+      </w:r>
+      <w:r>
+        <w:rPr>
+          <w:rFonts w:ascii="Times New Roman" w:hAnsi="Times New Roman" w:cs="Times New Roman"/>
+        </w:rPr>
+        <w:t xml:space="preserve">. They are </w:t>
+      </w:r>
+      <w:r>
+        <w:rPr>
+          <w:rFonts w:ascii="Times New Roman" w:hAnsi="Times New Roman" w:cs="Times New Roman"/>
+        </w:rPr>
+        <w:t xml:space="preserve">dropped for the next regression. </w:t>
+      </w:r>
+    </w:p>
+    <w:p>
+      <w:pPr>
+        <w:spacing w:line="480" w:lineRule="auto"/>
+        <w:ind w:firstLine="720"/>
+        <w:rPr>
+          <w:rFonts w:ascii="Times New Roman" w:hAnsi="Times New Roman" w:cs="Times New Roman"/>
+        </w:rPr>
+      </w:pPr>
+      <w:r>
+        <w:rPr>
+          <w:rFonts w:ascii="Times New Roman" w:hAnsi="Times New Roman" w:cs="Times New Roman"/>
+        </w:rPr>
+        <w:t>Adding the interaction term EU*</w:t>
+      </w:r>
+      <w:proofErr w:type="spellStart"/>
+      <w:r>
+        <w:rPr>
+          <w:rFonts w:ascii="Times New Roman" w:hAnsi="Times New Roman" w:cs="Times New Roman"/>
+        </w:rPr>
+        <w:t>PolSt</w:t>
+      </w:r>
+      <w:proofErr w:type="spellEnd"/>
+      <w:r>
+        <w:rPr>
+          <w:rFonts w:ascii="Times New Roman" w:hAnsi="Times New Roman" w:cs="Times New Roman"/>
+        </w:rPr>
+        <w:t xml:space="preserve"> in </w:t>
+      </w:r>
+      <w:r>
+        <w:rPr>
+          <w:rFonts w:ascii="Times New Roman" w:hAnsi="Times New Roman" w:cs="Times New Roman"/>
+        </w:rPr>
+        <w:t>regression</w:t>
+      </w:r>
+      <w:r>
+        <w:rPr>
+          <w:rFonts w:ascii="Times New Roman" w:hAnsi="Times New Roman" w:cs="Times New Roman"/>
+        </w:rPr>
+        <w:t xml:space="preserve"> </w:t>
+      </w:r>
+      <w:r>
+        <w:rPr>
+          <w:rFonts w:ascii="Times New Roman" w:hAnsi="Times New Roman" w:cs="Times New Roman"/>
+        </w:rPr>
+        <w:t>(</w:t>
+      </w:r>
+      <w:r>
+        <w:rPr>
+          <w:rFonts w:ascii="Times New Roman" w:hAnsi="Times New Roman" w:cs="Times New Roman"/>
+        </w:rPr>
+        <w:t>4</w:t>
+      </w:r>
+      <w:r>
+        <w:rPr>
+          <w:rFonts w:ascii="Times New Roman" w:hAnsi="Times New Roman" w:cs="Times New Roman"/>
+        </w:rPr>
+        <w:t>)</w:t>
+      </w:r>
+      <w:r>
+        <w:rPr>
+          <w:rFonts w:ascii="Times New Roman" w:hAnsi="Times New Roman" w:cs="Times New Roman"/>
+        </w:rPr>
+        <w:t xml:space="preserve"> results in the coefficient becoming insignificant</w:t>
+      </w:r>
+      <w:r>
+        <w:rPr>
+          <w:rFonts w:ascii="Times New Roman" w:hAnsi="Times New Roman" w:cs="Times New Roman"/>
+        </w:rPr>
+        <w:t>. S</w:t>
+      </w:r>
+      <w:r>
+        <w:rPr>
+          <w:rFonts w:ascii="Times New Roman" w:hAnsi="Times New Roman" w:cs="Times New Roman"/>
+        </w:rPr>
+        <w:t xml:space="preserve">ince the interaction term coefficient is </w:t>
+      </w:r>
+      <w:r>
+        <w:rPr>
+          <w:rFonts w:ascii="Times New Roman" w:hAnsi="Times New Roman" w:cs="Times New Roman"/>
+        </w:rPr>
+        <w:t xml:space="preserve">positive and </w:t>
+      </w:r>
+      <w:r>
+        <w:rPr>
+          <w:rFonts w:ascii="Times New Roman" w:hAnsi="Times New Roman" w:cs="Times New Roman"/>
+        </w:rPr>
+        <w:t xml:space="preserve">significant at the </w:t>
+      </w:r>
+      <w:r>
+        <w:rPr>
+          <w:rFonts w:ascii="Times New Roman" w:hAnsi="Times New Roman" w:cs="Times New Roman"/>
+        </w:rPr>
+        <w:t>5</w:t>
+      </w:r>
+      <w:r>
+        <w:rPr>
+          <w:rFonts w:ascii="Times New Roman" w:hAnsi="Times New Roman" w:cs="Times New Roman"/>
+        </w:rPr>
+        <w:t>% level,</w:t>
+      </w:r>
+      <w:r>
+        <w:rPr>
+          <w:rFonts w:ascii="Times New Roman" w:hAnsi="Times New Roman" w:cs="Times New Roman"/>
+        </w:rPr>
+        <w:t xml:space="preserve"> it suggests </w:t>
+      </w:r>
+      <w:r>
+        <w:rPr>
+          <w:rFonts w:ascii="Times New Roman" w:hAnsi="Times New Roman" w:cs="Times New Roman"/>
+        </w:rPr>
+        <w:t xml:space="preserve">that the effect of political stability on emissions is 1.844 units </w:t>
+      </w:r>
+      <w:r>
+        <w:rPr>
+          <w:rFonts w:ascii="Times New Roman" w:hAnsi="Times New Roman" w:cs="Times New Roman"/>
+          <w:i/>
+          <w:iCs/>
+        </w:rPr>
+        <w:t>stronger</w:t>
+      </w:r>
+      <w:r>
+        <w:rPr>
+          <w:rFonts w:ascii="Times New Roman" w:hAnsi="Times New Roman" w:cs="Times New Roman"/>
+        </w:rPr>
+        <w:t xml:space="preserve"> for EU members. </w:t>
+      </w:r>
+      <w:r>
+        <w:rPr>
+          <w:rFonts w:ascii="Times New Roman" w:hAnsi="Times New Roman" w:cs="Times New Roman"/>
+        </w:rPr>
+        <w:t>Adding the interaction term EU*</w:t>
+      </w:r>
+      <w:proofErr w:type="spellStart"/>
+      <w:r>
+        <w:rPr>
+          <w:rFonts w:ascii="Times New Roman" w:hAnsi="Times New Roman" w:cs="Times New Roman"/>
+        </w:rPr>
+        <w:t>RoL</w:t>
+      </w:r>
+      <w:proofErr w:type="spellEnd"/>
+      <w:r>
+        <w:rPr>
+          <w:rFonts w:ascii="Times New Roman" w:hAnsi="Times New Roman" w:cs="Times New Roman"/>
+        </w:rPr>
+        <w:t xml:space="preserve"> in </w:t>
+      </w:r>
+      <w:r>
+        <w:rPr>
+          <w:rFonts w:ascii="Times New Roman" w:hAnsi="Times New Roman" w:cs="Times New Roman"/>
+        </w:rPr>
+        <w:t>regression</w:t>
+      </w:r>
+      <w:r>
+        <w:rPr>
+          <w:rFonts w:ascii="Times New Roman" w:hAnsi="Times New Roman" w:cs="Times New Roman"/>
+        </w:rPr>
+        <w:t xml:space="preserve"> </w:t>
+      </w:r>
+      <w:r>
+        <w:rPr>
+          <w:rFonts w:ascii="Times New Roman" w:hAnsi="Times New Roman" w:cs="Times New Roman"/>
+        </w:rPr>
+        <w:t>(</w:t>
+      </w:r>
+      <w:r>
+        <w:rPr>
+          <w:rFonts w:ascii="Times New Roman" w:hAnsi="Times New Roman" w:cs="Times New Roman"/>
+        </w:rPr>
+        <w:t>5</w:t>
+      </w:r>
+      <w:r>
+        <w:rPr>
+          <w:rFonts w:ascii="Times New Roman" w:hAnsi="Times New Roman" w:cs="Times New Roman"/>
+        </w:rPr>
+        <w:t>)</w:t>
+      </w:r>
+      <w:r>
+        <w:rPr>
+          <w:rFonts w:ascii="Times New Roman" w:hAnsi="Times New Roman" w:cs="Times New Roman"/>
+        </w:rPr>
+        <w:t xml:space="preserve"> results in an interaction term coefficient that is negative and significant at the 1% level, suggesting that the effect of rule of law on emissions is</w:t>
+      </w:r>
+      <w:r>
+        <w:rPr>
+          <w:rFonts w:ascii="Times New Roman" w:hAnsi="Times New Roman" w:cs="Times New Roman"/>
+        </w:rPr>
+        <w:t xml:space="preserve"> 2.093 units</w:t>
+      </w:r>
+      <w:r>
+        <w:rPr>
+          <w:rFonts w:ascii="Times New Roman" w:hAnsi="Times New Roman" w:cs="Times New Roman"/>
+        </w:rPr>
+        <w:t xml:space="preserve"> </w:t>
+      </w:r>
+      <w:r>
+        <w:rPr>
+          <w:rFonts w:ascii="Times New Roman" w:hAnsi="Times New Roman" w:cs="Times New Roman"/>
+          <w:i/>
+          <w:iCs/>
+        </w:rPr>
+        <w:t>weaker</w:t>
+      </w:r>
+      <w:r>
+        <w:rPr>
+          <w:rFonts w:ascii="Times New Roman" w:hAnsi="Times New Roman" w:cs="Times New Roman"/>
+        </w:rPr>
+        <w:t xml:space="preserve"> for EU members. Finally, adding the interaction term EU*</w:t>
+      </w:r>
+      <w:proofErr w:type="spellStart"/>
+      <w:r>
+        <w:rPr>
+          <w:rFonts w:ascii="Times New Roman" w:hAnsi="Times New Roman" w:cs="Times New Roman"/>
+        </w:rPr>
+        <w:t>VaA</w:t>
+      </w:r>
+      <w:proofErr w:type="spellEnd"/>
+      <w:r>
+        <w:rPr>
+          <w:rFonts w:ascii="Times New Roman" w:hAnsi="Times New Roman" w:cs="Times New Roman"/>
+        </w:rPr>
+        <w:t xml:space="preserve"> in </w:t>
+      </w:r>
+      <w:r>
+        <w:rPr>
+          <w:rFonts w:ascii="Times New Roman" w:hAnsi="Times New Roman" w:cs="Times New Roman"/>
+        </w:rPr>
+        <w:t>regression</w:t>
+      </w:r>
+      <w:r>
+        <w:rPr>
+          <w:rFonts w:ascii="Times New Roman" w:hAnsi="Times New Roman" w:cs="Times New Roman"/>
+        </w:rPr>
+        <w:t xml:space="preserve"> </w:t>
+      </w:r>
+      <w:r>
+        <w:rPr>
+          <w:rFonts w:ascii="Times New Roman" w:hAnsi="Times New Roman" w:cs="Times New Roman"/>
+        </w:rPr>
+        <w:t>(</w:t>
+      </w:r>
+      <w:r>
+        <w:rPr>
+          <w:rFonts w:ascii="Times New Roman" w:hAnsi="Times New Roman" w:cs="Times New Roman"/>
+        </w:rPr>
+        <w:t>6</w:t>
+      </w:r>
+      <w:r>
+        <w:rPr>
+          <w:rFonts w:ascii="Times New Roman" w:hAnsi="Times New Roman" w:cs="Times New Roman"/>
+        </w:rPr>
+        <w:t>)</w:t>
+      </w:r>
+      <w:r>
+        <w:rPr>
+          <w:rFonts w:ascii="Times New Roman" w:hAnsi="Times New Roman" w:cs="Times New Roman"/>
+        </w:rPr>
+        <w:t xml:space="preserve"> results in an interaction term coefficient that is positive and significant </w:t>
+      </w:r>
+      <w:r>
+        <w:rPr>
+          <w:rFonts w:ascii="Times New Roman" w:hAnsi="Times New Roman" w:cs="Times New Roman"/>
+        </w:rPr>
+        <w:lastRenderedPageBreak/>
+        <w:t>at the 1% level, suggesting that the effect of voice and accountability is</w:t>
+      </w:r>
+      <w:r>
+        <w:rPr>
+          <w:rFonts w:ascii="Times New Roman" w:hAnsi="Times New Roman" w:cs="Times New Roman"/>
+        </w:rPr>
+        <w:t xml:space="preserve"> 2.273 units</w:t>
+      </w:r>
+      <w:r>
+        <w:rPr>
+          <w:rFonts w:ascii="Times New Roman" w:hAnsi="Times New Roman" w:cs="Times New Roman"/>
+        </w:rPr>
+        <w:t xml:space="preserve"> </w:t>
+      </w:r>
+      <w:r>
+        <w:rPr>
+          <w:rFonts w:ascii="Times New Roman" w:hAnsi="Times New Roman" w:cs="Times New Roman"/>
+          <w:i/>
+          <w:iCs/>
+        </w:rPr>
+        <w:t>stronger</w:t>
+      </w:r>
+      <w:r>
+        <w:rPr>
+          <w:rFonts w:ascii="Times New Roman" w:hAnsi="Times New Roman" w:cs="Times New Roman"/>
+        </w:rPr>
+        <w:t xml:space="preserve"> in EU members.</w:t>
+      </w:r>
+      <w:r>
+        <w:rPr>
+          <w:rFonts w:ascii="Times New Roman" w:hAnsi="Times New Roman" w:cs="Times New Roman"/>
+        </w:rPr>
+        <w:t xml:space="preserve"> </w:t>
+      </w:r>
+    </w:p>
+    <w:p>
+      <w:pPr>
+        <w:spacing w:line="480" w:lineRule="auto"/>
+        <w:ind w:firstLine="720"/>
+        <w:rPr>
+          <w:rFonts w:ascii="Times New Roman" w:hAnsi="Times New Roman" w:cs="Times New Roman"/>
+        </w:rPr>
+      </w:pPr>
+      <w:r>
+        <w:rPr>
+          <w:rFonts w:ascii="Times New Roman" w:hAnsi="Times New Roman" w:cs="Times New Roman"/>
+        </w:rPr>
+        <w:t xml:space="preserve">From regressions </w:t>
+      </w:r>
+      <w:r>
+        <w:rPr>
+          <w:rFonts w:ascii="Times New Roman" w:hAnsi="Times New Roman" w:cs="Times New Roman"/>
+        </w:rPr>
+        <w:t>(</w:t>
+      </w:r>
+      <w:r>
+        <w:rPr>
+          <w:rFonts w:ascii="Times New Roman" w:hAnsi="Times New Roman" w:cs="Times New Roman"/>
+        </w:rPr>
+        <w:t>4</w:t>
+      </w:r>
+      <w:r>
+        <w:rPr>
+          <w:rFonts w:ascii="Times New Roman" w:hAnsi="Times New Roman" w:cs="Times New Roman"/>
+        </w:rPr>
+        <w:t>)</w:t>
+      </w:r>
+      <w:r>
+        <w:rPr>
+          <w:rFonts w:ascii="Times New Roman" w:hAnsi="Times New Roman" w:cs="Times New Roman"/>
+        </w:rPr>
+        <w:t xml:space="preserve"> to </w:t>
+      </w:r>
+      <w:r>
+        <w:rPr>
+          <w:rFonts w:ascii="Times New Roman" w:hAnsi="Times New Roman" w:cs="Times New Roman"/>
+        </w:rPr>
+        <w:t>(</w:t>
+      </w:r>
+      <w:r>
+        <w:rPr>
+          <w:rFonts w:ascii="Times New Roman" w:hAnsi="Times New Roman" w:cs="Times New Roman"/>
+        </w:rPr>
+        <w:t>6</w:t>
+      </w:r>
+      <w:r>
+        <w:rPr>
+          <w:rFonts w:ascii="Times New Roman" w:hAnsi="Times New Roman" w:cs="Times New Roman"/>
+        </w:rPr>
+        <w:t>)</w:t>
+      </w:r>
+      <w:r>
+        <w:rPr>
+          <w:rFonts w:ascii="Times New Roman" w:hAnsi="Times New Roman" w:cs="Times New Roman"/>
+        </w:rPr>
+        <w:t>, the adjusted R-squared increased from 0.322 to 0.350, showing that adding the additional interaction terms slightly contribut</w:t>
+      </w:r>
+      <w:r>
+        <w:rPr>
+          <w:rFonts w:ascii="Times New Roman" w:hAnsi="Times New Roman" w:cs="Times New Roman"/>
+        </w:rPr>
+        <w:t>es</w:t>
+      </w:r>
+      <w:r>
+        <w:rPr>
+          <w:rFonts w:ascii="Times New Roman" w:hAnsi="Times New Roman" w:cs="Times New Roman"/>
+        </w:rPr>
+        <w:t xml:space="preserve"> to the explanatory power of the model. </w:t>
+      </w:r>
+      <w:r>
+        <w:rPr>
+          <w:rFonts w:ascii="Times New Roman" w:hAnsi="Times New Roman" w:cs="Times New Roman"/>
+        </w:rPr>
+        <w:t>After incorporating all interaction terms, the main coefficient remains insignificant</w:t>
+      </w:r>
+      <w:r>
+        <w:rPr>
+          <w:rFonts w:ascii="Times New Roman" w:hAnsi="Times New Roman" w:cs="Times New Roman"/>
+        </w:rPr>
+        <w:t>.</w:t>
+      </w:r>
+    </w:p>
+    <w:p>
+      <w:pPr>
+        <w:spacing w:line="480" w:lineRule="auto"/>
+        <w:ind w:firstLine="720"/>
+        <w:rPr>
+          <w:rFonts w:ascii="Times New Roman" w:hAnsi="Times New Roman" w:cs="Times New Roman"/>
+        </w:rPr>
+      </w:pPr>
+      <w:r>
+        <w:rPr>
+          <w:rFonts w:ascii="Times New Roman" w:hAnsi="Times New Roman" w:cs="Times New Roman"/>
+        </w:rPr>
+        <w:t xml:space="preserve">These results contradict </w:t>
+      </w:r>
+      <w:r>
+        <w:rPr>
+          <w:rFonts w:ascii="Times New Roman" w:hAnsi="Times New Roman" w:cs="Times New Roman"/>
+        </w:rPr>
+        <w:t>several</w:t>
+      </w:r>
+      <w:r>
+        <w:rPr>
+          <w:rFonts w:ascii="Times New Roman" w:hAnsi="Times New Roman" w:cs="Times New Roman"/>
+        </w:rPr>
+        <w:t xml:space="preserve"> </w:t>
+      </w:r>
+      <w:r>
+        <w:rPr>
+          <w:rFonts w:ascii="Times New Roman" w:hAnsi="Times New Roman" w:cs="Times New Roman"/>
+        </w:rPr>
+        <w:t>hypotheses</w:t>
+      </w:r>
+      <w:r>
+        <w:rPr>
+          <w:rFonts w:ascii="Times New Roman" w:hAnsi="Times New Roman" w:cs="Times New Roman"/>
+        </w:rPr>
+        <w:t xml:space="preserve"> but are not surprising upon further reflection. They </w:t>
+      </w:r>
+      <w:r>
+        <w:rPr>
+          <w:rFonts w:ascii="Times New Roman" w:hAnsi="Times New Roman" w:cs="Times New Roman"/>
+        </w:rPr>
+        <w:t xml:space="preserve">overwhelmingly </w:t>
+      </w:r>
+      <w:r>
+        <w:rPr>
+          <w:rFonts w:ascii="Times New Roman" w:hAnsi="Times New Roman" w:cs="Times New Roman"/>
+        </w:rPr>
+        <w:t>demonstrate</w:t>
+      </w:r>
+      <w:r>
+        <w:rPr>
+          <w:rFonts w:ascii="Times New Roman" w:hAnsi="Times New Roman" w:cs="Times New Roman"/>
+        </w:rPr>
+        <w:t xml:space="preserve"> that EU membership status alone does not consistently predict emissions</w:t>
+      </w:r>
+      <w:r>
+        <w:rPr>
+          <w:rFonts w:ascii="Times New Roman" w:hAnsi="Times New Roman" w:cs="Times New Roman"/>
+        </w:rPr>
+        <w:t xml:space="preserve">, but it </w:t>
+      </w:r>
+      <w:r>
+        <w:rPr>
+          <w:rFonts w:ascii="Times New Roman" w:hAnsi="Times New Roman" w:cs="Times New Roman"/>
+        </w:rPr>
+        <w:t xml:space="preserve">does not </w:t>
+      </w:r>
+      <w:r>
+        <w:rPr>
+          <w:rFonts w:ascii="Times New Roman" w:hAnsi="Times New Roman" w:cs="Times New Roman"/>
+        </w:rPr>
+        <w:t xml:space="preserve">automatically </w:t>
+      </w:r>
+      <w:r>
+        <w:rPr>
+          <w:rFonts w:ascii="Times New Roman" w:hAnsi="Times New Roman" w:cs="Times New Roman"/>
+        </w:rPr>
+        <w:t>imply</w:t>
+      </w:r>
+      <w:r>
+        <w:rPr>
+          <w:rFonts w:ascii="Times New Roman" w:hAnsi="Times New Roman" w:cs="Times New Roman"/>
+        </w:rPr>
+        <w:t xml:space="preserve"> that EU carbon policies are ineffective. </w:t>
+      </w:r>
+      <w:r>
+        <w:rPr>
+          <w:rFonts w:ascii="Times New Roman" w:hAnsi="Times New Roman" w:cs="Times New Roman"/>
+        </w:rPr>
+        <w:t>Rather</w:t>
+      </w:r>
+      <w:r>
+        <w:rPr>
+          <w:rFonts w:ascii="Times New Roman" w:hAnsi="Times New Roman" w:cs="Times New Roman"/>
+        </w:rPr>
         <w:t xml:space="preserve">, </w:t>
       </w:r>
+      <w:r>
+        <w:rPr>
+          <w:rFonts w:ascii="Times New Roman" w:hAnsi="Times New Roman" w:cs="Times New Roman"/>
+        </w:rPr>
+        <w:t>they show that the</w:t>
+      </w:r>
+      <w:r>
+        <w:rPr>
+          <w:rFonts w:ascii="Times New Roman" w:hAnsi="Times New Roman" w:cs="Times New Roman"/>
+        </w:rPr>
+        <w:t xml:space="preserve"> relationship</w:t>
+      </w:r>
+      <w:r>
+        <w:rPr>
+          <w:rFonts w:ascii="Times New Roman" w:hAnsi="Times New Roman" w:cs="Times New Roman"/>
+        </w:rPr>
+        <w:t xml:space="preserve"> between EU membership and emissions</w:t>
+      </w:r>
+      <w:r>
+        <w:rPr>
+          <w:rFonts w:ascii="Times New Roman" w:hAnsi="Times New Roman" w:cs="Times New Roman"/>
+        </w:rPr>
+        <w:t xml:space="preserve"> is moderated by </w:t>
+      </w:r>
+      <w:r>
+        <w:rPr>
+          <w:rFonts w:ascii="Times New Roman" w:hAnsi="Times New Roman" w:cs="Times New Roman"/>
+        </w:rPr>
+        <w:t>political stability</w:t>
+      </w:r>
+      <w:r>
+        <w:rPr>
+          <w:rFonts w:ascii="Times New Roman" w:hAnsi="Times New Roman" w:cs="Times New Roman"/>
+        </w:rPr>
+        <w:t xml:space="preserve">, </w:t>
+      </w:r>
+      <w:r>
+        <w:rPr>
+          <w:rFonts w:ascii="Times New Roman" w:hAnsi="Times New Roman" w:cs="Times New Roman"/>
+        </w:rPr>
+        <w:t>rule of law</w:t>
+      </w:r>
+      <w:r>
+        <w:rPr>
+          <w:rFonts w:ascii="Times New Roman" w:hAnsi="Times New Roman" w:cs="Times New Roman"/>
+        </w:rPr>
+        <w:t xml:space="preserve">, and </w:t>
+      </w:r>
+      <w:r>
+        <w:rPr>
+          <w:rFonts w:ascii="Times New Roman" w:hAnsi="Times New Roman" w:cs="Times New Roman"/>
+        </w:rPr>
+        <w:t>voice and accountability</w:t>
+      </w:r>
+      <w:r>
+        <w:rPr>
+          <w:rFonts w:ascii="Times New Roman" w:hAnsi="Times New Roman" w:cs="Times New Roman"/>
+        </w:rPr>
+        <w:t xml:space="preserve">. In regression </w:t>
+      </w:r>
+      <w:r>
+        <w:rPr>
+          <w:rFonts w:ascii="Times New Roman" w:hAnsi="Times New Roman" w:cs="Times New Roman"/>
+        </w:rPr>
+        <w:t>(</w:t>
+      </w:r>
+      <w:r>
+        <w:rPr>
+          <w:rFonts w:ascii="Times New Roman" w:hAnsi="Times New Roman" w:cs="Times New Roman"/>
+        </w:rPr>
+        <w:t>3</w:t>
+      </w:r>
+      <w:r>
+        <w:rPr>
+          <w:rFonts w:ascii="Times New Roman" w:hAnsi="Times New Roman" w:cs="Times New Roman"/>
+        </w:rPr>
+        <w:t>)</w:t>
+      </w:r>
+      <w:r>
+        <w:rPr>
+          <w:rFonts w:ascii="Times New Roman" w:hAnsi="Times New Roman" w:cs="Times New Roman"/>
+        </w:rPr>
+        <w:t xml:space="preserve">, </w:t>
+      </w:r>
+      <w:r>
+        <w:rPr>
+          <w:rFonts w:ascii="Times New Roman" w:hAnsi="Times New Roman" w:cs="Times New Roman"/>
+        </w:rPr>
+        <w:t>all</w:t>
+      </w:r>
+      <w:r>
+        <w:rPr>
+          <w:rFonts w:ascii="Times New Roman" w:hAnsi="Times New Roman" w:cs="Times New Roman"/>
+        </w:rPr>
+        <w:t xml:space="preserve"> </w:t>
+      </w:r>
+      <w:r>
+        <w:rPr>
+          <w:rFonts w:ascii="Times New Roman" w:hAnsi="Times New Roman" w:cs="Times New Roman"/>
+        </w:rPr>
+        <w:t>governance indicators</w:t>
+      </w:r>
+      <w:r>
+        <w:rPr>
+          <w:rFonts w:ascii="Times New Roman" w:hAnsi="Times New Roman" w:cs="Times New Roman"/>
+        </w:rPr>
+        <w:t xml:space="preserve"> were predicted to have negative coefficients, </w:t>
+      </w:r>
+      <w:r>
+        <w:rPr>
+          <w:rFonts w:ascii="Times New Roman" w:hAnsi="Times New Roman" w:cs="Times New Roman"/>
+        </w:rPr>
+        <w:t>yet</w:t>
+      </w:r>
+      <w:r>
+        <w:rPr>
+          <w:rFonts w:ascii="Times New Roman" w:hAnsi="Times New Roman" w:cs="Times New Roman"/>
+        </w:rPr>
+        <w:t xml:space="preserve"> only the coefficient on </w:t>
+      </w:r>
       <w:proofErr w:type="spellStart"/>
       <w:r>
         <w:rPr>
           <w:rFonts w:ascii="Times New Roman" w:hAnsi="Times New Roman" w:cs="Times New Roman"/>
         </w:rPr>
+        <w:t>VaA</w:t>
+      </w:r>
+      <w:proofErr w:type="spellEnd"/>
+      <w:r>
+        <w:rPr>
+          <w:rFonts w:ascii="Times New Roman" w:hAnsi="Times New Roman" w:cs="Times New Roman"/>
+        </w:rPr>
+        <w:t xml:space="preserve"> was negative while the rest were positive. </w:t>
+      </w:r>
+      <w:r>
+        <w:rPr>
+          <w:rFonts w:ascii="Times New Roman" w:hAnsi="Times New Roman" w:cs="Times New Roman"/>
+        </w:rPr>
+        <w:t xml:space="preserve">The positive coefficients on </w:t>
+      </w:r>
+      <w:proofErr w:type="spellStart"/>
+      <w:r>
+        <w:rPr>
+          <w:rFonts w:ascii="Times New Roman" w:hAnsi="Times New Roman" w:cs="Times New Roman"/>
+        </w:rPr>
+        <w:t>PolSt</w:t>
+      </w:r>
+      <w:proofErr w:type="spellEnd"/>
+      <w:r>
+        <w:rPr>
+          <w:rFonts w:ascii="Times New Roman" w:hAnsi="Times New Roman" w:cs="Times New Roman"/>
+        </w:rPr>
+        <w:t xml:space="preserve"> and </w:t>
+      </w:r>
+      <w:proofErr w:type="spellStart"/>
+      <w:r>
+        <w:rPr>
+          <w:rFonts w:ascii="Times New Roman" w:hAnsi="Times New Roman" w:cs="Times New Roman"/>
+        </w:rPr>
         <w:t>RoL</w:t>
       </w:r>
       <w:proofErr w:type="spellEnd"/>
@@ -14308,7 +15519,7 @@
         <w:rPr>
           <w:rFonts w:ascii="Times New Roman" w:hAnsi="Times New Roman" w:cs="Times New Roman"/>
         </w:rPr>
-        <w:t xml:space="preserve">, and </w:t>
+        <w:t xml:space="preserve"> may reflect the tendency of politically stable and legally robust systems to promote economic expansion, which often increases industrial production. By contrast, the negative coefficient on </w:t>
       </w:r>
       <w:proofErr w:type="spellStart"/>
       <w:r>
@@ -14322,7 +15533,7 @@
         <w:rPr>
           <w:rFonts w:ascii="Times New Roman" w:hAnsi="Times New Roman" w:cs="Times New Roman"/>
         </w:rPr>
-        <w:t xml:space="preserve"> would all have negative coefficient</w:t>
+        <w:t xml:space="preserve"> aligns with </w:t>
       </w:r>
       <w:r>
         <w:rPr>
@@ -14334,7 +15545,292 @@
         <w:rPr>
           <w:rFonts w:ascii="Times New Roman" w:hAnsi="Times New Roman" w:cs="Times New Roman"/>
         </w:rPr>
-        <w:t xml:space="preserve">, but only the coefficient on VaA was negative while the rest were positive. In regression 6, the coefficient on EU is negative but insignificant, showing no association between membership and emissions. </w:t>
+        <w:t xml:space="preserve">and </w:t>
+      </w:r>
+      <w:r>
+        <w:rPr>
+          <w:rFonts w:ascii="Times New Roman" w:hAnsi="Times New Roman" w:cs="Times New Roman"/>
+        </w:rPr>
+        <w:t xml:space="preserve">encourage citizens to </w:t>
+      </w:r>
+      <w:r>
+        <w:rPr>
+          <w:rFonts w:ascii="Times New Roman" w:hAnsi="Times New Roman" w:cs="Times New Roman"/>
+        </w:rPr>
+        <w:t xml:space="preserve">pressure </w:t>
+      </w:r>
+      <w:r>
+        <w:rPr>
+          <w:rFonts w:ascii="Times New Roman" w:hAnsi="Times New Roman" w:cs="Times New Roman"/>
+        </w:rPr>
+        <w:t xml:space="preserve">their </w:t>
+      </w:r>
+      <w:r>
+        <w:rPr>
+          <w:rFonts w:ascii="Times New Roman" w:hAnsi="Times New Roman" w:cs="Times New Roman"/>
+        </w:rPr>
+        <w:t xml:space="preserve">governments to pursue </w:t>
+      </w:r>
+      <w:r>
+        <w:rPr>
+          <w:rFonts w:ascii="Times New Roman" w:hAnsi="Times New Roman" w:cs="Times New Roman"/>
+        </w:rPr>
+        <w:t>effective carbon policies</w:t>
+      </w:r>
+      <w:r>
+        <w:rPr>
+          <w:rFonts w:ascii="Times New Roman" w:hAnsi="Times New Roman" w:cs="Times New Roman"/>
+        </w:rPr>
+        <w:t>.</w:t>
+      </w:r>
+      <w:r>
+        <w:rPr>
+          <w:rFonts w:ascii="Times New Roman" w:hAnsi="Times New Roman" w:cs="Times New Roman"/>
+        </w:rPr>
+        <w:t xml:space="preserve"> </w:t>
+      </w:r>
+      <w:r>
+        <w:rPr>
+          <w:rFonts w:ascii="Times New Roman" w:hAnsi="Times New Roman" w:cs="Times New Roman"/>
+        </w:rPr>
+        <w:t xml:space="preserve">In regression </w:t>
+      </w:r>
+      <w:r>
+        <w:rPr>
+          <w:rFonts w:ascii="Times New Roman" w:hAnsi="Times New Roman" w:cs="Times New Roman"/>
+        </w:rPr>
+        <w:t>(</w:t>
+      </w:r>
+      <w:r>
+        <w:rPr>
+          <w:rFonts w:ascii="Times New Roman" w:hAnsi="Times New Roman" w:cs="Times New Roman"/>
+        </w:rPr>
+        <w:t>6</w:t>
+      </w:r>
+      <w:r>
+        <w:rPr>
+          <w:rFonts w:ascii="Times New Roman" w:hAnsi="Times New Roman" w:cs="Times New Roman"/>
+        </w:rPr>
+        <w:t>)</w:t>
+      </w:r>
+      <w:r>
+        <w:rPr>
+          <w:rFonts w:ascii="Times New Roman" w:hAnsi="Times New Roman" w:cs="Times New Roman"/>
+        </w:rPr>
+        <w:t>, after</w:t>
+      </w:r>
+      <w:r>
+        <w:rPr>
+          <w:rFonts w:ascii="Times New Roman" w:hAnsi="Times New Roman" w:cs="Times New Roman"/>
+        </w:rPr>
+        <w:t xml:space="preserve"> introducing</w:t>
+      </w:r>
+      <w:r>
+        <w:rPr>
+          <w:rFonts w:ascii="Times New Roman" w:hAnsi="Times New Roman" w:cs="Times New Roman"/>
+        </w:rPr>
+        <w:t xml:space="preserve"> the three interaction terms</w:t>
+      </w:r>
+      <w:r>
+        <w:rPr>
+          <w:rFonts w:ascii="Times New Roman" w:hAnsi="Times New Roman" w:cs="Times New Roman"/>
+        </w:rPr>
+        <w:t>, EU*</w:t>
+      </w:r>
+      <w:proofErr w:type="spellStart"/>
+      <w:r>
+        <w:rPr>
+          <w:rFonts w:ascii="Times New Roman" w:hAnsi="Times New Roman" w:cs="Times New Roman"/>
+        </w:rPr>
+        <w:t>PolSt</w:t>
+      </w:r>
+      <w:proofErr w:type="spellEnd"/>
+      <w:r>
+        <w:rPr>
+          <w:rFonts w:ascii="Times New Roman" w:hAnsi="Times New Roman" w:cs="Times New Roman"/>
+        </w:rPr>
+        <w:t xml:space="preserve"> is positive, indicating that being in the EU is able to support sustained industrial activity in politically stable countries to such an extent that the </w:t>
+      </w:r>
+      <w:r>
+        <w:rPr>
+          <w:rFonts w:ascii="Times New Roman" w:hAnsi="Times New Roman" w:cs="Times New Roman"/>
+        </w:rPr>
+        <w:t xml:space="preserve">resulting </w:t>
+      </w:r>
+      <w:r>
+        <w:rPr>
+          <w:rFonts w:ascii="Times New Roman" w:hAnsi="Times New Roman" w:cs="Times New Roman"/>
+        </w:rPr>
+        <w:t>emissions offset any reductions</w:t>
+      </w:r>
+      <w:r>
+        <w:rPr>
+          <w:rFonts w:ascii="Times New Roman" w:hAnsi="Times New Roman" w:cs="Times New Roman"/>
+        </w:rPr>
+        <w:t xml:space="preserve"> in emissions</w:t>
+      </w:r>
+      <w:r>
+        <w:rPr>
+          <w:rFonts w:ascii="Times New Roman" w:hAnsi="Times New Roman" w:cs="Times New Roman"/>
+        </w:rPr>
+        <w:t>. EU*</w:t>
+      </w:r>
+      <w:proofErr w:type="spellStart"/>
+      <w:r>
+        <w:rPr>
+          <w:rFonts w:ascii="Times New Roman" w:hAnsi="Times New Roman" w:cs="Times New Roman"/>
+        </w:rPr>
+        <w:t>VaA</w:t>
+      </w:r>
+      <w:proofErr w:type="spellEnd"/>
+      <w:r>
+        <w:rPr>
+          <w:rFonts w:ascii="Times New Roman" w:hAnsi="Times New Roman" w:cs="Times New Roman"/>
+        </w:rPr>
+        <w:t xml:space="preserve"> is also positive but is much less significant than EU*</w:t>
+      </w:r>
+      <w:proofErr w:type="spellStart"/>
+      <w:r>
+        <w:rPr>
+          <w:rFonts w:ascii="Times New Roman" w:hAnsi="Times New Roman" w:cs="Times New Roman"/>
+        </w:rPr>
+        <w:t>PolSt</w:t>
+      </w:r>
+      <w:proofErr w:type="spellEnd"/>
+      <w:r>
+        <w:rPr>
+          <w:rFonts w:ascii="Times New Roman" w:hAnsi="Times New Roman" w:cs="Times New Roman"/>
+        </w:rPr>
+        <w:t xml:space="preserve">, </w:t>
+      </w:r>
+      <w:r>
+        <w:rPr>
+          <w:rFonts w:ascii="Times New Roman" w:hAnsi="Times New Roman" w:cs="Times New Roman"/>
+        </w:rPr>
+        <w:t>suggesting</w:t>
+      </w:r>
+      <w:r>
+        <w:rPr>
+          <w:rFonts w:ascii="Times New Roman" w:hAnsi="Times New Roman" w:cs="Times New Roman"/>
+        </w:rPr>
+        <w:t xml:space="preserve"> that perhaps public sentiment matters </w:t>
+      </w:r>
+      <w:r>
+        <w:rPr>
+          <w:rFonts w:ascii="Times New Roman" w:hAnsi="Times New Roman" w:cs="Times New Roman"/>
+        </w:rPr>
+        <w:t>little</w:t>
+      </w:r>
+      <w:r>
+        <w:rPr>
+          <w:rFonts w:ascii="Times New Roman" w:hAnsi="Times New Roman" w:cs="Times New Roman"/>
+        </w:rPr>
+        <w:t xml:space="preserve"> </w:t>
+      </w:r>
+      <w:r>
+        <w:rPr>
+          <w:rFonts w:ascii="Times New Roman" w:hAnsi="Times New Roman" w:cs="Times New Roman"/>
+        </w:rPr>
+        <w:t>in</w:t>
+      </w:r>
+      <w:r>
+        <w:rPr>
+          <w:rFonts w:ascii="Times New Roman" w:hAnsi="Times New Roman" w:cs="Times New Roman"/>
+        </w:rPr>
+        <w:t xml:space="preserve"> the relationship between EU membership and </w:t>
+      </w:r>
+      <w:r>
+        <w:rPr>
+          <w:rFonts w:ascii="Times New Roman" w:hAnsi="Times New Roman" w:cs="Times New Roman"/>
+        </w:rPr>
+        <w:t>e</w:t>
+      </w:r>
+      <w:r>
+        <w:rPr>
+          <w:rFonts w:ascii="Times New Roman" w:hAnsi="Times New Roman" w:cs="Times New Roman"/>
+        </w:rPr>
+        <w:t xml:space="preserve">missions because the </w:t>
+      </w:r>
+      <w:r>
+        <w:rPr>
+          <w:rFonts w:ascii="Times New Roman" w:hAnsi="Times New Roman" w:cs="Times New Roman"/>
+        </w:rPr>
+        <w:t xml:space="preserve">EU itself prescribes carbon policies and ensures that they are </w:t>
+      </w:r>
+      <w:r>
+        <w:rPr>
+          <w:rFonts w:ascii="Times New Roman" w:hAnsi="Times New Roman" w:cs="Times New Roman"/>
+        </w:rPr>
+        <w:t xml:space="preserve">being </w:t>
+      </w:r>
+      <w:r>
+        <w:rPr>
+          <w:rFonts w:ascii="Times New Roman" w:hAnsi="Times New Roman" w:cs="Times New Roman"/>
+        </w:rPr>
+        <w:t xml:space="preserve">followed by member states. </w:t>
+      </w:r>
+      <w:r>
+        <w:rPr>
+          <w:rFonts w:ascii="Times New Roman" w:hAnsi="Times New Roman" w:cs="Times New Roman"/>
+        </w:rPr>
+        <w:t>Finally, and m</w:t>
+      </w:r>
+      <w:r>
+        <w:rPr>
+          <w:rFonts w:ascii="Times New Roman" w:hAnsi="Times New Roman" w:cs="Times New Roman"/>
+        </w:rPr>
+        <w:t>ost notably, the negative coefficient on EU*</w:t>
+      </w:r>
+      <w:proofErr w:type="spellStart"/>
+      <w:r>
+        <w:rPr>
+          <w:rFonts w:ascii="Times New Roman" w:hAnsi="Times New Roman" w:cs="Times New Roman"/>
+        </w:rPr>
+        <w:t>RoL</w:t>
+      </w:r>
+      <w:proofErr w:type="spellEnd"/>
+      <w:r>
+        <w:rPr>
+          <w:rFonts w:ascii="Times New Roman" w:hAnsi="Times New Roman" w:cs="Times New Roman"/>
+        </w:rPr>
+        <w:t xml:space="preserve"> indicates that being in the EU enhances </w:t>
+      </w:r>
+      <w:r>
+        <w:rPr>
+          <w:rFonts w:ascii="Times New Roman" w:hAnsi="Times New Roman" w:cs="Times New Roman"/>
+        </w:rPr>
+        <w:lastRenderedPageBreak/>
+        <w:t>the effectiveness of legal institutions and therefore improve</w:t>
+      </w:r>
+      <w:r>
+        <w:rPr>
+          <w:rFonts w:ascii="Times New Roman" w:hAnsi="Times New Roman" w:cs="Times New Roman"/>
+        </w:rPr>
+        <w:t>s</w:t>
+      </w:r>
+      <w:r>
+        <w:rPr>
+          <w:rFonts w:ascii="Times New Roman" w:hAnsi="Times New Roman" w:cs="Times New Roman"/>
+        </w:rPr>
+        <w:t xml:space="preserve"> compliance with </w:t>
+      </w:r>
+      <w:r>
+        <w:rPr>
+          <w:rFonts w:ascii="Times New Roman" w:hAnsi="Times New Roman" w:cs="Times New Roman"/>
+        </w:rPr>
+        <w:t xml:space="preserve">both EU-level and country-level </w:t>
+      </w:r>
+      <w:r>
+        <w:rPr>
+          <w:rFonts w:ascii="Times New Roman" w:hAnsi="Times New Roman" w:cs="Times New Roman"/>
+        </w:rPr>
+        <w:t>environmental regulations</w:t>
+      </w:r>
+      <w:r>
+        <w:rPr>
+          <w:rFonts w:ascii="Times New Roman" w:hAnsi="Times New Roman" w:cs="Times New Roman"/>
+        </w:rPr>
+        <w:t>.</w:t>
       </w:r>
     </w:p>
     <w:p>
@@ -14375,164 +15871,199 @@
         <w:ind w:firstLine="720"/>
         <w:rPr>
           <w:rFonts w:ascii="Times New Roman" w:hAnsi="Times New Roman" w:cs="Times New Roman"/>
-          <w:color w:val="1F1F1F"/>
-          <w:shd w:val="clear" w:color="auto" w:fill="FFFFFF"/>
         </w:rPr>
       </w:pPr>
       <w:r>
         <w:rPr>
           <w:rFonts w:ascii="Times New Roman" w:hAnsi="Times New Roman" w:cs="Times New Roman"/>
         </w:rPr>
-        <w:t xml:space="preserve">The surprising finding that </w:t>
-      </w:r>
-      <w:r>
-        <w:rPr>
-          <w:rFonts w:ascii="Times New Roman" w:hAnsi="Times New Roman" w:cs="Times New Roman"/>
-        </w:rPr>
-        <w:t xml:space="preserve">there is </w:t>
-      </w:r>
-      <w:r>
-        <w:rPr>
-          <w:rFonts w:ascii="Times New Roman" w:hAnsi="Times New Roman" w:cs="Times New Roman"/>
-        </w:rPr>
-        <w:t xml:space="preserve">no association between EU membership and carbon emissions put </w:t>
-      </w:r>
-      <w:r>
-        <w:rPr>
-          <w:rFonts w:ascii="Times New Roman" w:hAnsi="Times New Roman" w:cs="Times New Roman"/>
-        </w:rPr>
-        <w:t xml:space="preserve">the effectiveness of the organization’s carbon pricing policies into question. </w:t>
-      </w:r>
-      <w:r>
-        <w:rPr>
-          <w:rFonts w:ascii="Times New Roman" w:hAnsi="Times New Roman" w:cs="Times New Roman"/>
-        </w:rPr>
-        <w:lastRenderedPageBreak/>
-        <w:t xml:space="preserve">Perhaps when the problems that </w:t>
-      </w:r>
-      <w:r>
-        <w:rPr>
-          <w:rFonts w:ascii="Times New Roman" w:hAnsi="Times New Roman" w:cs="Times New Roman"/>
-          <w:color w:val="1F1F1F"/>
-          <w:shd w:val="clear" w:color="auto" w:fill="FFFFFF"/>
-        </w:rPr>
-        <w:t>Böhringer</w:t>
-      </w:r>
-      <w:r>
-        <w:rPr>
-          <w:rFonts w:ascii="Times New Roman" w:hAnsi="Times New Roman" w:cs="Times New Roman"/>
-          <w:color w:val="1F1F1F"/>
-          <w:shd w:val="clear" w:color="auto" w:fill="FFFFFF"/>
-        </w:rPr>
-        <w:t xml:space="preserve"> et al. and </w:t>
-      </w:r>
-      <w:r>
-        <w:rPr>
-          <w:rFonts w:ascii="Times New Roman" w:hAnsi="Times New Roman" w:cs="Times New Roman"/>
-          <w:color w:val="222222"/>
-          <w:shd w:val="clear" w:color="auto" w:fill="FFFFFF"/>
-        </w:rPr>
-        <w:t>Błażejowska</w:t>
-      </w:r>
-      <w:r>
-        <w:rPr>
-          <w:rFonts w:ascii="Times New Roman" w:hAnsi="Times New Roman" w:cs="Times New Roman"/>
-          <w:color w:val="1F1F1F"/>
-          <w:shd w:val="clear" w:color="auto" w:fill="FFFFFF"/>
-        </w:rPr>
-        <w:t xml:space="preserve"> et al. identified are solved, the ETS will produce more satisfactory results. Or perhaps the EU should start to shift away from cap-and-trade and instead focus more on alternative market-based carbon pricing policies like carbon taxes. Either way, it is clear that </w:t>
-      </w:r>
-      <w:r>
-        <w:rPr>
-          <w:rFonts w:ascii="Times New Roman" w:hAnsi="Times New Roman" w:cs="Times New Roman"/>
-          <w:color w:val="1F1F1F"/>
-          <w:shd w:val="clear" w:color="auto" w:fill="FFFFFF"/>
-        </w:rPr>
-        <w:t xml:space="preserve">European </w:t>
-      </w:r>
-      <w:r>
-        <w:rPr>
-          <w:rFonts w:ascii="Times New Roman" w:hAnsi="Times New Roman" w:cs="Times New Roman"/>
-          <w:color w:val="1F1F1F"/>
-          <w:shd w:val="clear" w:color="auto" w:fill="FFFFFF"/>
-        </w:rPr>
-        <w:t>governments</w:t>
-      </w:r>
-      <w:r>
-        <w:rPr>
-          <w:rFonts w:ascii="Times New Roman" w:hAnsi="Times New Roman" w:cs="Times New Roman"/>
-          <w:color w:val="1F1F1F"/>
-          <w:shd w:val="clear" w:color="auto" w:fill="FFFFFF"/>
-        </w:rPr>
-        <w:t xml:space="preserve"> – regardless of EU membership</w:t>
-      </w:r>
-      <w:r>
-        <w:rPr>
-          <w:rFonts w:ascii="Times New Roman" w:hAnsi="Times New Roman" w:cs="Times New Roman"/>
-          <w:color w:val="1F1F1F"/>
-          <w:shd w:val="clear" w:color="auto" w:fill="FFFFFF"/>
+        <w:t>The finding that EU membership</w:t>
+      </w:r>
+      <w:r>
+        <w:rPr>
+          <w:rFonts w:ascii="Times New Roman" w:hAnsi="Times New Roman" w:cs="Times New Roman"/>
+        </w:rPr>
+        <w:t>, by itself,</w:t>
+      </w:r>
+      <w:r>
+        <w:rPr>
+          <w:rFonts w:ascii="Times New Roman" w:hAnsi="Times New Roman" w:cs="Times New Roman"/>
+        </w:rPr>
+        <w:t xml:space="preserve"> is not a statistically significant predictor of</w:t>
+      </w:r>
+      <w:r>
+        <w:rPr>
+          <w:rFonts w:ascii="Times New Roman" w:hAnsi="Times New Roman" w:cs="Times New Roman"/>
+        </w:rPr>
+        <w:t xml:space="preserve"> reduced </w:t>
+      </w:r>
+      <w:r>
+        <w:rPr>
+          <w:rFonts w:ascii="Times New Roman" w:hAnsi="Times New Roman" w:cs="Times New Roman"/>
+        </w:rPr>
+        <w:t>emission</w:t>
+      </w:r>
+      <w:r>
+        <w:rPr>
+          <w:rFonts w:ascii="Times New Roman" w:hAnsi="Times New Roman" w:cs="Times New Roman"/>
+        </w:rPr>
+        <w:t xml:space="preserve">s </w:t>
+      </w:r>
+      <w:r>
+        <w:rPr>
+          <w:rFonts w:ascii="Times New Roman" w:hAnsi="Times New Roman" w:cs="Times New Roman"/>
+        </w:rPr>
+        <w:t>guides</w:t>
+      </w:r>
+      <w:r>
+        <w:rPr>
+          <w:rFonts w:ascii="Times New Roman" w:hAnsi="Times New Roman" w:cs="Times New Roman"/>
+        </w:rPr>
+        <w:t xml:space="preserve"> us to a more nuanced understanding of the relationship between the EU, the member state, and emissions. </w:t>
+      </w:r>
+      <w:r>
+        <w:rPr>
+          <w:rFonts w:ascii="Times New Roman" w:hAnsi="Times New Roman" w:cs="Times New Roman"/>
+        </w:rPr>
+        <w:t>EU countries do not emit less as a direct result of EU-</w:t>
+      </w:r>
+      <w:r>
+        <w:rPr>
+          <w:rFonts w:ascii="Times New Roman" w:hAnsi="Times New Roman" w:cs="Times New Roman"/>
+        </w:rPr>
+        <w:t>exclusive</w:t>
+      </w:r>
+      <w:r>
+        <w:rPr>
+          <w:rFonts w:ascii="Times New Roman" w:hAnsi="Times New Roman" w:cs="Times New Roman"/>
+        </w:rPr>
+        <w:t xml:space="preserve"> carbon policies. Rather, reductions </w:t>
+      </w:r>
+      <w:r>
+        <w:rPr>
+          <w:rFonts w:ascii="Times New Roman" w:hAnsi="Times New Roman" w:cs="Times New Roman"/>
+        </w:rPr>
+        <w:t>only</w:t>
+      </w:r>
+      <w:r>
+        <w:rPr>
+          <w:rFonts w:ascii="Times New Roman" w:hAnsi="Times New Roman" w:cs="Times New Roman"/>
         </w:rPr>
         <w:t xml:space="preserve"> </w:t>
       </w:r>
       <w:r>
         <w:rPr>
           <w:rFonts w:ascii="Times New Roman" w:hAnsi="Times New Roman" w:cs="Times New Roman"/>
-          <w:color w:val="1F1F1F"/>
-          <w:shd w:val="clear" w:color="auto" w:fill="FFFFFF"/>
-        </w:rPr>
-        <w:t xml:space="preserve">status – </w:t>
-      </w:r>
-      <w:r>
-        <w:rPr>
-          <w:rFonts w:ascii="Times New Roman" w:hAnsi="Times New Roman" w:cs="Times New Roman"/>
-          <w:color w:val="1F1F1F"/>
-          <w:shd w:val="clear" w:color="auto" w:fill="FFFFFF"/>
-        </w:rPr>
-        <w:t xml:space="preserve">need to </w:t>
-      </w:r>
-      <w:r>
-        <w:rPr>
-          <w:rFonts w:ascii="Times New Roman" w:hAnsi="Times New Roman" w:cs="Times New Roman"/>
-          <w:color w:val="1F1F1F"/>
-          <w:shd w:val="clear" w:color="auto" w:fill="FFFFFF"/>
-        </w:rPr>
-        <w:t>remove any barriers preventing citizens from expressing their opinions, since Voice and Accountability is the only variable that</w:t>
-      </w:r>
-      <w:r>
-        <w:rPr>
-          <w:rFonts w:ascii="Times New Roman" w:hAnsi="Times New Roman" w:cs="Times New Roman"/>
-          <w:color w:val="1F1F1F"/>
-          <w:shd w:val="clear" w:color="auto" w:fill="FFFFFF"/>
-        </w:rPr>
-        <w:t xml:space="preserve"> have a negative association with carbon emissions </w:t>
-      </w:r>
-      <w:r>
-        <w:rPr>
-          <w:rFonts w:ascii="Times New Roman" w:hAnsi="Times New Roman" w:cs="Times New Roman"/>
-          <w:color w:val="1F1F1F"/>
-          <w:shd w:val="clear" w:color="auto" w:fill="FFFFFF"/>
-        </w:rPr>
-        <w:t>(</w:t>
-      </w:r>
-      <w:r>
-        <w:rPr>
-          <w:rFonts w:ascii="Times New Roman" w:hAnsi="Times New Roman" w:cs="Times New Roman"/>
-          <w:color w:val="1F1F1F"/>
-          <w:shd w:val="clear" w:color="auto" w:fill="FFFFFF"/>
-        </w:rPr>
-        <w:t xml:space="preserve">as predicted based on finding from </w:t>
-      </w:r>
-      <w:r>
-        <w:rPr>
-          <w:rFonts w:ascii="Times New Roman" w:hAnsi="Times New Roman" w:cs="Times New Roman"/>
-        </w:rPr>
-        <w:t>Sánchez et al</w:t>
-      </w:r>
-      <w:r>
-        <w:rPr>
-          <w:rFonts w:ascii="Times New Roman" w:hAnsi="Times New Roman" w:cs="Times New Roman"/>
-        </w:rPr>
-        <w:t>.)</w:t>
+        </w:rPr>
+        <w:t xml:space="preserve">occur when member states have robust governance structures that protect the </w:t>
+      </w:r>
+      <w:r>
+        <w:rPr>
+          <w:rFonts w:ascii="Times New Roman" w:hAnsi="Times New Roman" w:cs="Times New Roman"/>
+        </w:rPr>
+        <w:t>r</w:t>
+      </w:r>
+      <w:r>
+        <w:rPr>
+          <w:rFonts w:ascii="Times New Roman" w:hAnsi="Times New Roman" w:cs="Times New Roman"/>
+        </w:rPr>
+        <w:t xml:space="preserve">ule of </w:t>
+      </w:r>
+      <w:r>
+        <w:rPr>
+          <w:rFonts w:ascii="Times New Roman" w:hAnsi="Times New Roman" w:cs="Times New Roman"/>
+        </w:rPr>
+        <w:t>l</w:t>
+      </w:r>
+      <w:r>
+        <w:rPr>
+          <w:rFonts w:ascii="Times New Roman" w:hAnsi="Times New Roman" w:cs="Times New Roman"/>
+        </w:rPr>
+        <w:t>aw</w:t>
+      </w:r>
+      <w:r>
+        <w:rPr>
+          <w:rFonts w:ascii="Times New Roman" w:hAnsi="Times New Roman" w:cs="Times New Roman"/>
+        </w:rPr>
+        <w:t>, that is, s</w:t>
+      </w:r>
+      <w:r>
+        <w:rPr>
+          <w:rFonts w:ascii="Times New Roman" w:hAnsi="Times New Roman" w:cs="Times New Roman"/>
+        </w:rPr>
+        <w:t xml:space="preserve">trong legal institutions </w:t>
+      </w:r>
+      <w:r>
+        <w:rPr>
+          <w:rFonts w:ascii="Times New Roman" w:hAnsi="Times New Roman" w:cs="Times New Roman"/>
+        </w:rPr>
+        <w:t xml:space="preserve">that </w:t>
+      </w:r>
+      <w:r>
+        <w:rPr>
+          <w:rFonts w:ascii="Times New Roman" w:hAnsi="Times New Roman" w:cs="Times New Roman"/>
+        </w:rPr>
+        <w:t xml:space="preserve">enable the recognition, adoption, and enforcement of carbon policies. While rule of law is associated with higher emissions in non-EU countries, EU membership essentially reverses the effect: </w:t>
+      </w:r>
+      <w:r>
+        <w:rPr>
+          <w:rFonts w:ascii="Times New Roman" w:hAnsi="Times New Roman" w:cs="Times New Roman"/>
+        </w:rPr>
+        <w:t xml:space="preserve">By keeping member states accountable for any failures to abide by supranational laws, it strengthens the country’s legal institutions in such a way that it becomes more adept at handling all carbon-related policies regardless of their provenance. </w:t>
+      </w:r>
+      <w:r>
+        <w:rPr>
+          <w:rFonts w:ascii="Times New Roman" w:hAnsi="Times New Roman" w:cs="Times New Roman"/>
+        </w:rPr>
+        <w:t>This provides indirect support for the claim that EU</w:t>
+      </w:r>
+      <w:r>
+        <w:rPr>
+          <w:rFonts w:ascii="Times New Roman" w:hAnsi="Times New Roman" w:cs="Times New Roman"/>
+        </w:rPr>
+        <w:t xml:space="preserve">-exclusive policies lead </w:t>
+      </w:r>
+      <w:r>
+        <w:rPr>
+          <w:rFonts w:ascii="Times New Roman" w:hAnsi="Times New Roman" w:cs="Times New Roman"/>
+        </w:rPr>
+        <w:t>to lower emissions</w:t>
+      </w:r>
+      <w:r>
+        <w:rPr>
+          <w:rFonts w:ascii="Times New Roman" w:hAnsi="Times New Roman" w:cs="Times New Roman"/>
+        </w:rPr>
+        <w:t>. W</w:t>
+      </w:r>
+      <w:r>
+        <w:rPr>
+          <w:rFonts w:ascii="Times New Roman" w:hAnsi="Times New Roman" w:cs="Times New Roman"/>
+        </w:rPr>
+        <w:t xml:space="preserve">ithout effective carbon policies, even strong legal institutions would not translate into reduced emissions, as there </w:t>
+      </w:r>
+      <w:r>
+        <w:rPr>
+          <w:rFonts w:ascii="Times New Roman" w:hAnsi="Times New Roman" w:cs="Times New Roman"/>
+        </w:rPr>
+        <w:t>may not be</w:t>
+      </w:r>
+      <w:r>
+        <w:rPr>
+          <w:rFonts w:ascii="Times New Roman" w:hAnsi="Times New Roman" w:cs="Times New Roman"/>
+        </w:rPr>
+        <w:t xml:space="preserve"> enforceable regulations to uphold</w:t>
+      </w:r>
+      <w:r>
+        <w:rPr>
+          <w:rFonts w:ascii="Times New Roman" w:hAnsi="Times New Roman" w:cs="Times New Roman"/>
+        </w:rPr>
+        <w:t xml:space="preserve"> </w:t>
+      </w:r>
+      <w:r>
+        <w:rPr>
+          <w:rFonts w:ascii="Times New Roman" w:hAnsi="Times New Roman" w:cs="Times New Roman"/>
+        </w:rPr>
+        <w:t>to begin with</w:t>
       </w:r>
       <w:r>
         <w:rPr>
@@ -14543,58 +16074,8 @@
       <w:r>
         <w:rPr>
           <w:rFonts w:ascii="Times New Roman" w:hAnsi="Times New Roman" w:cs="Times New Roman"/>
-          <w:color w:val="1F1F1F"/>
-          <w:shd w:val="clear" w:color="auto" w:fill="FFFFFF"/>
-        </w:rPr>
-        <w:t xml:space="preserve"> This means encouraging citizens to participate in politics, enhancing media freedom, supporting unions and non-governmental organizations, </w:t>
-      </w:r>
-      <w:r>
-        <w:rPr>
-          <w:rFonts w:ascii="Times New Roman" w:hAnsi="Times New Roman" w:cs="Times New Roman"/>
-          <w:color w:val="1F1F1F"/>
-          <w:shd w:val="clear" w:color="auto" w:fill="FFFFFF"/>
-        </w:rPr>
-        <w:t xml:space="preserve">as well as </w:t>
-      </w:r>
-      <w:r>
-        <w:rPr>
-          <w:rFonts w:ascii="Times New Roman" w:hAnsi="Times New Roman" w:cs="Times New Roman"/>
-          <w:color w:val="1F1F1F"/>
-          <w:shd w:val="clear" w:color="auto" w:fill="FFFFFF"/>
-        </w:rPr>
-        <w:t xml:space="preserve">fighting corruption in government. When facing the climate crisis that many governments do not yet feel the urgency to </w:t>
-      </w:r>
-      <w:r>
-        <w:rPr>
-          <w:rFonts w:ascii="Times New Roman" w:hAnsi="Times New Roman" w:cs="Times New Roman"/>
-          <w:color w:val="1F1F1F"/>
-          <w:shd w:val="clear" w:color="auto" w:fill="FFFFFF"/>
-        </w:rPr>
-        <w:t>act</w:t>
-      </w:r>
-      <w:r>
-        <w:rPr>
-          <w:rFonts w:ascii="Times New Roman" w:hAnsi="Times New Roman" w:cs="Times New Roman"/>
-          <w:color w:val="1F1F1F"/>
-          <w:shd w:val="clear" w:color="auto" w:fill="FFFFFF"/>
-        </w:rPr>
-        <w:t xml:space="preserve"> upon</w:t>
-      </w:r>
-      <w:r>
-        <w:rPr>
-          <w:rFonts w:ascii="Times New Roman" w:hAnsi="Times New Roman" w:cs="Times New Roman"/>
-          <w:color w:val="1F1F1F"/>
-          <w:shd w:val="clear" w:color="auto" w:fill="FFFFFF"/>
-        </w:rPr>
-        <w:t xml:space="preserve">, </w:t>
-      </w:r>
-      <w:r>
-        <w:rPr>
-          <w:rFonts w:ascii="Times New Roman" w:hAnsi="Times New Roman" w:cs="Times New Roman"/>
-          <w:color w:val="1F1F1F"/>
-          <w:shd w:val="clear" w:color="auto" w:fill="FFFFFF"/>
-        </w:rPr>
-        <w:t xml:space="preserve">it is important for citizens to speak up and hold policymakers accountable for their neglect of the ongoing ecological collapse. </w:t>
+        </w:rPr>
+        <w:t xml:space="preserve"> </w:t>
       </w:r>
     </w:p>
     <w:p>
@@ -14641,13 +16122,46 @@
         <w:rPr>
           <w:rFonts w:ascii="Times New Roman" w:hAnsi="Times New Roman" w:cs="Times New Roman"/>
         </w:rPr>
-        <w:t xml:space="preserve">In order to expand on the findings in this paper, one could look at not just the effects of EU membership, but also the effects of belonging to a supranational organization more broadly, on carbon emissions. The EU is not the only supranational organization with </w:t>
-      </w:r>
-      <w:r>
-        <w:rPr>
-          <w:rFonts w:ascii="Times New Roman" w:hAnsi="Times New Roman" w:cs="Times New Roman"/>
-        </w:rPr>
-        <w:t>carbon pricing policies. The UN, for instance, has 193 members and has issue</w:t>
+        <w:t>To expand on the findings of this paper, future research could examine the effect of belonging to a supranational organization more broadly, beyond the EU, on carbon emissions.</w:t>
+      </w:r>
+      <w:r>
+        <w:t xml:space="preserve"> </w:t>
+      </w:r>
+      <w:r>
+        <w:rPr>
+          <w:rFonts w:ascii="Times New Roman" w:hAnsi="Times New Roman" w:cs="Times New Roman"/>
+        </w:rPr>
+        <w:t xml:space="preserve">The EU is not the only supranational organization with </w:t>
+      </w:r>
+      <w:r>
+        <w:rPr>
+          <w:rFonts w:ascii="Times New Roman" w:hAnsi="Times New Roman" w:cs="Times New Roman"/>
+        </w:rPr>
+        <w:t xml:space="preserve">carbon policies. The UN, for instance, </w:t>
+      </w:r>
+      <w:r>
+        <w:rPr>
+          <w:rFonts w:ascii="Times New Roman" w:hAnsi="Times New Roman" w:cs="Times New Roman"/>
+        </w:rPr>
+        <w:t xml:space="preserve">includes </w:t>
+      </w:r>
+      <w:r>
+        <w:rPr>
+          <w:rFonts w:ascii="Times New Roman" w:hAnsi="Times New Roman" w:cs="Times New Roman"/>
+        </w:rPr>
+        <w:t>193 member</w:t>
+      </w:r>
+      <w:r>
+        <w:rPr>
+          <w:rFonts w:ascii="Times New Roman" w:hAnsi="Times New Roman" w:cs="Times New Roman"/>
+        </w:rPr>
+        <w:t xml:space="preserve"> states </w:t>
+      </w:r>
+      <w:r>
+        <w:rPr>
+          <w:rFonts w:ascii="Times New Roman" w:hAnsi="Times New Roman" w:cs="Times New Roman"/>
+        </w:rPr>
+        <w:t>and has issue</w:t>
       </w:r>
       <w:r>
         <w:rPr>
@@ -14659,204 +16173,63 @@
         <w:rPr>
           <w:rFonts w:ascii="Times New Roman" w:hAnsi="Times New Roman" w:cs="Times New Roman"/>
         </w:rPr>
-        <w:t xml:space="preserve"> legally binding policies such as the 1997 Kyoto Protocol and the 2015 Paris Agreement. </w:t>
-      </w:r>
-      <w:r>
-        <w:rPr>
-          <w:rFonts w:ascii="Times New Roman" w:hAnsi="Times New Roman" w:cs="Times New Roman"/>
-        </w:rPr>
-        <w:t>Without accounting for the influence of UN policies, it is difficult to separate the effects of EU and UN memberships on emissions, especially since all countries that belong to the EU also belong to the UN. One could gather panel data from all countries along with a list of memberships</w:t>
-      </w:r>
-      <w:r>
-        <w:rPr>
-          <w:rFonts w:ascii="Times New Roman" w:hAnsi="Times New Roman" w:cs="Times New Roman"/>
-        </w:rPr>
-        <w:t xml:space="preserve"> with dates joined</w:t>
-      </w:r>
-      <w:r>
-        <w:rPr>
-          <w:rFonts w:ascii="Times New Roman" w:hAnsi="Times New Roman" w:cs="Times New Roman"/>
-        </w:rPr>
-        <w:t xml:space="preserve"> in order to make broader claims about the effect of international carbon pricing policies on emissions. </w:t>
-      </w:r>
-      <w:r>
-        <w:rPr>
-          <w:rFonts w:ascii="Times New Roman" w:hAnsi="Times New Roman" w:cs="Times New Roman"/>
-        </w:rPr>
-        <w:t xml:space="preserve">A global analysis would allow additional interaction terms that interact membership with factors like </w:t>
+        <w:t xml:space="preserve"> legally</w:t>
+      </w:r>
+      <w:r>
+        <w:rPr>
+          <w:rFonts w:ascii="Times New Roman" w:hAnsi="Times New Roman" w:cs="Times New Roman"/>
+        </w:rPr>
+        <w:t xml:space="preserve"> </w:t>
+      </w:r>
+      <w:r>
+        <w:rPr>
+          <w:rFonts w:ascii="Times New Roman" w:hAnsi="Times New Roman" w:cs="Times New Roman"/>
+        </w:rPr>
+        <w:t xml:space="preserve">binding policies such as the 1997 Kyoto </w:t>
       </w:r>
       <w:r>
         <w:rPr>
           <w:rFonts w:ascii="Times New Roman" w:hAnsi="Times New Roman" w:cs="Times New Roman"/>
         </w:rPr>
         <w:lastRenderedPageBreak/>
-        <w:t>continent</w:t>
-      </w:r>
-      <w:r>
-        <w:rPr>
-          <w:rFonts w:ascii="Times New Roman" w:hAnsi="Times New Roman" w:cs="Times New Roman"/>
-        </w:rPr>
-        <w:t xml:space="preserve">. </w:t>
-      </w:r>
-      <w:r>
-        <w:rPr>
-          <w:rFonts w:ascii="Times New Roman" w:hAnsi="Times New Roman" w:cs="Times New Roman"/>
-        </w:rPr>
-        <w:t xml:space="preserve">Taking the research in an adjacent direction, one could look into the effect of </w:t>
-      </w:r>
-      <w:r>
-        <w:rPr>
-          <w:rFonts w:ascii="Times New Roman" w:hAnsi="Times New Roman" w:cs="Times New Roman"/>
-        </w:rPr>
-        <w:t xml:space="preserve">a </w:t>
-      </w:r>
-      <w:r>
-        <w:rPr>
-          <w:rFonts w:ascii="Times New Roman" w:hAnsi="Times New Roman" w:cs="Times New Roman"/>
-        </w:rPr>
-        <w:t xml:space="preserve">specific international </w:t>
-      </w:r>
-      <w:r>
-        <w:rPr>
-          <w:rFonts w:ascii="Times New Roman" w:hAnsi="Times New Roman" w:cs="Times New Roman"/>
-        </w:rPr>
-        <w:t xml:space="preserve">carbon pricing </w:t>
-      </w:r>
-      <w:r>
-        <w:rPr>
-          <w:rFonts w:ascii="Times New Roman" w:hAnsi="Times New Roman" w:cs="Times New Roman"/>
-        </w:rPr>
-        <w:t>polic</w:t>
-      </w:r>
-      <w:r>
-        <w:rPr>
-          <w:rFonts w:ascii="Times New Roman" w:hAnsi="Times New Roman" w:cs="Times New Roman"/>
-        </w:rPr>
-        <w:t>y</w:t>
-      </w:r>
-      <w:r>
-        <w:rPr>
-          <w:rFonts w:ascii="Times New Roman" w:hAnsi="Times New Roman" w:cs="Times New Roman"/>
-        </w:rPr>
-        <w:t xml:space="preserve"> </w:t>
-      </w:r>
-      <w:r>
-        <w:rPr>
-          <w:rFonts w:ascii="Times New Roman" w:hAnsi="Times New Roman" w:cs="Times New Roman"/>
-        </w:rPr>
-        <w:t xml:space="preserve">on emissions </w:t>
-      </w:r>
-      <w:r>
-        <w:rPr>
-          <w:rFonts w:ascii="Times New Roman" w:hAnsi="Times New Roman" w:cs="Times New Roman"/>
-        </w:rPr>
-        <w:t>and use a difference-in-differences technique to</w:t>
-      </w:r>
-      <w:r>
-        <w:rPr>
-          <w:rFonts w:ascii="Times New Roman" w:hAnsi="Times New Roman" w:cs="Times New Roman"/>
-        </w:rPr>
-        <w:t xml:space="preserve"> make </w:t>
-      </w:r>
-      <w:r>
-        <w:rPr>
-          <w:rFonts w:ascii="Times New Roman" w:hAnsi="Times New Roman" w:cs="Times New Roman"/>
-        </w:rPr>
-        <w:t xml:space="preserve">direct </w:t>
-      </w:r>
-      <w:r>
-        <w:rPr>
-          <w:rFonts w:ascii="Times New Roman" w:hAnsi="Times New Roman" w:cs="Times New Roman"/>
-        </w:rPr>
-        <w:t xml:space="preserve">claims about the </w:t>
-      </w:r>
-      <w:r>
-        <w:rPr>
-          <w:rFonts w:ascii="Times New Roman" w:hAnsi="Times New Roman" w:cs="Times New Roman"/>
-        </w:rPr>
-        <w:t>performance</w:t>
-      </w:r>
-      <w:r>
-        <w:rPr>
-          <w:rFonts w:ascii="Times New Roman" w:hAnsi="Times New Roman" w:cs="Times New Roman"/>
-        </w:rPr>
-        <w:t xml:space="preserve"> of</w:t>
-      </w:r>
-      <w:r>
-        <w:rPr>
-          <w:rFonts w:ascii="Times New Roman" w:hAnsi="Times New Roman" w:cs="Times New Roman"/>
-        </w:rPr>
-        <w:t xml:space="preserve"> that policy in countries that abide by it</w:t>
-      </w:r>
-      <w:r>
-        <w:rPr>
-          <w:rFonts w:ascii="Times New Roman" w:hAnsi="Times New Roman" w:cs="Times New Roman"/>
-        </w:rPr>
-        <w:t xml:space="preserve">. </w:t>
-      </w:r>
-    </w:p>
-    <w:p>
-      <w:pPr>
-        <w:spacing w:line="480" w:lineRule="auto"/>
-        <w:ind w:firstLine="720"/>
-        <w:rPr>
-          <w:rFonts w:ascii="Times New Roman" w:hAnsi="Times New Roman" w:cs="Times New Roman"/>
-        </w:rPr>
-      </w:pPr>
-    </w:p>
-    <w:p>
-      <w:pPr>
-        <w:spacing w:line="480" w:lineRule="auto"/>
-        <w:ind w:firstLine="720"/>
-        <w:rPr>
-          <w:rFonts w:ascii="Times New Roman" w:hAnsi="Times New Roman" w:cs="Times New Roman"/>
-        </w:rPr>
-      </w:pPr>
-    </w:p>
-    <w:p>
-      <w:pPr>
-        <w:spacing w:line="480" w:lineRule="auto"/>
-        <w:ind w:firstLine="720"/>
-        <w:rPr>
-          <w:rFonts w:ascii="Times New Roman" w:hAnsi="Times New Roman" w:cs="Times New Roman"/>
-        </w:rPr>
-      </w:pPr>
-    </w:p>
-    <w:p>
-      <w:pPr>
-        <w:spacing w:line="480" w:lineRule="auto"/>
-        <w:ind w:firstLine="720"/>
-        <w:rPr>
-          <w:rFonts w:ascii="Times New Roman" w:hAnsi="Times New Roman" w:cs="Times New Roman"/>
-        </w:rPr>
-      </w:pPr>
-    </w:p>
-    <w:p>
-      <w:pPr>
-        <w:spacing w:line="480" w:lineRule="auto"/>
-        <w:ind w:firstLine="720"/>
-        <w:rPr>
-          <w:rFonts w:ascii="Times New Roman" w:hAnsi="Times New Roman" w:cs="Times New Roman"/>
-        </w:rPr>
-      </w:pPr>
-    </w:p>
-    <w:p>
-      <w:pPr>
-        <w:spacing w:line="480" w:lineRule="auto"/>
-        <w:ind w:firstLine="720"/>
-        <w:rPr>
-          <w:rFonts w:ascii="Times New Roman" w:hAnsi="Times New Roman" w:cs="Times New Roman"/>
-        </w:rPr>
-      </w:pPr>
-    </w:p>
-    <w:p>
-      <w:pPr>
-        <w:spacing w:line="480" w:lineRule="auto"/>
-        <w:ind w:firstLine="720"/>
-        <w:rPr>
-          <w:rFonts w:ascii="Times New Roman" w:hAnsi="Times New Roman" w:cs="Times New Roman"/>
-        </w:rPr>
-      </w:pPr>
+        <w:t xml:space="preserve">Protocol and the 2015 Paris Agreement. </w:t>
+      </w:r>
+      <w:r>
+        <w:rPr>
+          <w:rFonts w:ascii="Times New Roman" w:hAnsi="Times New Roman" w:cs="Times New Roman"/>
+        </w:rPr>
+        <w:t xml:space="preserve">Although it is true that EU regulations tend to be more stringent versions of their UN counterpart, without accounting for the influence of UN policies, it is difficult to disentangle the effects of EU and UN membership on emissions, particularly because all EU countries are also members of the UN. </w:t>
+      </w:r>
+      <w:r>
+        <w:rPr>
+          <w:rFonts w:ascii="Times New Roman" w:hAnsi="Times New Roman" w:cs="Times New Roman"/>
+        </w:rPr>
+        <w:t xml:space="preserve">Future studies could compile panel data for all countries, including membership dates for relevant international organizations, to make broader claims about the impact of global carbon pricing policies. A global analysis would also allow for additional interaction terms, such as continent or regional factors. Alternatively, research could focus on the effect of a specific international carbon pricing policy using a difference-in-differences approach, providing more </w:t>
+      </w:r>
+      <w:r>
+        <w:rPr>
+          <w:rFonts w:ascii="Times New Roman" w:hAnsi="Times New Roman" w:cs="Times New Roman"/>
+        </w:rPr>
+        <w:t>conclusive</w:t>
+      </w:r>
+      <w:r>
+        <w:rPr>
+          <w:rFonts w:ascii="Times New Roman" w:hAnsi="Times New Roman" w:cs="Times New Roman"/>
+        </w:rPr>
+        <w:t xml:space="preserve"> evidence of its performance in </w:t>
+      </w:r>
+      <w:r>
+        <w:rPr>
+          <w:rFonts w:ascii="Times New Roman" w:hAnsi="Times New Roman" w:cs="Times New Roman"/>
+        </w:rPr>
+        <w:t xml:space="preserve">the </w:t>
+      </w:r>
+      <w:r>
+        <w:rPr>
+          <w:rFonts w:ascii="Times New Roman" w:hAnsi="Times New Roman" w:cs="Times New Roman"/>
+        </w:rPr>
+        <w:t>countries that implement it.</w:t>
+      </w:r>
     </w:p>
     <w:p>
       <w:pPr>

--- a/EU_carbon_policies_full_paper.docx
+++ b/EU_carbon_policies_full_paper.docx
@@ -306,13 +306,7 @@
         <w:rPr>
           <w:rFonts w:ascii="Times New Roman" w:hAnsi="Times New Roman" w:cs="Times New Roman"/>
         </w:rPr>
-        <w:t xml:space="preserve">, and most importantly, </w:t>
-      </w:r>
-      <w:r>
-        <w:rPr>
-          <w:rFonts w:ascii="Times New Roman" w:hAnsi="Times New Roman" w:cs="Times New Roman"/>
-        </w:rPr>
-        <w:t>rule of law</w:t>
+        <w:t>, and most importantly, rule of law</w:t>
       </w:r>
       <w:r>
         <w:rPr>
@@ -620,6 +614,12 @@
         <w:rPr>
           <w:rFonts w:ascii="Times New Roman" w:hAnsi="Times New Roman" w:cs="Times New Roman"/>
         </w:rPr>
+        <w:t xml:space="preserve">A common criticism directed at cap-and-trade systems like the EU ETS is that they limit the quantity of emission reductions, and that an even more ambitious target can be reached via the alternative carbon tax system. Furthermore, </w:t>
+      </w:r>
+      <w:r>
+        <w:rPr>
+          <w:rFonts w:ascii="Times New Roman" w:hAnsi="Times New Roman" w:cs="Times New Roman"/>
+        </w:rPr>
         <w:t xml:space="preserve">EU policies </w:t>
       </w:r>
       <w:r>
@@ -674,85 +674,25 @@
         <w:rPr>
           <w:rFonts w:ascii="Times New Roman" w:hAnsi="Times New Roman" w:cs="Times New Roman"/>
         </w:rPr>
-        <w:t xml:space="preserve"> their specific needs and circumstances. Furthermore, a common criticism directed at cap-and-trade system</w:t>
-      </w:r>
-      <w:r>
-        <w:rPr>
-          <w:rFonts w:ascii="Times New Roman" w:hAnsi="Times New Roman" w:cs="Times New Roman"/>
-        </w:rPr>
-        <w:t>s</w:t>
-      </w:r>
-      <w:r>
-        <w:rPr>
-          <w:rFonts w:ascii="Times New Roman" w:hAnsi="Times New Roman" w:cs="Times New Roman"/>
-        </w:rPr>
-        <w:t xml:space="preserve"> is that </w:t>
-      </w:r>
-      <w:r>
-        <w:rPr>
-          <w:rFonts w:ascii="Times New Roman" w:hAnsi="Times New Roman" w:cs="Times New Roman"/>
-        </w:rPr>
-        <w:t>they</w:t>
+        <w:t xml:space="preserve"> their specific needs and circumstances. </w:t>
+      </w:r>
+      <w:r>
+        <w:rPr>
+          <w:rFonts w:ascii="Times New Roman" w:hAnsi="Times New Roman" w:cs="Times New Roman"/>
+        </w:rPr>
+        <w:t>Whether climate-related decision-making should be centralized or localized remains an ongoing debate</w:t>
+      </w:r>
+      <w:r>
+        <w:rPr>
+          <w:rFonts w:ascii="Times New Roman" w:hAnsi="Times New Roman" w:cs="Times New Roman"/>
+        </w:rPr>
+        <w:t>.</w:t>
       </w:r>
       <w:r>
         <w:rPr>
           <w:rFonts w:ascii="Times New Roman" w:hAnsi="Times New Roman" w:cs="Times New Roman"/>
         </w:rPr>
         <w:t xml:space="preserve"> </w:t>
-      </w:r>
-      <w:r>
-        <w:rPr>
-          <w:rFonts w:ascii="Times New Roman" w:hAnsi="Times New Roman" w:cs="Times New Roman"/>
-        </w:rPr>
-        <w:t>limit</w:t>
-      </w:r>
-      <w:r>
-        <w:rPr>
-          <w:rFonts w:ascii="Times New Roman" w:hAnsi="Times New Roman" w:cs="Times New Roman"/>
-        </w:rPr>
-        <w:t xml:space="preserve"> the maximum amount of </w:t>
-      </w:r>
-      <w:r>
-        <w:rPr>
-          <w:rFonts w:ascii="Times New Roman" w:hAnsi="Times New Roman" w:cs="Times New Roman"/>
-        </w:rPr>
-        <w:t>emission reduction</w:t>
-      </w:r>
-      <w:r>
-        <w:rPr>
-          <w:rFonts w:ascii="Times New Roman" w:hAnsi="Times New Roman" w:cs="Times New Roman"/>
-        </w:rPr>
-        <w:t xml:space="preserve">; it is possible that an even more ambitious target can be reached if </w:t>
-      </w:r>
-      <w:r>
-        <w:rPr>
-          <w:rFonts w:ascii="Times New Roman" w:hAnsi="Times New Roman" w:cs="Times New Roman"/>
-        </w:rPr>
-        <w:t>the EU</w:t>
-      </w:r>
-      <w:r>
-        <w:rPr>
-          <w:rFonts w:ascii="Times New Roman" w:hAnsi="Times New Roman" w:cs="Times New Roman"/>
-        </w:rPr>
-        <w:t xml:space="preserve"> had instead adopted the carbon tax system</w:t>
-      </w:r>
-      <w:r>
-        <w:rPr>
-          <w:rFonts w:ascii="Times New Roman" w:hAnsi="Times New Roman" w:cs="Times New Roman"/>
-        </w:rPr>
-        <w:t>.</w:t>
-      </w:r>
-      <w:r>
-        <w:rPr>
-          <w:rFonts w:ascii="Times New Roman" w:hAnsi="Times New Roman" w:cs="Times New Roman"/>
-        </w:rPr>
-        <w:t xml:space="preserve"> </w:t>
-      </w:r>
-      <w:r>
-        <w:rPr>
-          <w:rFonts w:ascii="Times New Roman" w:hAnsi="Times New Roman" w:cs="Times New Roman"/>
-        </w:rPr>
-        <w:t xml:space="preserve">Whether climate-related decision-making should be centralized or localized remains an ongoing debate. </w:t>
       </w:r>
     </w:p>
     <w:p>
@@ -924,13 +864,7 @@
         <w:rPr>
           <w:rFonts w:ascii="Times New Roman" w:hAnsi="Times New Roman" w:cs="Times New Roman"/>
         </w:rPr>
-        <w:t>extensively</w:t>
-      </w:r>
-      <w:r>
-        <w:rPr>
-          <w:rFonts w:ascii="Times New Roman" w:hAnsi="Times New Roman" w:cs="Times New Roman"/>
-        </w:rPr>
-        <w:t xml:space="preserve"> </w:t>
+        <w:t xml:space="preserve">extensively </w:t>
       </w:r>
       <w:r>
         <w:rPr>
@@ -6587,7 +6521,23 @@
           <w:color w:val="333333"/>
           <w:shd w:val="clear" w:color="auto" w:fill="FFFFFF"/>
         </w:rPr>
-        <w:t>, brining emissions down to non-EU levels in 2020</w:t>
+        <w:t>, brin</w:t>
+      </w:r>
+      <w:r>
+        <w:rPr>
+          <w:rFonts w:ascii="Times New Roman" w:hAnsi="Times New Roman" w:cs="Times New Roman"/>
+          <w:color w:val="333333"/>
+          <w:shd w:val="clear" w:color="auto" w:fill="FFFFFF"/>
+        </w:rPr>
+        <w:t xml:space="preserve">ging </w:t>
+      </w:r>
+      <w:r>
+        <w:rPr>
+          <w:rFonts w:ascii="Times New Roman" w:hAnsi="Times New Roman" w:cs="Times New Roman"/>
+          <w:color w:val="333333"/>
+          <w:shd w:val="clear" w:color="auto" w:fill="FFFFFF"/>
+        </w:rPr>
+        <w:t>emissions down to non-EU levels in 2020</w:t>
       </w:r>
       <w:r>
         <w:rPr>
@@ -7401,7 +7351,7 @@
           <w:color w:val="333333"/>
           <w:shd w:val="clear" w:color="auto" w:fill="FFFFFF"/>
         </w:rPr>
-        <w:t>To what extent does, for instance, political stability</w:t>
+        <w:t xml:space="preserve">To what extent </w:t>
       </w:r>
       <w:r>
         <w:rPr>
@@ -7409,7 +7359,7 @@
           <w:color w:val="333333"/>
           <w:shd w:val="clear" w:color="auto" w:fill="FFFFFF"/>
         </w:rPr>
-        <w:t xml:space="preserve"> influence the effect of EU membership on carbon emissions? This is </w:t>
+        <w:t>do these governance indicators</w:t>
       </w:r>
       <w:r>
         <w:rPr>
@@ -7417,7 +7367,7 @@
           <w:color w:val="333333"/>
           <w:shd w:val="clear" w:color="auto" w:fill="FFFFFF"/>
         </w:rPr>
-        <w:t>a</w:t>
+        <w:t xml:space="preserve"> influence the effect of EU membership on carbon emissions? </w:t>
       </w:r>
       <w:r>
         <w:rPr>
@@ -7425,7 +7375,7 @@
           <w:color w:val="333333"/>
           <w:shd w:val="clear" w:color="auto" w:fill="FFFFFF"/>
         </w:rPr>
-        <w:t xml:space="preserve"> </w:t>
+        <w:t>This question is worth asking because i</w:t>
       </w:r>
       <w:r>
         <w:rPr>
@@ -7433,31 +7383,7 @@
           <w:color w:val="333333"/>
           <w:shd w:val="clear" w:color="auto" w:fill="FFFFFF"/>
         </w:rPr>
-        <w:t>critical</w:t>
-      </w:r>
-      <w:r>
-        <w:rPr>
-          <w:rFonts w:ascii="Times New Roman" w:hAnsi="Times New Roman" w:cs="Times New Roman"/>
-          <w:color w:val="333333"/>
-          <w:shd w:val="clear" w:color="auto" w:fill="FFFFFF"/>
-        </w:rPr>
-        <w:t xml:space="preserve"> question </w:t>
-      </w:r>
-      <w:r>
-        <w:rPr>
-          <w:rFonts w:ascii="Times New Roman" w:hAnsi="Times New Roman" w:cs="Times New Roman"/>
-          <w:color w:val="333333"/>
-          <w:shd w:val="clear" w:color="auto" w:fill="FFFFFF"/>
-        </w:rPr>
-        <w:t>as</w:t>
-      </w:r>
-      <w:r>
-        <w:rPr>
-          <w:rFonts w:ascii="Times New Roman" w:hAnsi="Times New Roman" w:cs="Times New Roman"/>
-          <w:color w:val="333333"/>
-          <w:shd w:val="clear" w:color="auto" w:fill="FFFFFF"/>
-        </w:rPr>
-        <w:t xml:space="preserve"> it is possible for a country to be admitted into the EU at a time when they are politically and economically stable but subsequently lose that stability due to war, terrorism, corruption</w:t>
+        <w:t>t is possible for a country to be admitted into the EU at a time when they are politically and economically stable but subsequently lose that stability due to war, terrorism, corruption</w:t>
       </w:r>
       <w:r>
         <w:rPr>
@@ -15345,7 +15271,37 @@
         <w:rPr>
           <w:rFonts w:ascii="Times New Roman" w:hAnsi="Times New Roman" w:cs="Times New Roman"/>
         </w:rPr>
-        <w:t>Rather</w:t>
+        <w:t>They instead</w:t>
+      </w:r>
+      <w:r>
+        <w:rPr>
+          <w:rFonts w:ascii="Times New Roman" w:hAnsi="Times New Roman" w:cs="Times New Roman"/>
+        </w:rPr>
+        <w:t xml:space="preserve"> show that the</w:t>
+      </w:r>
+      <w:r>
+        <w:rPr>
+          <w:rFonts w:ascii="Times New Roman" w:hAnsi="Times New Roman" w:cs="Times New Roman"/>
+        </w:rPr>
+        <w:t xml:space="preserve"> relationship</w:t>
+      </w:r>
+      <w:r>
+        <w:rPr>
+          <w:rFonts w:ascii="Times New Roman" w:hAnsi="Times New Roman" w:cs="Times New Roman"/>
+        </w:rPr>
+        <w:t xml:space="preserve"> between EU membership and emissions</w:t>
+      </w:r>
+      <w:r>
+        <w:rPr>
+          <w:rFonts w:ascii="Times New Roman" w:hAnsi="Times New Roman" w:cs="Times New Roman"/>
+        </w:rPr>
+        <w:t xml:space="preserve"> is moderated by </w:t>
+      </w:r>
+      <w:r>
+        <w:rPr>
+          <w:rFonts w:ascii="Times New Roman" w:hAnsi="Times New Roman" w:cs="Times New Roman"/>
+        </w:rPr>
+        <w:t>political stability</w:t>
       </w:r>
       <w:r>
         <w:rPr>
@@ -15357,31 +15313,43 @@
         <w:rPr>
           <w:rFonts w:ascii="Times New Roman" w:hAnsi="Times New Roman" w:cs="Times New Roman"/>
         </w:rPr>
-        <w:t>they show that the</w:t>
-      </w:r>
-      <w:r>
-        <w:rPr>
-          <w:rFonts w:ascii="Times New Roman" w:hAnsi="Times New Roman" w:cs="Times New Roman"/>
-        </w:rPr>
-        <w:t xml:space="preserve"> relationship</w:t>
-      </w:r>
-      <w:r>
-        <w:rPr>
-          <w:rFonts w:ascii="Times New Roman" w:hAnsi="Times New Roman" w:cs="Times New Roman"/>
-        </w:rPr>
-        <w:t xml:space="preserve"> between EU membership and emissions</w:t>
-      </w:r>
-      <w:r>
-        <w:rPr>
-          <w:rFonts w:ascii="Times New Roman" w:hAnsi="Times New Roman" w:cs="Times New Roman"/>
-        </w:rPr>
-        <w:t xml:space="preserve"> is moderated by </w:t>
-      </w:r>
-      <w:r>
-        <w:rPr>
-          <w:rFonts w:ascii="Times New Roman" w:hAnsi="Times New Roman" w:cs="Times New Roman"/>
-        </w:rPr>
-        <w:t>political stability</w:t>
+        <w:t>rule of law</w:t>
+      </w:r>
+      <w:r>
+        <w:rPr>
+          <w:rFonts w:ascii="Times New Roman" w:hAnsi="Times New Roman" w:cs="Times New Roman"/>
+        </w:rPr>
+        <w:t xml:space="preserve">, and </w:t>
+      </w:r>
+      <w:r>
+        <w:rPr>
+          <w:rFonts w:ascii="Times New Roman" w:hAnsi="Times New Roman" w:cs="Times New Roman"/>
+        </w:rPr>
+        <w:t>voice and accountability</w:t>
+      </w:r>
+      <w:r>
+        <w:rPr>
+          <w:rFonts w:ascii="Times New Roman" w:hAnsi="Times New Roman" w:cs="Times New Roman"/>
+        </w:rPr>
+        <w:t xml:space="preserve">. In regression </w:t>
+      </w:r>
+      <w:r>
+        <w:rPr>
+          <w:rFonts w:ascii="Times New Roman" w:hAnsi="Times New Roman" w:cs="Times New Roman"/>
+        </w:rPr>
+        <w:t>(</w:t>
+      </w:r>
+      <w:r>
+        <w:rPr>
+          <w:rFonts w:ascii="Times New Roman" w:hAnsi="Times New Roman" w:cs="Times New Roman"/>
+        </w:rPr>
+        <w:t>3</w:t>
+      </w:r>
+      <w:r>
+        <w:rPr>
+          <w:rFonts w:ascii="Times New Roman" w:hAnsi="Times New Roman" w:cs="Times New Roman"/>
+        </w:rPr>
+        <w:t>)</w:t>
       </w:r>
       <w:r>
         <w:rPr>
@@ -15393,25 +15361,171 @@
         <w:rPr>
           <w:rFonts w:ascii="Times New Roman" w:hAnsi="Times New Roman" w:cs="Times New Roman"/>
         </w:rPr>
-        <w:t>rule of law</w:t>
-      </w:r>
-      <w:r>
-        <w:rPr>
-          <w:rFonts w:ascii="Times New Roman" w:hAnsi="Times New Roman" w:cs="Times New Roman"/>
-        </w:rPr>
-        <w:t xml:space="preserve">, and </w:t>
-      </w:r>
-      <w:r>
-        <w:rPr>
-          <w:rFonts w:ascii="Times New Roman" w:hAnsi="Times New Roman" w:cs="Times New Roman"/>
-        </w:rPr>
-        <w:t>voice and accountability</w:t>
-      </w:r>
-      <w:r>
-        <w:rPr>
-          <w:rFonts w:ascii="Times New Roman" w:hAnsi="Times New Roman" w:cs="Times New Roman"/>
-        </w:rPr>
-        <w:t xml:space="preserve">. In regression </w:t>
+        <w:t>all</w:t>
+      </w:r>
+      <w:r>
+        <w:rPr>
+          <w:rFonts w:ascii="Times New Roman" w:hAnsi="Times New Roman" w:cs="Times New Roman"/>
+        </w:rPr>
+        <w:t xml:space="preserve"> </w:t>
+      </w:r>
+      <w:r>
+        <w:rPr>
+          <w:rFonts w:ascii="Times New Roman" w:hAnsi="Times New Roman" w:cs="Times New Roman"/>
+        </w:rPr>
+        <w:t>governance indicators</w:t>
+      </w:r>
+      <w:r>
+        <w:rPr>
+          <w:rFonts w:ascii="Times New Roman" w:hAnsi="Times New Roman" w:cs="Times New Roman"/>
+        </w:rPr>
+        <w:t xml:space="preserve"> were predicted to have negative coefficients, </w:t>
+      </w:r>
+      <w:r>
+        <w:rPr>
+          <w:rFonts w:ascii="Times New Roman" w:hAnsi="Times New Roman" w:cs="Times New Roman"/>
+        </w:rPr>
+        <w:t>yet</w:t>
+      </w:r>
+      <w:r>
+        <w:rPr>
+          <w:rFonts w:ascii="Times New Roman" w:hAnsi="Times New Roman" w:cs="Times New Roman"/>
+        </w:rPr>
+        <w:t xml:space="preserve"> only the coefficient on </w:t>
+      </w:r>
+      <w:proofErr w:type="spellStart"/>
+      <w:r>
+        <w:rPr>
+          <w:rFonts w:ascii="Times New Roman" w:hAnsi="Times New Roman" w:cs="Times New Roman"/>
+        </w:rPr>
+        <w:t>VaA</w:t>
+      </w:r>
+      <w:proofErr w:type="spellEnd"/>
+      <w:r>
+        <w:rPr>
+          <w:rFonts w:ascii="Times New Roman" w:hAnsi="Times New Roman" w:cs="Times New Roman"/>
+        </w:rPr>
+        <w:t xml:space="preserve"> was negative while the rest were positive. </w:t>
+      </w:r>
+      <w:r>
+        <w:rPr>
+          <w:rFonts w:ascii="Times New Roman" w:hAnsi="Times New Roman" w:cs="Times New Roman"/>
+        </w:rPr>
+        <w:t xml:space="preserve">The positive coefficients on </w:t>
+      </w:r>
+      <w:proofErr w:type="spellStart"/>
+      <w:r>
+        <w:rPr>
+          <w:rFonts w:ascii="Times New Roman" w:hAnsi="Times New Roman" w:cs="Times New Roman"/>
+        </w:rPr>
+        <w:t>PolSt</w:t>
+      </w:r>
+      <w:proofErr w:type="spellEnd"/>
+      <w:r>
+        <w:rPr>
+          <w:rFonts w:ascii="Times New Roman" w:hAnsi="Times New Roman" w:cs="Times New Roman"/>
+        </w:rPr>
+        <w:t xml:space="preserve"> and </w:t>
+      </w:r>
+      <w:proofErr w:type="spellStart"/>
+      <w:r>
+        <w:rPr>
+          <w:rFonts w:ascii="Times New Roman" w:hAnsi="Times New Roman" w:cs="Times New Roman"/>
+        </w:rPr>
+        <w:t>RoL</w:t>
+      </w:r>
+      <w:proofErr w:type="spellEnd"/>
+      <w:r>
+        <w:rPr>
+          <w:rFonts w:ascii="Times New Roman" w:hAnsi="Times New Roman" w:cs="Times New Roman"/>
+        </w:rPr>
+        <w:t xml:space="preserve"> may reflect the tendency of politically stable and legally robust systems to promote economic expansion, which often increases industrial production. By contrast, the negative coefficient on </w:t>
+      </w:r>
+      <w:proofErr w:type="spellStart"/>
+      <w:r>
+        <w:rPr>
+          <w:rFonts w:ascii="Times New Roman" w:hAnsi="Times New Roman" w:cs="Times New Roman"/>
+        </w:rPr>
+        <w:t>VaA</w:t>
+      </w:r>
+      <w:proofErr w:type="spellEnd"/>
+      <w:r>
+        <w:rPr>
+          <w:rFonts w:ascii="Times New Roman" w:hAnsi="Times New Roman" w:cs="Times New Roman"/>
+        </w:rPr>
+        <w:t xml:space="preserve"> aligns with </w:t>
+      </w:r>
+      <w:r>
+        <w:rPr>
+          <w:rFonts w:ascii="Times New Roman" w:hAnsi="Times New Roman" w:cs="Times New Roman"/>
+        </w:rPr>
+        <w:t xml:space="preserve">expectations as it promotes civic participation </w:t>
+      </w:r>
+      <w:r>
+        <w:rPr>
+          <w:rFonts w:ascii="Times New Roman" w:hAnsi="Times New Roman" w:cs="Times New Roman"/>
+        </w:rPr>
+        <w:t xml:space="preserve">and </w:t>
+      </w:r>
+      <w:r>
+        <w:rPr>
+          <w:rFonts w:ascii="Times New Roman" w:hAnsi="Times New Roman" w:cs="Times New Roman"/>
+        </w:rPr>
+        <w:t>encourage</w:t>
+      </w:r>
+      <w:r>
+        <w:rPr>
+          <w:rFonts w:ascii="Times New Roman" w:hAnsi="Times New Roman" w:cs="Times New Roman"/>
+        </w:rPr>
+        <w:t>s</w:t>
+      </w:r>
+      <w:r>
+        <w:rPr>
+          <w:rFonts w:ascii="Times New Roman" w:hAnsi="Times New Roman" w:cs="Times New Roman"/>
+        </w:rPr>
+        <w:t xml:space="preserve"> citizens to </w:t>
+      </w:r>
+      <w:r>
+        <w:rPr>
+          <w:rFonts w:ascii="Times New Roman" w:hAnsi="Times New Roman" w:cs="Times New Roman"/>
+        </w:rPr>
+        <w:t xml:space="preserve">pressure </w:t>
+      </w:r>
+      <w:r>
+        <w:rPr>
+          <w:rFonts w:ascii="Times New Roman" w:hAnsi="Times New Roman" w:cs="Times New Roman"/>
+        </w:rPr>
+        <w:t xml:space="preserve">their </w:t>
+      </w:r>
+      <w:r>
+        <w:rPr>
+          <w:rFonts w:ascii="Times New Roman" w:hAnsi="Times New Roman" w:cs="Times New Roman"/>
+        </w:rPr>
+        <w:t xml:space="preserve">governments to pursue </w:t>
+      </w:r>
+      <w:r>
+        <w:rPr>
+          <w:rFonts w:ascii="Times New Roman" w:hAnsi="Times New Roman" w:cs="Times New Roman"/>
+        </w:rPr>
+        <w:t>effective carbon policies</w:t>
+      </w:r>
+      <w:r>
+        <w:rPr>
+          <w:rFonts w:ascii="Times New Roman" w:hAnsi="Times New Roman" w:cs="Times New Roman"/>
+        </w:rPr>
+        <w:t>.</w:t>
+      </w:r>
+      <w:r>
+        <w:rPr>
+          <w:rFonts w:ascii="Times New Roman" w:hAnsi="Times New Roman" w:cs="Times New Roman"/>
+        </w:rPr>
+        <w:t xml:space="preserve"> </w:t>
+      </w:r>
+      <w:r>
+        <w:rPr>
+          <w:rFonts w:ascii="Times New Roman" w:hAnsi="Times New Roman" w:cs="Times New Roman"/>
+        </w:rPr>
+        <w:t xml:space="preserve">In regression </w:t>
       </w:r>
       <w:r>
         <w:rPr>
@@ -15423,7 +15537,7 @@
         <w:rPr>
           <w:rFonts w:ascii="Times New Roman" w:hAnsi="Times New Roman" w:cs="Times New Roman"/>
         </w:rPr>
-        <w:t>3</w:t>
+        <w:t>6</w:t>
       </w:r>
       <w:r>
         <w:rPr>
@@ -15435,13 +15549,109 @@
         <w:rPr>
           <w:rFonts w:ascii="Times New Roman" w:hAnsi="Times New Roman" w:cs="Times New Roman"/>
         </w:rPr>
+        <w:t>, after</w:t>
+      </w:r>
+      <w:r>
+        <w:rPr>
+          <w:rFonts w:ascii="Times New Roman" w:hAnsi="Times New Roman" w:cs="Times New Roman"/>
+        </w:rPr>
+        <w:t xml:space="preserve"> introducing</w:t>
+      </w:r>
+      <w:r>
+        <w:rPr>
+          <w:rFonts w:ascii="Times New Roman" w:hAnsi="Times New Roman" w:cs="Times New Roman"/>
+        </w:rPr>
+        <w:t xml:space="preserve"> the three interaction terms</w:t>
+      </w:r>
+      <w:r>
+        <w:rPr>
+          <w:rFonts w:ascii="Times New Roman" w:hAnsi="Times New Roman" w:cs="Times New Roman"/>
+        </w:rPr>
+        <w:t>, EU*</w:t>
+      </w:r>
+      <w:proofErr w:type="spellStart"/>
+      <w:r>
+        <w:rPr>
+          <w:rFonts w:ascii="Times New Roman" w:hAnsi="Times New Roman" w:cs="Times New Roman"/>
+        </w:rPr>
+        <w:t>PolSt</w:t>
+      </w:r>
+      <w:proofErr w:type="spellEnd"/>
+      <w:r>
+        <w:rPr>
+          <w:rFonts w:ascii="Times New Roman" w:hAnsi="Times New Roman" w:cs="Times New Roman"/>
+        </w:rPr>
+        <w:t xml:space="preserve"> is positive, indicating that being in the EU is able to support sustained industrial activity in politically stable countries to such an extent that the </w:t>
+      </w:r>
+      <w:r>
+        <w:rPr>
+          <w:rFonts w:ascii="Times New Roman" w:hAnsi="Times New Roman" w:cs="Times New Roman"/>
+        </w:rPr>
+        <w:t xml:space="preserve">resulting </w:t>
+      </w:r>
+      <w:r>
+        <w:rPr>
+          <w:rFonts w:ascii="Times New Roman" w:hAnsi="Times New Roman" w:cs="Times New Roman"/>
+        </w:rPr>
+        <w:t>emissions offset any reductions</w:t>
+      </w:r>
+      <w:r>
+        <w:rPr>
+          <w:rFonts w:ascii="Times New Roman" w:hAnsi="Times New Roman" w:cs="Times New Roman"/>
+        </w:rPr>
+        <w:t xml:space="preserve"> in emissions</w:t>
+      </w:r>
+      <w:r>
+        <w:rPr>
+          <w:rFonts w:ascii="Times New Roman" w:hAnsi="Times New Roman" w:cs="Times New Roman"/>
+        </w:rPr>
+        <w:t>. EU*</w:t>
+      </w:r>
+      <w:proofErr w:type="spellStart"/>
+      <w:r>
+        <w:rPr>
+          <w:rFonts w:ascii="Times New Roman" w:hAnsi="Times New Roman" w:cs="Times New Roman"/>
+        </w:rPr>
+        <w:t>VaA</w:t>
+      </w:r>
+      <w:proofErr w:type="spellEnd"/>
+      <w:r>
+        <w:rPr>
+          <w:rFonts w:ascii="Times New Roman" w:hAnsi="Times New Roman" w:cs="Times New Roman"/>
+        </w:rPr>
+        <w:t xml:space="preserve"> is also positive but is much less significant than EU*</w:t>
+      </w:r>
+      <w:proofErr w:type="spellStart"/>
+      <w:r>
+        <w:rPr>
+          <w:rFonts w:ascii="Times New Roman" w:hAnsi="Times New Roman" w:cs="Times New Roman"/>
+        </w:rPr>
+        <w:t>PolSt</w:t>
+      </w:r>
+      <w:proofErr w:type="spellEnd"/>
+      <w:r>
+        <w:rPr>
+          <w:rFonts w:ascii="Times New Roman" w:hAnsi="Times New Roman" w:cs="Times New Roman"/>
+        </w:rPr>
         <w:t xml:space="preserve">, </w:t>
       </w:r>
       <w:r>
         <w:rPr>
           <w:rFonts w:ascii="Times New Roman" w:hAnsi="Times New Roman" w:cs="Times New Roman"/>
         </w:rPr>
-        <w:t>all</w:t>
+        <w:t>suggesting</w:t>
+      </w:r>
+      <w:r>
+        <w:rPr>
+          <w:rFonts w:ascii="Times New Roman" w:hAnsi="Times New Roman" w:cs="Times New Roman"/>
+        </w:rPr>
+        <w:t xml:space="preserve"> that perhaps public sentiment matters </w:t>
+      </w:r>
+      <w:r>
+        <w:rPr>
+          <w:rFonts w:ascii="Times New Roman" w:hAnsi="Times New Roman" w:cs="Times New Roman"/>
+        </w:rPr>
+        <w:t>little</w:t>
       </w:r>
       <w:r>
         <w:rPr>
@@ -15453,354 +15663,76 @@
         <w:rPr>
           <w:rFonts w:ascii="Times New Roman" w:hAnsi="Times New Roman" w:cs="Times New Roman"/>
         </w:rPr>
-        <w:t>governance indicators</w:t>
-      </w:r>
-      <w:r>
-        <w:rPr>
-          <w:rFonts w:ascii="Times New Roman" w:hAnsi="Times New Roman" w:cs="Times New Roman"/>
-        </w:rPr>
-        <w:t xml:space="preserve"> were predicted to have negative coefficients, </w:t>
-      </w:r>
-      <w:r>
-        <w:rPr>
-          <w:rFonts w:ascii="Times New Roman" w:hAnsi="Times New Roman" w:cs="Times New Roman"/>
-        </w:rPr>
-        <w:t>yet</w:t>
-      </w:r>
-      <w:r>
-        <w:rPr>
-          <w:rFonts w:ascii="Times New Roman" w:hAnsi="Times New Roman" w:cs="Times New Roman"/>
-        </w:rPr>
-        <w:t xml:space="preserve"> only the coefficient on </w:t>
+        <w:t>in</w:t>
+      </w:r>
+      <w:r>
+        <w:rPr>
+          <w:rFonts w:ascii="Times New Roman" w:hAnsi="Times New Roman" w:cs="Times New Roman"/>
+        </w:rPr>
+        <w:t xml:space="preserve"> the relationship between EU membership and </w:t>
+      </w:r>
+      <w:r>
+        <w:rPr>
+          <w:rFonts w:ascii="Times New Roman" w:hAnsi="Times New Roman" w:cs="Times New Roman"/>
+        </w:rPr>
+        <w:t>e</w:t>
+      </w:r>
+      <w:r>
+        <w:rPr>
+          <w:rFonts w:ascii="Times New Roman" w:hAnsi="Times New Roman" w:cs="Times New Roman"/>
+        </w:rPr>
+        <w:t xml:space="preserve">missions because the </w:t>
+      </w:r>
+      <w:r>
+        <w:rPr>
+          <w:rFonts w:ascii="Times New Roman" w:hAnsi="Times New Roman" w:cs="Times New Roman"/>
+        </w:rPr>
+        <w:t xml:space="preserve">EU itself prescribes carbon policies and ensures that they are </w:t>
+      </w:r>
+      <w:r>
+        <w:rPr>
+          <w:rFonts w:ascii="Times New Roman" w:hAnsi="Times New Roman" w:cs="Times New Roman"/>
+        </w:rPr>
+        <w:t xml:space="preserve">being </w:t>
+      </w:r>
+      <w:r>
+        <w:rPr>
+          <w:rFonts w:ascii="Times New Roman" w:hAnsi="Times New Roman" w:cs="Times New Roman"/>
+        </w:rPr>
+        <w:t xml:space="preserve">followed by member states. </w:t>
+      </w:r>
+      <w:r>
+        <w:rPr>
+          <w:rFonts w:ascii="Times New Roman" w:hAnsi="Times New Roman" w:cs="Times New Roman"/>
+        </w:rPr>
+        <w:t>Finally, and m</w:t>
+      </w:r>
+      <w:r>
+        <w:rPr>
+          <w:rFonts w:ascii="Times New Roman" w:hAnsi="Times New Roman" w:cs="Times New Roman"/>
+        </w:rPr>
+        <w:t>ost notably, the negative coefficient on EU*</w:t>
       </w:r>
       <w:proofErr w:type="spellStart"/>
       <w:r>
         <w:rPr>
           <w:rFonts w:ascii="Times New Roman" w:hAnsi="Times New Roman" w:cs="Times New Roman"/>
         </w:rPr>
-        <w:t>VaA</w:t>
+        <w:t>RoL</w:t>
       </w:r>
       <w:proofErr w:type="spellEnd"/>
       <w:r>
         <w:rPr>
           <w:rFonts w:ascii="Times New Roman" w:hAnsi="Times New Roman" w:cs="Times New Roman"/>
         </w:rPr>
-        <w:t xml:space="preserve"> was negative while the rest were positive. </w:t>
-      </w:r>
-      <w:r>
-        <w:rPr>
-          <w:rFonts w:ascii="Times New Roman" w:hAnsi="Times New Roman" w:cs="Times New Roman"/>
-        </w:rPr>
-        <w:t xml:space="preserve">The positive coefficients on </w:t>
-      </w:r>
-      <w:proofErr w:type="spellStart"/>
-      <w:r>
-        <w:rPr>
-          <w:rFonts w:ascii="Times New Roman" w:hAnsi="Times New Roman" w:cs="Times New Roman"/>
-        </w:rPr>
-        <w:t>PolSt</w:t>
-      </w:r>
-      <w:proofErr w:type="spellEnd"/>
-      <w:r>
-        <w:rPr>
-          <w:rFonts w:ascii="Times New Roman" w:hAnsi="Times New Roman" w:cs="Times New Roman"/>
-        </w:rPr>
-        <w:t xml:space="preserve"> and </w:t>
-      </w:r>
-      <w:proofErr w:type="spellStart"/>
-      <w:r>
-        <w:rPr>
-          <w:rFonts w:ascii="Times New Roman" w:hAnsi="Times New Roman" w:cs="Times New Roman"/>
-        </w:rPr>
-        <w:t>RoL</w:t>
-      </w:r>
-      <w:proofErr w:type="spellEnd"/>
-      <w:r>
-        <w:rPr>
-          <w:rFonts w:ascii="Times New Roman" w:hAnsi="Times New Roman" w:cs="Times New Roman"/>
-        </w:rPr>
-        <w:t xml:space="preserve"> may reflect the tendency of politically stable and legally robust systems to promote economic expansion, which often increases industrial production. By contrast, the negative coefficient on </w:t>
-      </w:r>
-      <w:proofErr w:type="spellStart"/>
-      <w:r>
-        <w:rPr>
-          <w:rFonts w:ascii="Times New Roman" w:hAnsi="Times New Roman" w:cs="Times New Roman"/>
-        </w:rPr>
-        <w:t>VaA</w:t>
-      </w:r>
-      <w:proofErr w:type="spellEnd"/>
-      <w:r>
-        <w:rPr>
-          <w:rFonts w:ascii="Times New Roman" w:hAnsi="Times New Roman" w:cs="Times New Roman"/>
-        </w:rPr>
-        <w:t xml:space="preserve"> aligns with </w:t>
-      </w:r>
-      <w:r>
-        <w:rPr>
-          <w:rFonts w:ascii="Times New Roman" w:hAnsi="Times New Roman" w:cs="Times New Roman"/>
-        </w:rPr>
-        <w:t>s</w:t>
-      </w:r>
-      <w:r>
-        <w:rPr>
-          <w:rFonts w:ascii="Times New Roman" w:hAnsi="Times New Roman" w:cs="Times New Roman"/>
-        </w:rPr>
-        <w:t xml:space="preserve">and </w:t>
-      </w:r>
-      <w:r>
-        <w:rPr>
-          <w:rFonts w:ascii="Times New Roman" w:hAnsi="Times New Roman" w:cs="Times New Roman"/>
-        </w:rPr>
-        <w:t xml:space="preserve">encourage citizens to </w:t>
-      </w:r>
-      <w:r>
-        <w:rPr>
-          <w:rFonts w:ascii="Times New Roman" w:hAnsi="Times New Roman" w:cs="Times New Roman"/>
-        </w:rPr>
-        <w:t xml:space="preserve">pressure </w:t>
-      </w:r>
-      <w:r>
-        <w:rPr>
-          <w:rFonts w:ascii="Times New Roman" w:hAnsi="Times New Roman" w:cs="Times New Roman"/>
-        </w:rPr>
-        <w:t xml:space="preserve">their </w:t>
-      </w:r>
-      <w:r>
-        <w:rPr>
-          <w:rFonts w:ascii="Times New Roman" w:hAnsi="Times New Roman" w:cs="Times New Roman"/>
-        </w:rPr>
-        <w:t xml:space="preserve">governments to pursue </w:t>
-      </w:r>
-      <w:r>
-        <w:rPr>
-          <w:rFonts w:ascii="Times New Roman" w:hAnsi="Times New Roman" w:cs="Times New Roman"/>
-        </w:rPr>
-        <w:t>effective carbon policies</w:t>
-      </w:r>
-      <w:r>
-        <w:rPr>
-          <w:rFonts w:ascii="Times New Roman" w:hAnsi="Times New Roman" w:cs="Times New Roman"/>
-        </w:rPr>
-        <w:t>.</w:t>
-      </w:r>
-      <w:r>
-        <w:rPr>
-          <w:rFonts w:ascii="Times New Roman" w:hAnsi="Times New Roman" w:cs="Times New Roman"/>
-        </w:rPr>
-        <w:t xml:space="preserve"> </w:t>
-      </w:r>
-      <w:r>
-        <w:rPr>
-          <w:rFonts w:ascii="Times New Roman" w:hAnsi="Times New Roman" w:cs="Times New Roman"/>
-        </w:rPr>
-        <w:t xml:space="preserve">In regression </w:t>
-      </w:r>
-      <w:r>
-        <w:rPr>
-          <w:rFonts w:ascii="Times New Roman" w:hAnsi="Times New Roman" w:cs="Times New Roman"/>
-        </w:rPr>
-        <w:t>(</w:t>
-      </w:r>
-      <w:r>
-        <w:rPr>
-          <w:rFonts w:ascii="Times New Roman" w:hAnsi="Times New Roman" w:cs="Times New Roman"/>
-        </w:rPr>
-        <w:t>6</w:t>
-      </w:r>
-      <w:r>
-        <w:rPr>
-          <w:rFonts w:ascii="Times New Roman" w:hAnsi="Times New Roman" w:cs="Times New Roman"/>
-        </w:rPr>
-        <w:t>)</w:t>
-      </w:r>
-      <w:r>
-        <w:rPr>
-          <w:rFonts w:ascii="Times New Roman" w:hAnsi="Times New Roman" w:cs="Times New Roman"/>
-        </w:rPr>
-        <w:t>, after</w:t>
-      </w:r>
-      <w:r>
-        <w:rPr>
-          <w:rFonts w:ascii="Times New Roman" w:hAnsi="Times New Roman" w:cs="Times New Roman"/>
-        </w:rPr>
-        <w:t xml:space="preserve"> introducing</w:t>
-      </w:r>
-      <w:r>
-        <w:rPr>
-          <w:rFonts w:ascii="Times New Roman" w:hAnsi="Times New Roman" w:cs="Times New Roman"/>
-        </w:rPr>
-        <w:t xml:space="preserve"> the three interaction terms</w:t>
-      </w:r>
-      <w:r>
-        <w:rPr>
-          <w:rFonts w:ascii="Times New Roman" w:hAnsi="Times New Roman" w:cs="Times New Roman"/>
-        </w:rPr>
-        <w:t>, EU*</w:t>
-      </w:r>
-      <w:proofErr w:type="spellStart"/>
-      <w:r>
-        <w:rPr>
-          <w:rFonts w:ascii="Times New Roman" w:hAnsi="Times New Roman" w:cs="Times New Roman"/>
-        </w:rPr>
-        <w:t>PolSt</w:t>
-      </w:r>
-      <w:proofErr w:type="spellEnd"/>
-      <w:r>
-        <w:rPr>
-          <w:rFonts w:ascii="Times New Roman" w:hAnsi="Times New Roman" w:cs="Times New Roman"/>
-        </w:rPr>
-        <w:t xml:space="preserve"> is positive, indicating that being in the EU is able to support sustained industrial activity in politically stable countries to such an extent that the </w:t>
-      </w:r>
-      <w:r>
-        <w:rPr>
-          <w:rFonts w:ascii="Times New Roman" w:hAnsi="Times New Roman" w:cs="Times New Roman"/>
-        </w:rPr>
-        <w:t xml:space="preserve">resulting </w:t>
-      </w:r>
-      <w:r>
-        <w:rPr>
-          <w:rFonts w:ascii="Times New Roman" w:hAnsi="Times New Roman" w:cs="Times New Roman"/>
-        </w:rPr>
-        <w:t>emissions offset any reductions</w:t>
-      </w:r>
-      <w:r>
-        <w:rPr>
-          <w:rFonts w:ascii="Times New Roman" w:hAnsi="Times New Roman" w:cs="Times New Roman"/>
-        </w:rPr>
-        <w:t xml:space="preserve"> in emissions</w:t>
-      </w:r>
-      <w:r>
-        <w:rPr>
-          <w:rFonts w:ascii="Times New Roman" w:hAnsi="Times New Roman" w:cs="Times New Roman"/>
-        </w:rPr>
-        <w:t>. EU*</w:t>
-      </w:r>
-      <w:proofErr w:type="spellStart"/>
-      <w:r>
-        <w:rPr>
-          <w:rFonts w:ascii="Times New Roman" w:hAnsi="Times New Roman" w:cs="Times New Roman"/>
-        </w:rPr>
-        <w:t>VaA</w:t>
-      </w:r>
-      <w:proofErr w:type="spellEnd"/>
-      <w:r>
-        <w:rPr>
-          <w:rFonts w:ascii="Times New Roman" w:hAnsi="Times New Roman" w:cs="Times New Roman"/>
-        </w:rPr>
-        <w:t xml:space="preserve"> is also positive but is much less significant than EU*</w:t>
-      </w:r>
-      <w:proofErr w:type="spellStart"/>
-      <w:r>
-        <w:rPr>
-          <w:rFonts w:ascii="Times New Roman" w:hAnsi="Times New Roman" w:cs="Times New Roman"/>
-        </w:rPr>
-        <w:t>PolSt</w:t>
-      </w:r>
-      <w:proofErr w:type="spellEnd"/>
-      <w:r>
-        <w:rPr>
-          <w:rFonts w:ascii="Times New Roman" w:hAnsi="Times New Roman" w:cs="Times New Roman"/>
-        </w:rPr>
-        <w:t xml:space="preserve">, </w:t>
-      </w:r>
-      <w:r>
-        <w:rPr>
-          <w:rFonts w:ascii="Times New Roman" w:hAnsi="Times New Roman" w:cs="Times New Roman"/>
-        </w:rPr>
-        <w:t>suggesting</w:t>
-      </w:r>
-      <w:r>
-        <w:rPr>
-          <w:rFonts w:ascii="Times New Roman" w:hAnsi="Times New Roman" w:cs="Times New Roman"/>
-        </w:rPr>
-        <w:t xml:space="preserve"> that perhaps public sentiment matters </w:t>
-      </w:r>
-      <w:r>
-        <w:rPr>
-          <w:rFonts w:ascii="Times New Roman" w:hAnsi="Times New Roman" w:cs="Times New Roman"/>
-        </w:rPr>
-        <w:t>little</w:t>
-      </w:r>
-      <w:r>
-        <w:rPr>
-          <w:rFonts w:ascii="Times New Roman" w:hAnsi="Times New Roman" w:cs="Times New Roman"/>
-        </w:rPr>
-        <w:t xml:space="preserve"> </w:t>
-      </w:r>
-      <w:r>
-        <w:rPr>
-          <w:rFonts w:ascii="Times New Roman" w:hAnsi="Times New Roman" w:cs="Times New Roman"/>
-        </w:rPr>
-        <w:t>in</w:t>
-      </w:r>
-      <w:r>
-        <w:rPr>
-          <w:rFonts w:ascii="Times New Roman" w:hAnsi="Times New Roman" w:cs="Times New Roman"/>
-        </w:rPr>
-        <w:t xml:space="preserve"> the relationship between EU membership and </w:t>
-      </w:r>
-      <w:r>
-        <w:rPr>
-          <w:rFonts w:ascii="Times New Roman" w:hAnsi="Times New Roman" w:cs="Times New Roman"/>
-        </w:rPr>
-        <w:t>e</w:t>
-      </w:r>
-      <w:r>
-        <w:rPr>
-          <w:rFonts w:ascii="Times New Roman" w:hAnsi="Times New Roman" w:cs="Times New Roman"/>
-        </w:rPr>
-        <w:t xml:space="preserve">missions because the </w:t>
-      </w:r>
-      <w:r>
-        <w:rPr>
-          <w:rFonts w:ascii="Times New Roman" w:hAnsi="Times New Roman" w:cs="Times New Roman"/>
-        </w:rPr>
-        <w:t xml:space="preserve">EU itself prescribes carbon policies and ensures that they are </w:t>
-      </w:r>
-      <w:r>
-        <w:rPr>
-          <w:rFonts w:ascii="Times New Roman" w:hAnsi="Times New Roman" w:cs="Times New Roman"/>
-        </w:rPr>
-        <w:t xml:space="preserve">being </w:t>
-      </w:r>
-      <w:r>
-        <w:rPr>
-          <w:rFonts w:ascii="Times New Roman" w:hAnsi="Times New Roman" w:cs="Times New Roman"/>
-        </w:rPr>
-        <w:t xml:space="preserve">followed by member states. </w:t>
-      </w:r>
-      <w:r>
-        <w:rPr>
-          <w:rFonts w:ascii="Times New Roman" w:hAnsi="Times New Roman" w:cs="Times New Roman"/>
-        </w:rPr>
-        <w:t>Finally, and m</w:t>
-      </w:r>
-      <w:r>
-        <w:rPr>
-          <w:rFonts w:ascii="Times New Roman" w:hAnsi="Times New Roman" w:cs="Times New Roman"/>
-        </w:rPr>
-        <w:t>ost notably, the negative coefficient on EU*</w:t>
-      </w:r>
-      <w:proofErr w:type="spellStart"/>
-      <w:r>
-        <w:rPr>
-          <w:rFonts w:ascii="Times New Roman" w:hAnsi="Times New Roman" w:cs="Times New Roman"/>
-        </w:rPr>
-        <w:t>RoL</w:t>
-      </w:r>
-      <w:proofErr w:type="spellEnd"/>
-      <w:r>
-        <w:rPr>
-          <w:rFonts w:ascii="Times New Roman" w:hAnsi="Times New Roman" w:cs="Times New Roman"/>
-        </w:rPr>
-        <w:t xml:space="preserve"> indicates that being in the EU enhances </w:t>
+        <w:t xml:space="preserve"> indicates that being in the EU enhances the effectiveness of </w:t>
       </w:r>
       <w:r>
         <w:rPr>
           <w:rFonts w:ascii="Times New Roman" w:hAnsi="Times New Roman" w:cs="Times New Roman"/>
         </w:rPr>
         <w:lastRenderedPageBreak/>
-        <w:t>the effectiveness of legal institutions and therefore improve</w:t>
+        <w:t>legal institutions and therefore improve</w:t>
       </w:r>
       <w:r>
         <w:rPr>
@@ -15943,7 +15875,115 @@
         <w:rPr>
           <w:rFonts w:ascii="Times New Roman" w:hAnsi="Times New Roman" w:cs="Times New Roman"/>
         </w:rPr>
-        <w:t>only</w:t>
+        <w:t xml:space="preserve">only </w:t>
+      </w:r>
+      <w:r>
+        <w:rPr>
+          <w:rFonts w:ascii="Times New Roman" w:hAnsi="Times New Roman" w:cs="Times New Roman"/>
+        </w:rPr>
+        <w:t xml:space="preserve">occur when member states have robust governance structures that protect the </w:t>
+      </w:r>
+      <w:r>
+        <w:rPr>
+          <w:rFonts w:ascii="Times New Roman" w:hAnsi="Times New Roman" w:cs="Times New Roman"/>
+        </w:rPr>
+        <w:t>r</w:t>
+      </w:r>
+      <w:r>
+        <w:rPr>
+          <w:rFonts w:ascii="Times New Roman" w:hAnsi="Times New Roman" w:cs="Times New Roman"/>
+        </w:rPr>
+        <w:t xml:space="preserve">ule of </w:t>
+      </w:r>
+      <w:r>
+        <w:rPr>
+          <w:rFonts w:ascii="Times New Roman" w:hAnsi="Times New Roman" w:cs="Times New Roman"/>
+        </w:rPr>
+        <w:t>l</w:t>
+      </w:r>
+      <w:r>
+        <w:rPr>
+          <w:rFonts w:ascii="Times New Roman" w:hAnsi="Times New Roman" w:cs="Times New Roman"/>
+        </w:rPr>
+        <w:t>aw</w:t>
+      </w:r>
+      <w:r>
+        <w:rPr>
+          <w:rFonts w:ascii="Times New Roman" w:hAnsi="Times New Roman" w:cs="Times New Roman"/>
+        </w:rPr>
+        <w:t>, that is, s</w:t>
+      </w:r>
+      <w:r>
+        <w:rPr>
+          <w:rFonts w:ascii="Times New Roman" w:hAnsi="Times New Roman" w:cs="Times New Roman"/>
+        </w:rPr>
+        <w:t xml:space="preserve">trong legal institutions </w:t>
+      </w:r>
+      <w:r>
+        <w:rPr>
+          <w:rFonts w:ascii="Times New Roman" w:hAnsi="Times New Roman" w:cs="Times New Roman"/>
+        </w:rPr>
+        <w:t xml:space="preserve">that </w:t>
+      </w:r>
+      <w:r>
+        <w:rPr>
+          <w:rFonts w:ascii="Times New Roman" w:hAnsi="Times New Roman" w:cs="Times New Roman"/>
+        </w:rPr>
+        <w:t xml:space="preserve">enable the recognition, adoption, and enforcement of carbon policies. While rule of law is associated with higher emissions in non-EU countries, EU membership essentially reverses the effect: </w:t>
+      </w:r>
+      <w:r>
+        <w:rPr>
+          <w:rFonts w:ascii="Times New Roman" w:hAnsi="Times New Roman" w:cs="Times New Roman"/>
+        </w:rPr>
+        <w:t xml:space="preserve">By keeping member states accountable for any failures to abide by supranational laws, it strengthens the country’s legal institutions in such a way that it becomes more adept at handling all carbon-related policies regardless of their provenance. </w:t>
+      </w:r>
+      <w:r>
+        <w:rPr>
+          <w:rFonts w:ascii="Times New Roman" w:hAnsi="Times New Roman" w:cs="Times New Roman"/>
+        </w:rPr>
+        <w:t>It may be counterintuitive to say that t</w:t>
+      </w:r>
+      <w:r>
+        <w:rPr>
+          <w:rFonts w:ascii="Times New Roman" w:hAnsi="Times New Roman" w:cs="Times New Roman"/>
+        </w:rPr>
+        <w:t xml:space="preserve">his </w:t>
+      </w:r>
+      <w:r>
+        <w:rPr>
+          <w:rFonts w:ascii="Times New Roman" w:hAnsi="Times New Roman" w:cs="Times New Roman"/>
+        </w:rPr>
+        <w:t xml:space="preserve">finding </w:t>
+      </w:r>
+      <w:r>
+        <w:rPr>
+          <w:rFonts w:ascii="Times New Roman" w:hAnsi="Times New Roman" w:cs="Times New Roman"/>
+        </w:rPr>
+        <w:t>provides indirect support for the claim that EU</w:t>
+      </w:r>
+      <w:r>
+        <w:rPr>
+          <w:rFonts w:ascii="Times New Roman" w:hAnsi="Times New Roman" w:cs="Times New Roman"/>
+        </w:rPr>
+        <w:t xml:space="preserve">-exclusive policies lead </w:t>
+      </w:r>
+      <w:r>
+        <w:rPr>
+          <w:rFonts w:ascii="Times New Roman" w:hAnsi="Times New Roman" w:cs="Times New Roman"/>
+        </w:rPr>
+        <w:t>to lower emissions</w:t>
+      </w:r>
+      <w:r>
+        <w:rPr>
+          <w:rFonts w:ascii="Times New Roman" w:hAnsi="Times New Roman" w:cs="Times New Roman"/>
+        </w:rPr>
+        <w:t>; w</w:t>
+      </w:r>
+      <w:r>
+        <w:rPr>
+          <w:rFonts w:ascii="Times New Roman" w:hAnsi="Times New Roman" w:cs="Times New Roman"/>
+        </w:rPr>
+        <w:t>ithout effective carbon policies, even strong legal institutions would not translate into reduced emissions, as there may not be enforceable regulations to uphold</w:t>
       </w:r>
       <w:r>
         <w:rPr>
@@ -15955,127 +15995,13 @@
         <w:rPr>
           <w:rFonts w:ascii="Times New Roman" w:hAnsi="Times New Roman" w:cs="Times New Roman"/>
         </w:rPr>
-        <w:t xml:space="preserve">occur when member states have robust governance structures that protect the </w:t>
-      </w:r>
-      <w:r>
-        <w:rPr>
-          <w:rFonts w:ascii="Times New Roman" w:hAnsi="Times New Roman" w:cs="Times New Roman"/>
-        </w:rPr>
-        <w:t>r</w:t>
-      </w:r>
-      <w:r>
-        <w:rPr>
-          <w:rFonts w:ascii="Times New Roman" w:hAnsi="Times New Roman" w:cs="Times New Roman"/>
-        </w:rPr>
-        <w:t xml:space="preserve">ule of </w:t>
-      </w:r>
-      <w:r>
-        <w:rPr>
-          <w:rFonts w:ascii="Times New Roman" w:hAnsi="Times New Roman" w:cs="Times New Roman"/>
-        </w:rPr>
-        <w:t>l</w:t>
-      </w:r>
-      <w:r>
-        <w:rPr>
-          <w:rFonts w:ascii="Times New Roman" w:hAnsi="Times New Roman" w:cs="Times New Roman"/>
-        </w:rPr>
-        <w:t>aw</w:t>
-      </w:r>
-      <w:r>
-        <w:rPr>
-          <w:rFonts w:ascii="Times New Roman" w:hAnsi="Times New Roman" w:cs="Times New Roman"/>
-        </w:rPr>
-        <w:t>, that is, s</w:t>
-      </w:r>
-      <w:r>
-        <w:rPr>
-          <w:rFonts w:ascii="Times New Roman" w:hAnsi="Times New Roman" w:cs="Times New Roman"/>
-        </w:rPr>
-        <w:t xml:space="preserve">trong legal institutions </w:t>
-      </w:r>
-      <w:r>
-        <w:rPr>
-          <w:rFonts w:ascii="Times New Roman" w:hAnsi="Times New Roman" w:cs="Times New Roman"/>
-        </w:rPr>
-        <w:t xml:space="preserve">that </w:t>
-      </w:r>
-      <w:r>
-        <w:rPr>
-          <w:rFonts w:ascii="Times New Roman" w:hAnsi="Times New Roman" w:cs="Times New Roman"/>
-        </w:rPr>
-        <w:t xml:space="preserve">enable the recognition, adoption, and enforcement of carbon policies. While rule of law is associated with higher emissions in non-EU countries, EU membership essentially reverses the effect: </w:t>
-      </w:r>
-      <w:r>
-        <w:rPr>
-          <w:rFonts w:ascii="Times New Roman" w:hAnsi="Times New Roman" w:cs="Times New Roman"/>
-        </w:rPr>
-        <w:t xml:space="preserve">By keeping member states accountable for any failures to abide by supranational laws, it strengthens the country’s legal institutions in such a way that it becomes more adept at handling all carbon-related policies regardless of their provenance. </w:t>
-      </w:r>
-      <w:r>
-        <w:rPr>
-          <w:rFonts w:ascii="Times New Roman" w:hAnsi="Times New Roman" w:cs="Times New Roman"/>
-        </w:rPr>
-        <w:t>This provides indirect support for the claim that EU</w:t>
-      </w:r>
-      <w:r>
-        <w:rPr>
-          <w:rFonts w:ascii="Times New Roman" w:hAnsi="Times New Roman" w:cs="Times New Roman"/>
-        </w:rPr>
-        <w:t xml:space="preserve">-exclusive policies lead </w:t>
-      </w:r>
-      <w:r>
-        <w:rPr>
-          <w:rFonts w:ascii="Times New Roman" w:hAnsi="Times New Roman" w:cs="Times New Roman"/>
-        </w:rPr>
-        <w:t>to lower emissions</w:t>
-      </w:r>
-      <w:r>
-        <w:rPr>
-          <w:rFonts w:ascii="Times New Roman" w:hAnsi="Times New Roman" w:cs="Times New Roman"/>
-        </w:rPr>
-        <w:t>. W</w:t>
-      </w:r>
-      <w:r>
-        <w:rPr>
-          <w:rFonts w:ascii="Times New Roman" w:hAnsi="Times New Roman" w:cs="Times New Roman"/>
-        </w:rPr>
-        <w:t xml:space="preserve">ithout effective carbon policies, even strong legal institutions would not translate into reduced emissions, as there </w:t>
-      </w:r>
-      <w:r>
-        <w:rPr>
-          <w:rFonts w:ascii="Times New Roman" w:hAnsi="Times New Roman" w:cs="Times New Roman"/>
-        </w:rPr>
-        <w:t>may not be</w:t>
-      </w:r>
-      <w:r>
-        <w:rPr>
-          <w:rFonts w:ascii="Times New Roman" w:hAnsi="Times New Roman" w:cs="Times New Roman"/>
-        </w:rPr>
-        <w:t xml:space="preserve"> enforceable regulations to uphold</w:t>
-      </w:r>
-      <w:r>
-        <w:rPr>
-          <w:rFonts w:ascii="Times New Roman" w:hAnsi="Times New Roman" w:cs="Times New Roman"/>
-        </w:rPr>
-        <w:t xml:space="preserve"> </w:t>
-      </w:r>
-      <w:r>
-        <w:rPr>
-          <w:rFonts w:ascii="Times New Roman" w:hAnsi="Times New Roman" w:cs="Times New Roman"/>
-        </w:rPr>
-        <w:t>to begin with</w:t>
-      </w:r>
-      <w:r>
-        <w:rPr>
-          <w:rFonts w:ascii="Times New Roman" w:hAnsi="Times New Roman" w:cs="Times New Roman"/>
-        </w:rPr>
-        <w:t>.</w:t>
-      </w:r>
-      <w:r>
-        <w:rPr>
-          <w:rFonts w:ascii="Times New Roman" w:hAnsi="Times New Roman" w:cs="Times New Roman"/>
-        </w:rPr>
-        <w:t xml:space="preserve"> </w:t>
+        <w:t>in the first place</w:t>
+      </w:r>
+      <w:r>
+        <w:rPr>
+          <w:rFonts w:ascii="Times New Roman" w:hAnsi="Times New Roman" w:cs="Times New Roman"/>
+        </w:rPr>
+        <w:t xml:space="preserve">. </w:t>
       </w:r>
     </w:p>
     <w:p>
@@ -16198,13 +16124,49 @@
         <w:rPr>
           <w:rFonts w:ascii="Times New Roman" w:hAnsi="Times New Roman" w:cs="Times New Roman"/>
         </w:rPr>
-        <w:t xml:space="preserve">Although it is true that EU regulations tend to be more stringent versions of their UN counterpart, without accounting for the influence of UN policies, it is difficult to disentangle the effects of EU and UN membership on emissions, particularly because all EU countries are also members of the UN. </w:t>
-      </w:r>
-      <w:r>
-        <w:rPr>
-          <w:rFonts w:ascii="Times New Roman" w:hAnsi="Times New Roman" w:cs="Times New Roman"/>
-        </w:rPr>
-        <w:t xml:space="preserve">Future studies could compile panel data for all countries, including membership dates for relevant international organizations, to make broader claims about the impact of global carbon pricing policies. A global analysis would also allow for additional interaction terms, such as continent or regional factors. Alternatively, research could focus on the effect of a specific international carbon pricing policy using a difference-in-differences approach, providing more </w:t>
+        <w:t>W</w:t>
+      </w:r>
+      <w:r>
+        <w:rPr>
+          <w:rFonts w:ascii="Times New Roman" w:hAnsi="Times New Roman" w:cs="Times New Roman"/>
+        </w:rPr>
+        <w:t xml:space="preserve">ithout accounting for the influence of UN policies, it is difficult to disentangle the effects of EU and UN membership on emissions, particularly because all EU countries are also members of the UN. </w:t>
+      </w:r>
+      <w:r>
+        <w:rPr>
+          <w:rFonts w:ascii="Times New Roman" w:hAnsi="Times New Roman" w:cs="Times New Roman"/>
+        </w:rPr>
+        <w:t xml:space="preserve">It is worth noting, however, that EU carbon policies are more stringent than their UN counterparts, so compliance with the former means compliance with the latter in most cases. </w:t>
+      </w:r>
+      <w:r>
+        <w:rPr>
+          <w:rFonts w:ascii="Times New Roman" w:hAnsi="Times New Roman" w:cs="Times New Roman"/>
+        </w:rPr>
+        <w:t xml:space="preserve">Future studies could </w:t>
+      </w:r>
+      <w:r>
+        <w:rPr>
+          <w:rFonts w:ascii="Times New Roman" w:hAnsi="Times New Roman" w:cs="Times New Roman"/>
+        </w:rPr>
+        <w:t>gather</w:t>
+      </w:r>
+      <w:r>
+        <w:rPr>
+          <w:rFonts w:ascii="Times New Roman" w:hAnsi="Times New Roman" w:cs="Times New Roman"/>
+        </w:rPr>
+        <w:t xml:space="preserve"> panel data for all countries, including membership dates for relevant international organizations, to make broader claims about the impact of global carbon pricing policies. A global analysis would also allow for additional interaction terms, such as continent</w:t>
+      </w:r>
+      <w:r>
+        <w:rPr>
+          <w:rFonts w:ascii="Times New Roman" w:hAnsi="Times New Roman" w:cs="Times New Roman"/>
+        </w:rPr>
+        <w:t>al</w:t>
+      </w:r>
+      <w:r>
+        <w:rPr>
+          <w:rFonts w:ascii="Times New Roman" w:hAnsi="Times New Roman" w:cs="Times New Roman"/>
+        </w:rPr>
+        <w:t xml:space="preserve"> or regional factors. Alternatively, research could focus on the effect of a specific international carbon pricing policy using a difference-in-differences approach, providing more </w:t>
       </w:r>
       <w:r>
         <w:rPr>
@@ -16333,16 +16295,6 @@
     <w:p>
       <w:pPr>
         <w:spacing w:line="480" w:lineRule="auto"/>
-        <w:ind w:firstLine="720"/>
-        <w:rPr>
-          <w:rFonts w:ascii="Times New Roman" w:hAnsi="Times New Roman" w:cs="Times New Roman"/>
-        </w:rPr>
-      </w:pPr>
-    </w:p>
-    <w:p>
-      <w:pPr>
-        <w:spacing w:line="480" w:lineRule="auto"/>
-        <w:ind w:firstLine="720"/>
         <w:rPr>
           <w:rFonts w:ascii="Times New Roman" w:hAnsi="Times New Roman" w:cs="Times New Roman"/>
         </w:rPr>
@@ -18715,21 +18667,7 @@
         <w:rPr>
           <w:rFonts w:ascii="Times New Roman" w:hAnsi="Times New Roman" w:cs="Times New Roman"/>
         </w:rPr>
-        <w:t>2 "</w:t>
-      </w:r>
-      <w:proofErr w:type="gramStart"/>
-      <w:r>
-        <w:rPr>
-          <w:rFonts w:ascii="Times New Roman" w:hAnsi="Times New Roman" w:cs="Times New Roman"/>
-        </w:rPr>
-        <w:t>Non-EU</w:t>
-      </w:r>
-      <w:proofErr w:type="gramEnd"/>
-      <w:r>
-        <w:rPr>
-          <w:rFonts w:ascii="Times New Roman" w:hAnsi="Times New Roman" w:cs="Times New Roman"/>
-        </w:rPr>
-        <w:t xml:space="preserve">")) </w:t>
+        <w:t xml:space="preserve">2 "Non-EU")) </w:t>
       </w:r>
       <w:proofErr w:type="spellStart"/>
       <w:proofErr w:type="gramStart"/>
